--- a/Rapport de stage.docx
+++ b/Rapport de stage.docx
@@ -228,98 +228,84 @@
       <w:r>
         <w:rPr>
           <w:sz w:val="24"/>
-          <w:lang w:val="en-US"/>
         </w:rPr>
         <w:br/>
       </w:r>
       <w:r>
         <w:rPr>
           <w:sz w:val="24"/>
-          <w:lang w:val="en-US"/>
         </w:rPr>
         <w:br/>
       </w:r>
       <w:r>
         <w:rPr>
           <w:sz w:val="24"/>
-          <w:lang w:val="en-US"/>
         </w:rPr>
         <w:br/>
       </w:r>
       <w:r>
         <w:rPr>
           <w:sz w:val="24"/>
-          <w:lang w:val="en-US"/>
         </w:rPr>
         <w:br/>
       </w:r>
       <w:r>
         <w:rPr>
           <w:sz w:val="24"/>
-          <w:lang w:val="en-US"/>
         </w:rPr>
         <w:br/>
       </w:r>
       <w:r>
         <w:rPr>
           <w:sz w:val="24"/>
-          <w:lang w:val="en-US"/>
         </w:rPr>
         <w:br/>
       </w:r>
       <w:r>
         <w:rPr>
           <w:sz w:val="24"/>
-          <w:lang w:val="en-US"/>
         </w:rPr>
         <w:br/>
       </w:r>
       <w:r>
         <w:rPr>
           <w:sz w:val="24"/>
-          <w:lang w:val="en-US"/>
         </w:rPr>
         <w:br/>
       </w:r>
       <w:r>
         <w:rPr>
           <w:sz w:val="24"/>
-          <w:lang w:val="en-US"/>
         </w:rPr>
         <w:br/>
       </w:r>
       <w:r>
         <w:rPr>
           <w:sz w:val="24"/>
-          <w:lang w:val="en-US"/>
         </w:rPr>
         <w:br/>
       </w:r>
       <w:r>
         <w:rPr>
           <w:sz w:val="24"/>
-          <w:lang w:val="en-US"/>
         </w:rPr>
         <w:br/>
       </w:r>
       <w:r>
         <w:rPr>
           <w:sz w:val="24"/>
-          <w:lang w:val="en-US"/>
         </w:rPr>
         <w:br/>
       </w:r>
       <w:r>
         <w:rPr>
           <w:sz w:val="24"/>
-          <w:lang w:val="en-US"/>
         </w:rPr>
         <w:br/>
       </w:r>
       <w:r>
         <w:rPr>
           <w:sz w:val="24"/>
-          <w:lang w:val="en-US"/>
         </w:rPr>
         <w:t xml:space="preserve">   </w:t>
       </w:r>
@@ -1164,7 +1150,8 @@
     <w:p>
       <w:pPr>
         <w:rPr>
-          <w:szCs w:val="28"/>
+          <w:sz w:val="32"/>
+          <w:szCs w:val="32"/>
           <w:lang w:val="en-US"/>
         </w:rPr>
       </w:pPr>
@@ -1264,28 +1251,16 @@
           <w:lang w:val="en-US"/>
         </w:rPr>
         <w:br/>
-      </w:r>
-    </w:p>
-    <w:p>
-      <w:pPr>
-        <w:spacing w:after="16" w:line="249" w:lineRule="auto"/>
-        <w:ind w:left="320" w:firstLine="0"/>
-        <w:rPr>
-          <w:sz w:val="32"/>
-          <w:szCs w:val="32"/>
-          <w:lang w:val="en-US"/>
-        </w:rPr>
-      </w:pPr>
-    </w:p>
-    <w:p>
-      <w:pPr>
-        <w:spacing w:after="16" w:line="249" w:lineRule="auto"/>
-        <w:rPr>
-          <w:sz w:val="32"/>
-          <w:szCs w:val="32"/>
-          <w:lang w:val="en-US"/>
-        </w:rPr>
-      </w:pPr>
+        <w:t xml:space="preserve">                  </w:t>
+      </w:r>
+      <w:r>
+        <w:rPr>
+          <w:sz w:val="32"/>
+          <w:szCs w:val="32"/>
+          <w:lang w:val="en-US"/>
+        </w:rPr>
+        <w:t>5.3.1. Objective and Methodology</w:t>
+      </w:r>
       <w:r>
         <w:rPr>
           <w:sz w:val="32"/>
@@ -1293,99 +1268,148 @@
           <w:lang w:val="en-US"/>
         </w:rPr>
         <w:br/>
-      </w:r>
-    </w:p>
-    <w:p>
-      <w:pPr>
-        <w:spacing w:after="16" w:line="249" w:lineRule="auto"/>
-        <w:rPr>
-          <w:rFonts w:eastAsiaTheme="majorEastAsia"/>
-          <w:sz w:val="32"/>
-          <w:szCs w:val="32"/>
-          <w:lang w:val="en-US"/>
-        </w:rPr>
-      </w:pPr>
-    </w:p>
-    <w:p>
-      <w:pPr>
-        <w:spacing w:after="16" w:line="249" w:lineRule="auto"/>
-        <w:rPr>
-          <w:lang w:val="en-US"/>
-        </w:rPr>
-      </w:pPr>
-    </w:p>
-    <w:p>
-      <w:pPr>
-        <w:spacing w:after="16" w:line="249" w:lineRule="auto"/>
-        <w:rPr>
-          <w:rFonts w:eastAsiaTheme="majorEastAsia"/>
-          <w:sz w:val="32"/>
-          <w:szCs w:val="32"/>
-          <w:lang w:val="en-US"/>
-        </w:rPr>
-      </w:pPr>
-    </w:p>
-    <w:p>
-      <w:pPr>
-        <w:spacing w:after="16" w:line="249" w:lineRule="auto"/>
-        <w:rPr>
-          <w:lang w:val="en-US"/>
-        </w:rPr>
-      </w:pPr>
-      <w:r>
-        <w:rPr>
-          <w:rFonts w:eastAsiaTheme="majorEastAsia"/>
-          <w:sz w:val="32"/>
-          <w:szCs w:val="32"/>
-          <w:lang w:val="en-US"/>
-        </w:rPr>
-        <w:tab/>
-      </w:r>
-      <w:r>
-        <w:rPr>
-          <w:rFonts w:eastAsiaTheme="majorEastAsia"/>
-          <w:sz w:val="32"/>
-          <w:szCs w:val="32"/>
-          <w:lang w:val="en-US"/>
-        </w:rPr>
-        <w:tab/>
-      </w:r>
-    </w:p>
-    <w:p>
-      <w:pPr>
-        <w:spacing w:after="16" w:line="249" w:lineRule="auto"/>
-        <w:ind w:left="718"/>
-        <w:rPr>
-          <w:lang w:val="en-US"/>
-        </w:rPr>
-      </w:pPr>
-    </w:p>
-    <w:p>
-      <w:pPr>
-        <w:spacing w:after="350" w:line="249" w:lineRule="auto"/>
-        <w:ind w:left="0" w:firstLine="0"/>
-        <w:rPr>
-          <w:lang w:val="en-US"/>
-        </w:rPr>
-      </w:pPr>
-    </w:p>
-    <w:p>
-      <w:pPr>
-        <w:ind w:firstLine="0"/>
-        <w:rPr>
-          <w:szCs w:val="28"/>
-          <w:lang w:val="en-US"/>
-        </w:rPr>
-      </w:pPr>
-      <w:r>
-        <w:rPr>
-          <w:rStyle w:val="TitreCar"/>
-          <w:rFonts w:ascii="Times New Roman" w:hAnsi="Times New Roman" w:cs="Times New Roman"/>
-          <w:sz w:val="72"/>
-          <w:szCs w:val="72"/>
-          <w:lang w:val="en-US"/>
-        </w:rPr>
-        <w:t xml:space="preserve">          </w:t>
+        <w:t xml:space="preserve">                  </w:t>
+      </w:r>
+      <w:r>
+        <w:rPr>
+          <w:sz w:val="32"/>
+          <w:szCs w:val="32"/>
+          <w:lang w:val="en-US"/>
+        </w:rPr>
+        <w:t>5.3.2. Cybersecurity Strategy Mission for the RATP Group</w:t>
+      </w:r>
+      <w:r>
+        <w:rPr>
+          <w:sz w:val="32"/>
+          <w:szCs w:val="32"/>
+          <w:lang w:val="en-US"/>
+        </w:rPr>
+        <w:br/>
+        <w:t xml:space="preserve">                     </w:t>
+      </w:r>
+      <w:r>
+        <w:rPr>
+          <w:sz w:val="32"/>
+          <w:szCs w:val="32"/>
+          <w:lang w:val="en-US"/>
+        </w:rPr>
+        <w:t>5.3.2.1. Adaptation of the Assessment Template</w:t>
+      </w:r>
+      <w:r>
+        <w:rPr>
+          <w:sz w:val="32"/>
+          <w:szCs w:val="32"/>
+          <w:lang w:val="en-US"/>
+        </w:rPr>
+        <w:br/>
+        <w:t xml:space="preserve">                     </w:t>
+      </w:r>
+      <w:r>
+        <w:rPr>
+          <w:sz w:val="32"/>
+          <w:szCs w:val="32"/>
+          <w:lang w:val="en-US"/>
+        </w:rPr>
+        <w:t>5.3.2.2. Adaptation of Workshop Methodology to Client Needs</w:t>
+      </w:r>
+      <w:r>
+        <w:rPr>
+          <w:sz w:val="32"/>
+          <w:szCs w:val="32"/>
+          <w:lang w:val="en-US"/>
+        </w:rPr>
+        <w:br/>
+      </w:r>
+      <w:r>
+        <w:rPr>
+          <w:sz w:val="32"/>
+          <w:szCs w:val="32"/>
+          <w:lang w:val="en-US"/>
+        </w:rPr>
+        <w:t xml:space="preserve">                  </w:t>
+      </w:r>
+      <w:r>
+        <w:rPr>
+          <w:sz w:val="32"/>
+          <w:szCs w:val="32"/>
+          <w:lang w:val="en-US"/>
+        </w:rPr>
+        <w:t>5.3.3. Illustrative Exampl</w:t>
+      </w:r>
+      <w:r>
+        <w:rPr>
+          <w:sz w:val="32"/>
+          <w:szCs w:val="32"/>
+          <w:lang w:val="en-US"/>
+        </w:rPr>
+        <w:t>e</w:t>
+      </w:r>
+      <w:r>
+        <w:rPr>
+          <w:sz w:val="32"/>
+          <w:szCs w:val="32"/>
+          <w:lang w:val="en-US"/>
+        </w:rPr>
+        <w:br/>
+        <w:t xml:space="preserve">             </w:t>
+      </w:r>
+      <w:r>
+        <w:rPr>
+          <w:sz w:val="32"/>
+          <w:szCs w:val="32"/>
+          <w:lang w:val="en-US"/>
+        </w:rPr>
+        <w:t>5.</w:t>
+      </w:r>
+      <w:r>
+        <w:rPr>
+          <w:sz w:val="32"/>
+          <w:szCs w:val="32"/>
+          <w:lang w:val="en-US"/>
+        </w:rPr>
+        <w:t>4</w:t>
+      </w:r>
+      <w:r>
+        <w:rPr>
+          <w:sz w:val="32"/>
+          <w:szCs w:val="32"/>
+          <w:lang w:val="en-US"/>
+        </w:rPr>
+        <w:t xml:space="preserve">. </w:t>
+      </w:r>
+      <w:r>
+        <w:rPr>
+          <w:sz w:val="32"/>
+          <w:szCs w:val="32"/>
+          <w:lang w:val="en-US"/>
+        </w:rPr>
+        <w:t>Roadmaps</w:t>
+      </w:r>
+      <w:r>
+        <w:rPr>
+          <w:sz w:val="32"/>
+          <w:szCs w:val="32"/>
+          <w:lang w:val="en-US"/>
+        </w:rPr>
+        <w:br/>
+      </w:r>
+    </w:p>
+    <w:p>
+      <w:pPr>
+        <w:rPr>
+          <w:sz w:val="32"/>
+          <w:szCs w:val="32"/>
+          <w:lang w:val="en-US"/>
+        </w:rPr>
+      </w:pPr>
+      <w:r>
+        <w:rPr>
+          <w:sz w:val="32"/>
+          <w:szCs w:val="32"/>
+          <w:lang w:val="en-US"/>
+        </w:rPr>
+        <w:lastRenderedPageBreak/>
+        <w:t xml:space="preserve">                     </w:t>
       </w:r>
       <w:r>
         <w:rPr>
@@ -1810,6 +1834,7 @@
           <w:szCs w:val="28"/>
           <w:lang w:val="en-US"/>
         </w:rPr>
+        <w:lastRenderedPageBreak/>
         <w:t>In addition, Sopra Steria places strong emphasis on Corporate Social Responsibility (CSR). The group implements concrete initiatives to reduce its carbon footprint, promote diversity and inclusion, and encourage ethical business practices. Policies such as remote work, energy optimization, and awareness of responsible digital practices contribute to this sustainable approach.</w:t>
       </w:r>
     </w:p>
@@ -1931,7 +1956,6 @@
       <w:pPr>
         <w:pStyle w:val="Titre"/>
         <w:ind w:left="0" w:firstLine="0"/>
-        <w:jc w:val="center"/>
         <w:rPr>
           <w:rFonts w:ascii="Times New Roman" w:hAnsi="Times New Roman" w:cs="Times New Roman"/>
           <w:sz w:val="72"/>
@@ -1944,7 +1968,6 @@
       <w:pPr>
         <w:pStyle w:val="Titre"/>
         <w:ind w:left="0" w:firstLine="0"/>
-        <w:jc w:val="center"/>
         <w:rPr>
           <w:rFonts w:ascii="Times New Roman" w:hAnsi="Times New Roman" w:cs="Times New Roman"/>
           <w:sz w:val="72"/>
@@ -1952,38 +1975,29 @@
           <w:lang w:val="en-US"/>
         </w:rPr>
       </w:pPr>
-    </w:p>
-    <w:p>
-      <w:pPr>
-        <w:pStyle w:val="Titre"/>
-        <w:ind w:left="0" w:firstLine="0"/>
-        <w:jc w:val="center"/>
+      <w:r>
         <w:rPr>
           <w:rFonts w:ascii="Times New Roman" w:hAnsi="Times New Roman" w:cs="Times New Roman"/>
           <w:sz w:val="72"/>
           <w:szCs w:val="72"/>
           <w:lang w:val="en-US"/>
         </w:rPr>
-      </w:pPr>
-    </w:p>
-    <w:p>
-      <w:pPr>
-        <w:pStyle w:val="Titre"/>
-        <w:ind w:left="0" w:firstLine="0"/>
-        <w:jc w:val="center"/>
+        <w:t xml:space="preserve">                </w:t>
+      </w:r>
+      <w:r>
         <w:rPr>
           <w:rFonts w:ascii="Times New Roman" w:hAnsi="Times New Roman" w:cs="Times New Roman"/>
           <w:sz w:val="72"/>
           <w:szCs w:val="72"/>
           <w:lang w:val="en-US"/>
         </w:rPr>
-      </w:pPr>
+        <w:t xml:space="preserve"> </w:t>
+      </w:r>
     </w:p>
     <w:p>
       <w:pPr>
         <w:pStyle w:val="Titre"/>
         <w:ind w:left="0" w:firstLine="0"/>
-        <w:jc w:val="center"/>
         <w:rPr>
           <w:rFonts w:ascii="Times New Roman" w:hAnsi="Times New Roman" w:cs="Times New Roman"/>
           <w:sz w:val="72"/>
@@ -1996,7 +2010,30 @@
       <w:pPr>
         <w:pStyle w:val="Titre"/>
         <w:ind w:left="0" w:firstLine="0"/>
-        <w:jc w:val="center"/>
+        <w:rPr>
+          <w:rFonts w:ascii="Times New Roman" w:hAnsi="Times New Roman" w:cs="Times New Roman"/>
+          <w:sz w:val="72"/>
+          <w:szCs w:val="72"/>
+          <w:lang w:val="en-US"/>
+        </w:rPr>
+      </w:pPr>
+    </w:p>
+    <w:p>
+      <w:pPr>
+        <w:pStyle w:val="Titre"/>
+        <w:ind w:left="0" w:firstLine="0"/>
+        <w:rPr>
+          <w:rFonts w:ascii="Times New Roman" w:hAnsi="Times New Roman" w:cs="Times New Roman"/>
+          <w:sz w:val="72"/>
+          <w:szCs w:val="72"/>
+          <w:lang w:val="en-US"/>
+        </w:rPr>
+      </w:pPr>
+    </w:p>
+    <w:p>
+      <w:pPr>
+        <w:pStyle w:val="Titre"/>
+        <w:ind w:left="0" w:firstLine="0"/>
         <w:rPr>
           <w:rFonts w:ascii="Times New Roman" w:hAnsi="Times New Roman" w:cs="Times New Roman"/>
           <w:sz w:val="24"/>
@@ -2011,7 +2048,8 @@
           <w:szCs w:val="72"/>
           <w:lang w:val="en-US"/>
         </w:rPr>
-        <w:t xml:space="preserve">  </w:t>
+        <w:lastRenderedPageBreak/>
+        <w:t xml:space="preserve">                </w:t>
       </w:r>
       <w:r>
         <w:rPr>
@@ -2114,75 +2152,53 @@
     <w:p>
       <w:pPr>
         <w:rPr>
-          <w:szCs w:val="28"/>
-          <w:lang w:val="en-US"/>
-        </w:rPr>
-      </w:pPr>
-      <w:r>
-        <w:rPr>
-          <w:szCs w:val="28"/>
-          <w:lang w:val="en-US"/>
-        </w:rPr>
-        <w:br/>
-      </w:r>
-    </w:p>
-    <w:p>
-      <w:pPr>
-        <w:rPr>
-          <w:lang w:val="en-US"/>
-        </w:rPr>
-      </w:pPr>
-    </w:p>
-    <w:p>
-      <w:pPr>
-        <w:rPr>
-          <w:lang w:val="en-US"/>
-        </w:rPr>
-      </w:pPr>
-    </w:p>
-    <w:p>
-      <w:pPr>
-        <w:pStyle w:val="Titre"/>
-        <w:jc w:val="center"/>
-        <w:rPr>
-          <w:rFonts w:ascii="Times New Roman" w:hAnsi="Times New Roman" w:cs="Times New Roman"/>
           <w:sz w:val="72"/>
           <w:szCs w:val="72"/>
           <w:lang w:val="en-US"/>
         </w:rPr>
       </w:pPr>
-    </w:p>
-    <w:p>
-      <w:pPr>
-        <w:pStyle w:val="Titre"/>
-        <w:jc w:val="center"/>
-        <w:rPr>
-          <w:rFonts w:ascii="Times New Roman" w:hAnsi="Times New Roman" w:cs="Times New Roman"/>
+      <w:r>
+        <w:rPr>
+          <w:szCs w:val="28"/>
+          <w:lang w:val="en-US"/>
+        </w:rPr>
+        <w:br/>
+      </w:r>
+      <w:r>
+        <w:rPr>
           <w:sz w:val="72"/>
           <w:szCs w:val="72"/>
-        </w:rPr>
-      </w:pPr>
-      <w:r>
-        <w:rPr>
-          <w:rFonts w:ascii="Times New Roman" w:hAnsi="Times New Roman" w:cs="Times New Roman"/>
+          <w:lang w:val="en-US"/>
+        </w:rPr>
+        <w:t xml:space="preserve"> </w:t>
+      </w:r>
+    </w:p>
+    <w:p>
+      <w:pPr>
+        <w:rPr>
           <w:sz w:val="72"/>
           <w:szCs w:val="72"/>
           <w:lang w:val="en-US"/>
         </w:rPr>
-        <w:lastRenderedPageBreak/>
-        <w:t xml:space="preserve">    </w:t>
-      </w:r>
-      <w:r>
-        <w:rPr>
-          <w:rFonts w:ascii="Times New Roman" w:hAnsi="Times New Roman" w:cs="Times New Roman"/>
+      </w:pPr>
+    </w:p>
+    <w:p>
+      <w:pPr>
+        <w:rPr>
+          <w:szCs w:val="28"/>
+          <w:lang w:val="en-US"/>
+        </w:rPr>
+      </w:pPr>
+      <w:r>
+        <w:rPr>
           <w:sz w:val="72"/>
           <w:szCs w:val="72"/>
         </w:rPr>
+        <w:lastRenderedPageBreak/>
         <w:t xml:space="preserve">3. </w:t>
       </w:r>
       <w:r>
         <w:rPr>
-          <w:rFonts w:ascii="Times New Roman" w:hAnsi="Times New Roman" w:cs="Times New Roman"/>
           <w:sz w:val="72"/>
           <w:szCs w:val="72"/>
           <w:lang w:val="en-US"/>
@@ -2480,32 +2496,37 @@
     </w:p>
     <w:p>
       <w:pPr>
+        <w:pStyle w:val="Titre"/>
         <w:ind w:left="0" w:firstLine="0"/>
-        <w:rPr>
-          <w:szCs w:val="28"/>
-        </w:rPr>
-      </w:pPr>
-    </w:p>
-    <w:p>
-      <w:pPr>
+        <w:jc w:val="center"/>
+        <w:rPr>
+          <w:sz w:val="72"/>
+          <w:szCs w:val="72"/>
+        </w:rPr>
+      </w:pPr>
+      <w:r>
+        <w:rPr>
+          <w:sz w:val="72"/>
+          <w:szCs w:val="72"/>
+        </w:rPr>
+        <w:t xml:space="preserve">    </w:t>
+      </w:r>
+    </w:p>
+    <w:p>
+      <w:pPr>
+        <w:pStyle w:val="Titre"/>
         <w:ind w:left="0" w:firstLine="0"/>
-        <w:rPr>
-          <w:szCs w:val="28"/>
-        </w:rPr>
-      </w:pPr>
-    </w:p>
-    <w:p>
-      <w:pPr>
+        <w:jc w:val="center"/>
+        <w:rPr>
+          <w:sz w:val="72"/>
+          <w:szCs w:val="72"/>
+        </w:rPr>
+      </w:pPr>
+    </w:p>
+    <w:p>
+      <w:pPr>
+        <w:pStyle w:val="Titre"/>
         <w:ind w:left="0" w:firstLine="0"/>
-        <w:rPr>
-          <w:szCs w:val="28"/>
-        </w:rPr>
-      </w:pPr>
-    </w:p>
-    <w:p/>
-    <w:p>
-      <w:pPr>
-        <w:pStyle w:val="Titre"/>
         <w:jc w:val="center"/>
         <w:rPr>
           <w:sz w:val="72"/>
@@ -3596,6 +3617,7 @@
           <w:bCs/>
           <w:sz w:val="32"/>
           <w:szCs w:val="32"/>
+          <w:lang w:val="en-US"/>
         </w:rPr>
       </w:pPr>
       <w:r>
@@ -3616,6 +3638,7 @@
           <w:bCs/>
           <w:sz w:val="32"/>
           <w:szCs w:val="32"/>
+          <w:lang w:val="en-US"/>
         </w:rPr>
         <w:t>SC-900 Certification Training</w:t>
       </w:r>
@@ -3834,7 +3857,7 @@
           <w:noProof/>
         </w:rPr>
         <w:drawing>
-          <wp:inline distT="0" distB="0" distL="0" distR="0" wp14:anchorId="50EB01EA" wp14:editId="2EE528DA">
+          <wp:inline distT="0" distB="0" distL="0" distR="0" wp14:anchorId="50EB01EA" wp14:editId="1FD42A63">
             <wp:extent cx="2028759" cy="2039947"/>
             <wp:effectExtent l="0" t="0" r="0" b="0"/>
             <wp:docPr id="67" name="Picture 2" descr="Image">
@@ -4600,6 +4623,19 @@
           <w:lang w:val="en-US"/>
         </w:rPr>
       </w:pPr>
+      <w:r>
+        <w:rPr>
+          <w:lang w:val="en-US"/>
+        </w:rPr>
+        <w:t>The NIST Cybersecurity Framework was originally designed for Information Technology (IT) environments and does not natively include Operational Technology (OT) considerations.</w:t>
+      </w:r>
+    </w:p>
+    <w:p>
+      <w:pPr>
+        <w:rPr>
+          <w:lang w:val="en-US"/>
+        </w:rPr>
+      </w:pPr>
     </w:p>
     <w:p>
       <w:pPr>
@@ -4630,7 +4666,14 @@
         <w:rPr>
           <w:lang w:val="en-US"/>
         </w:rPr>
-        <w:t>I developed an Excel-based template to support cybersecurity maturity assessments conducted with clients. The objective of this tool is to structure and standardize the audit process based on the NIST Cybersecurity Framework (CSF). It is designed for use during IT cybersecurity maturity assessments and serves as a foundation for both evaluation and roadmap definition.</w:t>
+        <w:t xml:space="preserve">I developed an Excel-based template to support cybersecurity maturity assessments conducted with clients. The objective of this tool is to structure and standardize the audit process based on the NIST Cybersecurity Framework (CSF). It is designed for use </w:t>
+      </w:r>
+      <w:r>
+        <w:rPr>
+          <w:lang w:val="en-US"/>
+        </w:rPr>
+        <w:lastRenderedPageBreak/>
+        <w:t>during IT cybersecurity maturity assessments and serves as a foundation for both evaluation and roadmap definition.</w:t>
       </w:r>
       <w:r>
         <w:rPr>
@@ -4662,7 +4705,6 @@
         <w:rPr>
           <w:lang w:val="en-US"/>
         </w:rPr>
-        <w:lastRenderedPageBreak/>
         <w:t>The first section is a usage guide presented to the client at the beginning of the assessment. It explains the purpose of the framework, its role in the audit process, how the evaluation will be conducted, and how scoring is performed. It also describes the overall methodology and the expected outcomes of the workshop.</w:t>
       </w:r>
     </w:p>
@@ -4771,11 +4813,13 @@
     </w:p>
     <w:p>
       <w:pPr>
-        <w:rPr>
-          <w:b/>
-          <w:bCs/>
-          <w:sz w:val="32"/>
-          <w:szCs w:val="32"/>
+        <w:jc w:val="center"/>
+        <w:rPr>
+          <w:b/>
+          <w:bCs/>
+          <w:sz w:val="32"/>
+          <w:szCs w:val="32"/>
+          <w:lang w:val="en-US"/>
         </w:rPr>
       </w:pPr>
       <w:r>
@@ -4866,24 +4910,14 @@
           </wp:inline>
         </w:drawing>
       </w:r>
-    </w:p>
-    <w:p>
-      <w:pPr>
-        <w:ind w:left="1426" w:firstLine="698"/>
-        <w:rPr>
+      <w:r>
+        <w:rPr>
+          <w:b/>
+          <w:bCs/>
           <w:sz w:val="16"/>
           <w:szCs w:val="16"/>
           <w:lang w:val="en-US"/>
         </w:rPr>
-      </w:pPr>
-      <w:r>
-        <w:rPr>
-          <w:b/>
-          <w:bCs/>
-          <w:sz w:val="16"/>
-          <w:szCs w:val="16"/>
-          <w:lang w:val="en-US"/>
-        </w:rPr>
         <w:t>Figure 4: Cybersecurity Maturity Assessment Template – Introduction and Usage Guide</w:t>
       </w:r>
     </w:p>
@@ -4900,6 +4934,7 @@
           <w:szCs w:val="28"/>
           <w:lang w:val="en-US"/>
         </w:rPr>
+        <w:lastRenderedPageBreak/>
         <w:br/>
       </w:r>
       <w:r>
@@ -4923,15 +4958,7 @@
           <w:szCs w:val="28"/>
           <w:lang w:val="en-US"/>
         </w:rPr>
-        <w:t xml:space="preserve"> simplify the </w:t>
-      </w:r>
-      <w:r>
-        <w:rPr>
-          <w:szCs w:val="28"/>
-          <w:lang w:val="en-US"/>
-        </w:rPr>
-        <w:lastRenderedPageBreak/>
-        <w:t>analysis and ensure a more operational approach). For each category, it includes a description of the domain, implementation examples, key questions to ask the client, and expected evidence.</w:t>
+        <w:t xml:space="preserve"> simplify the analysis and ensure a more operational approach). For each category, it includes a description of the domain, implementation examples, key questions to ask the client, and expected evidence.</w:t>
       </w:r>
     </w:p>
     <w:p>
@@ -5036,9 +5063,9 @@
           <w:lang w:val="en-US"/>
         </w:rPr>
         <w:drawing>
-          <wp:inline distT="0" distB="0" distL="0" distR="0" wp14:anchorId="4D732116" wp14:editId="1C54F644">
-            <wp:extent cx="4476750" cy="2769079"/>
-            <wp:effectExtent l="0" t="0" r="0" b="0"/>
+          <wp:inline distT="0" distB="0" distL="0" distR="0" wp14:anchorId="4D732116" wp14:editId="7955874D">
+            <wp:extent cx="4475976" cy="2377440"/>
+            <wp:effectExtent l="0" t="0" r="1270" b="3810"/>
             <wp:docPr id="1198398705" name="Image 1"/>
             <wp:cNvGraphicFramePr>
               <a:graphicFrameLocks xmlns:a="http://schemas.openxmlformats.org/drawingml/2006/main" noChangeAspect="1"/>
@@ -5052,7 +5079,7 @@
                   </pic:nvPicPr>
                   <pic:blipFill rotWithShape="1">
                     <a:blip r:embed="rId19"/>
-                    <a:srcRect b="25838"/>
+                    <a:srcRect b="36316"/>
                     <a:stretch>
                       <a:fillRect/>
                     </a:stretch>
@@ -5060,7 +5087,7 @@
                   <pic:spPr bwMode="auto">
                     <a:xfrm>
                       <a:off x="0" y="0"/>
-                      <a:ext cx="4476980" cy="2769221"/>
+                      <a:ext cx="4476980" cy="2377973"/>
                     </a:xfrm>
                     <a:prstGeom prst="rect">
                       <a:avLst/>
@@ -5083,6 +5110,8 @@
     </w:p>
     <w:p>
       <w:pPr>
+        <w:ind w:left="0" w:firstLine="0"/>
+        <w:jc w:val="center"/>
         <w:rPr>
           <w:b/>
           <w:bCs/>
@@ -5099,16 +5128,6 @@
           <w:szCs w:val="16"/>
           <w:lang w:val="en-US"/>
         </w:rPr>
-        <w:t xml:space="preserve">                                   </w:t>
-      </w:r>
-      <w:r>
-        <w:rPr>
-          <w:b/>
-          <w:bCs/>
-          <w:sz w:val="16"/>
-          <w:szCs w:val="16"/>
-          <w:lang w:val="en-US"/>
-        </w:rPr>
         <w:t>Figure 5: Cybersecurity Maturity Assessment Worksheet – NIST CSF Categories and Evaluation Matrix</w:t>
       </w:r>
     </w:p>
@@ -5124,15 +5143,8 @@
           <w:szCs w:val="28"/>
           <w:lang w:val="en-US"/>
         </w:rPr>
-        <w:t xml:space="preserve">The third section is a dashboard that provides a consolidated overview of the assessment results. Based on the scores defined in the second section, it highlights priority actions </w:t>
-      </w:r>
-      <w:r>
-        <w:rPr>
-          <w:szCs w:val="28"/>
-          <w:lang w:val="en-US"/>
-        </w:rPr>
         <w:lastRenderedPageBreak/>
-        <w:t>and their associated criticality levels according to different target scenarios. These scenarios may vary depending on project timelines and client constraints (for example, defining target compliance levels for July or August). The dashboard also generates visual graphs that illustrate the organization’s cybersecurity maturity level, which will be further explained later in the report.</w:t>
+        <w:t>The third section is a dashboard that provides a consolidated overview of the assessment results. Based on the scores defined in the second section, it highlights priority actions and their associated criticality levels according to different target scenarios. These scenarios may vary depending on project timelines and client constraints (for example, defining target compliance levels for July or August). The dashboard also generates visual graphs that illustrate the organization’s cybersecurity maturity level.</w:t>
       </w:r>
     </w:p>
     <w:p>
@@ -5285,37 +5297,24 @@
     </w:p>
     <w:p>
       <w:pPr>
-        <w:rPr>
-          <w:szCs w:val="28"/>
-          <w:lang w:val="en-US"/>
-        </w:rPr>
-      </w:pPr>
-    </w:p>
-    <w:p>
-      <w:pPr>
-        <w:rPr>
-          <w:b/>
-          <w:bCs/>
-          <w:sz w:val="32"/>
-          <w:szCs w:val="32"/>
-          <w:lang w:val="en-US"/>
-        </w:rPr>
-      </w:pPr>
-      <w:r>
-        <w:rPr>
+        <w:ind w:left="0" w:firstLine="0"/>
+        <w:rPr>
+          <w:b/>
+          <w:bCs/>
+          <w:sz w:val="32"/>
+          <w:szCs w:val="32"/>
+          <w:lang w:val="en-US"/>
+        </w:rPr>
+      </w:pPr>
+      <w:r>
+        <w:rPr>
+          <w:b/>
+          <w:bCs/>
+          <w:sz w:val="32"/>
+          <w:szCs w:val="32"/>
           <w:lang w:val="en-US"/>
         </w:rPr>
         <w:lastRenderedPageBreak/>
-        <w:br/>
-      </w:r>
-      <w:r>
-        <w:rPr>
-          <w:b/>
-          <w:bCs/>
-          <w:sz w:val="32"/>
-          <w:szCs w:val="32"/>
-          <w:lang w:val="en-US"/>
-        </w:rPr>
         <w:t>5.1.</w:t>
       </w:r>
       <w:r>
@@ -5524,6 +5523,7 @@
           <w:spacing w:val="-10"/>
           <w:kern w:val="28"/>
           <w:szCs w:val="28"/>
+          <w:lang w:val="en-US"/>
         </w:rPr>
       </w:pPr>
       <w:r>
@@ -5576,6 +5576,7 @@
           <w:bCs/>
           <w:sz w:val="16"/>
           <w:szCs w:val="16"/>
+          <w:lang w:val="en-US"/>
         </w:rPr>
         <w:br/>
         <w:t>F</w:t>
@@ -5586,15 +5587,18 @@
           <w:bCs/>
           <w:sz w:val="16"/>
           <w:szCs w:val="16"/>
+          <w:lang w:val="en-US"/>
         </w:rPr>
         <w:t xml:space="preserve">igure </w:t>
       </w:r>
+      <w:proofErr w:type="gramStart"/>
       <w:r>
         <w:rPr>
           <w:b/>
           <w:bCs/>
           <w:sz w:val="16"/>
           <w:szCs w:val="16"/>
+          <w:lang w:val="en-US"/>
         </w:rPr>
         <w:t>7</w:t>
       </w:r>
@@ -5604,17 +5608,20 @@
           <w:bCs/>
           <w:sz w:val="16"/>
           <w:szCs w:val="16"/>
-        </w:rPr>
-        <w:t xml:space="preserve"> : CIS </w:t>
-      </w:r>
+          <w:lang w:val="en-US"/>
+        </w:rPr>
+        <w:t> :</w:t>
+      </w:r>
+      <w:proofErr w:type="gramEnd"/>
       <w:r>
         <w:rPr>
           <w:b/>
           <w:bCs/>
           <w:sz w:val="16"/>
           <w:szCs w:val="16"/>
-        </w:rPr>
-        <w:t>C</w:t>
+          <w:lang w:val="en-US"/>
+        </w:rPr>
+        <w:t xml:space="preserve"> CIS </w:t>
       </w:r>
       <w:r>
         <w:rPr>
@@ -5622,8 +5629,9 @@
           <w:bCs/>
           <w:sz w:val="16"/>
           <w:szCs w:val="16"/>
-        </w:rPr>
-        <w:t>ontrol</w:t>
+          <w:lang w:val="en-US"/>
+        </w:rPr>
+        <w:t>C</w:t>
       </w:r>
       <w:r>
         <w:rPr>
@@ -5631,58 +5639,73 @@
           <w:bCs/>
           <w:sz w:val="16"/>
           <w:szCs w:val="16"/>
+          <w:lang w:val="en-US"/>
+        </w:rPr>
+        <w:t>ontrol</w:t>
+      </w:r>
+      <w:r>
+        <w:rPr>
+          <w:b/>
+          <w:bCs/>
+          <w:sz w:val="16"/>
+          <w:szCs w:val="16"/>
+          <w:lang w:val="en-US"/>
         </w:rPr>
         <w:t xml:space="preserve"> Classes Assets</w:t>
       </w:r>
     </w:p>
     <w:p>
       <w:pPr>
-        <w:rPr>
-          <w:szCs w:val="28"/>
-        </w:rPr>
-      </w:pPr>
-    </w:p>
-    <w:p>
-      <w:pPr>
-        <w:rPr>
-          <w:szCs w:val="28"/>
-          <w:lang w:val="en-US"/>
-        </w:rPr>
-      </w:pPr>
-    </w:p>
-    <w:p>
-      <w:pPr>
-        <w:rPr>
-          <w:b/>
-          <w:bCs/>
-          <w:sz w:val="36"/>
-          <w:szCs w:val="36"/>
-          <w:lang w:val="en-US"/>
-        </w:rPr>
-      </w:pPr>
+        <w:spacing w:after="160" w:line="278" w:lineRule="auto"/>
+        <w:ind w:left="0" w:firstLine="0"/>
+        <w:rPr>
+          <w:szCs w:val="28"/>
+          <w:lang w:val="en-US"/>
+        </w:rPr>
+      </w:pPr>
+    </w:p>
+    <w:p>
+      <w:pPr>
+        <w:spacing w:after="160" w:line="278" w:lineRule="auto"/>
+        <w:ind w:left="0" w:firstLine="0"/>
+        <w:rPr>
+          <w:rFonts w:eastAsiaTheme="majorEastAsia"/>
+          <w:spacing w:val="-10"/>
+          <w:kern w:val="28"/>
+          <w:szCs w:val="28"/>
+          <w:lang w:val="en-US"/>
+        </w:rPr>
+      </w:pPr>
+      <w:r>
+        <w:rPr>
+          <w:szCs w:val="28"/>
+          <w:lang w:val="en-US"/>
+        </w:rPr>
+        <w:t xml:space="preserve">Below is an example of </w:t>
+      </w:r>
+      <w:proofErr w:type="gramStart"/>
+      <w:r>
+        <w:rPr>
+          <w:szCs w:val="28"/>
+          <w:lang w:val="en-US"/>
+        </w:rPr>
+        <w:t>a CIS</w:t>
+      </w:r>
+      <w:proofErr w:type="gramEnd"/>
+      <w:r>
+        <w:rPr>
+          <w:szCs w:val="28"/>
+          <w:lang w:val="en-US"/>
+        </w:rPr>
+        <w:t xml:space="preserve"> Control, illustrating how the framework translates cybersecurity principles into concrete and actionable security measures. This example </w:t>
+      </w:r>
       <w:r>
         <w:rPr>
           <w:szCs w:val="28"/>
           <w:lang w:val="en-US"/>
         </w:rPr>
         <w:lastRenderedPageBreak/>
-        <w:t xml:space="preserve">Below is an example of </w:t>
-      </w:r>
-      <w:proofErr w:type="gramStart"/>
-      <w:r>
-        <w:rPr>
-          <w:szCs w:val="28"/>
-          <w:lang w:val="en-US"/>
-        </w:rPr>
-        <w:t>a CIS</w:t>
-      </w:r>
-      <w:proofErr w:type="gramEnd"/>
-      <w:r>
-        <w:rPr>
-          <w:szCs w:val="28"/>
-          <w:lang w:val="en-US"/>
-        </w:rPr>
-        <w:t xml:space="preserve"> Control, illustrating how the framework translates cybersecurity principles into concrete and actionable security measures. This example helps demonstrate the practical nature of CIS Controls and how they can be applied within an organization to reduce specific cyber risks.</w:t>
+        <w:t>helps demonstrate the practical nature of CIS Controls and how they can be applied within an organization to reduce specific cyber risks.</w:t>
       </w:r>
       <w:r>
         <w:rPr>
@@ -6144,6 +6167,7 @@
     </w:p>
     <w:p>
       <w:pPr>
+        <w:ind w:left="0" w:firstLine="0"/>
         <w:rPr>
           <w:b/>
           <w:bCs/>
@@ -7173,14 +7197,16 @@
         <w:rPr>
           <w:sz w:val="32"/>
           <w:szCs w:val="32"/>
-        </w:rPr>
-      </w:pPr>
-      <w:r>
-        <w:rPr>
-          <w:b/>
-          <w:bCs/>
-          <w:sz w:val="32"/>
-          <w:szCs w:val="32"/>
+          <w:lang w:val="en-US"/>
+        </w:rPr>
+      </w:pPr>
+      <w:r>
+        <w:rPr>
+          <w:b/>
+          <w:bCs/>
+          <w:sz w:val="32"/>
+          <w:szCs w:val="32"/>
+          <w:lang w:val="en-US"/>
         </w:rPr>
         <w:t xml:space="preserve">5.2.4. </w:t>
       </w:r>
@@ -7190,20 +7216,10 @@
           <w:bCs/>
           <w:sz w:val="32"/>
           <w:szCs w:val="32"/>
-        </w:rPr>
-        <w:t xml:space="preserve">Operations &amp; Incident </w:t>
-      </w:r>
-      <w:proofErr w:type="spellStart"/>
-      <w:r>
-        <w:rPr>
-          <w:b/>
-          <w:bCs/>
-          <w:sz w:val="32"/>
-          <w:szCs w:val="32"/>
-        </w:rPr>
-        <w:t>Response</w:t>
-      </w:r>
-      <w:proofErr w:type="spellEnd"/>
+          <w:lang w:val="en-US"/>
+        </w:rPr>
+        <w:t>Operations &amp; Incident Response</w:t>
+      </w:r>
     </w:p>
     <w:p>
       <w:pPr>
@@ -7527,7 +7543,7 @@
           <w:szCs w:val="28"/>
           <w:lang w:val="en-US"/>
         </w:rPr>
-        <w:t>The cybersecurity maturity assessment audit is a structured approach used to evaluate the current security posture of an organization. Its purpose is to identify existing security measures, detect gaps compared to best practices, and establish a measurable level of cybersecurity maturity.</w:t>
+        <w:t>A cybersecurity maturity assessment audit is a structured process used to evaluate an organization’s current level of cybersecurity maturity. Its objective is to identify existing security measures, assess their effectiveness, detect gaps compared to best practices, and determine the organization’s overall security posture.</w:t>
       </w:r>
     </w:p>
     <w:p>
@@ -7543,7 +7559,7 @@
           <w:szCs w:val="28"/>
           <w:lang w:val="en-US"/>
         </w:rPr>
-        <w:t>The assessment is based on the NIST Cybersecurity Framework (CSF), where each of the 106 requirements is evaluated and scored from 0 to 1 depending on the level of implementation. This scoring enables a detailed and quantitative view of the organization’s cybersecurity maturity.</w:t>
+        <w:t>These assessments are generally based on recognized cybersecurity frameworks such as the NIST Cybersecurity Framework (CSF) or CIS Controls. During the audit, each security requirement or category is evaluated according to the measures currently implemented within the organization. For example, within the NIST CSF, each requirement can be assigned a score depending on its level of implementation and maturity.</w:t>
       </w:r>
     </w:p>
     <w:p>
@@ -7559,12 +7575,2860 @@
           <w:szCs w:val="28"/>
           <w:lang w:val="en-US"/>
         </w:rPr>
-        <w:t>The audit is conducted through workshops lasting approximately two hours, during which discussions focus on existing controls, operational practices, and security measures already in place.</w:t>
+        <w:t>The audit is usually conducted through workshops and interviews with different stakeholders, such as IT teams, security managers, and business representatives. These sessions typically last around two hours and focus on understanding the organization’s existing security controls, governance processes, operational practices, and risk management methods.</w:t>
       </w:r>
     </w:p>
     <w:p>
       <w:pPr>
         <w:ind w:left="0" w:firstLine="0"/>
+        <w:rPr>
+          <w:szCs w:val="28"/>
+          <w:lang w:val="en-US"/>
+        </w:rPr>
+      </w:pPr>
+      <w:r>
+        <w:rPr>
+          <w:szCs w:val="28"/>
+          <w:lang w:val="en-US"/>
+        </w:rPr>
+        <w:t xml:space="preserve">Throughout the assessment, evidence and documentation are collected </w:t>
+      </w:r>
+      <w:proofErr w:type="gramStart"/>
+      <w:r>
+        <w:rPr>
+          <w:szCs w:val="28"/>
+          <w:lang w:val="en-US"/>
+        </w:rPr>
+        <w:t>in order to</w:t>
+      </w:r>
+      <w:proofErr w:type="gramEnd"/>
+      <w:r>
+        <w:rPr>
+          <w:szCs w:val="28"/>
+          <w:lang w:val="en-US"/>
+        </w:rPr>
+        <w:t xml:space="preserve"> validate the implementation of security measures. The results are then consolidated to identify strengths, weaknesses, and priority areas for improvement.</w:t>
+      </w:r>
+    </w:p>
+    <w:p>
+      <w:pPr>
+        <w:ind w:left="0" w:firstLine="0"/>
+        <w:rPr>
+          <w:szCs w:val="28"/>
+          <w:lang w:val="en-US"/>
+        </w:rPr>
+      </w:pPr>
+      <w:r>
+        <w:rPr>
+          <w:szCs w:val="28"/>
+          <w:lang w:val="en-US"/>
+        </w:rPr>
+        <w:t>The final objective of a maturity assessment audit is to establish a clear overview of the organization’s cybersecurity posture and provide a foundation for defining remediation plans, strategic roadmaps, and future security initiatives.</w:t>
+      </w:r>
+    </w:p>
+    <w:p>
+      <w:pPr>
+        <w:ind w:left="0" w:firstLine="0"/>
+        <w:rPr>
+          <w:szCs w:val="28"/>
+          <w:lang w:val="en-US"/>
+        </w:rPr>
+      </w:pPr>
+    </w:p>
+    <w:p>
+      <w:pPr>
+        <w:ind w:left="0" w:firstLine="0"/>
+        <w:rPr>
+          <w:szCs w:val="28"/>
+          <w:lang w:val="en-US"/>
+        </w:rPr>
+      </w:pPr>
+      <w:r>
+        <w:rPr>
+          <w:b/>
+          <w:bCs/>
+          <w:sz w:val="32"/>
+          <w:szCs w:val="32"/>
+          <w:lang w:val="en-US"/>
+        </w:rPr>
+        <w:t>5.3.</w:t>
+      </w:r>
+      <w:r>
+        <w:rPr>
+          <w:b/>
+          <w:bCs/>
+          <w:sz w:val="32"/>
+          <w:szCs w:val="32"/>
+          <w:lang w:val="en-US"/>
+        </w:rPr>
+        <w:t>2</w:t>
+      </w:r>
+      <w:r>
+        <w:rPr>
+          <w:b/>
+          <w:bCs/>
+          <w:sz w:val="32"/>
+          <w:szCs w:val="32"/>
+          <w:lang w:val="en-US"/>
+        </w:rPr>
+        <w:t xml:space="preserve">. </w:t>
+      </w:r>
+      <w:r>
+        <w:rPr>
+          <w:b/>
+          <w:bCs/>
+          <w:sz w:val="32"/>
+          <w:szCs w:val="32"/>
+          <w:lang w:val="en-US"/>
+        </w:rPr>
+        <w:t>Cybersecurity Strategy Mission for the RATP Group</w:t>
+      </w:r>
+    </w:p>
+    <w:p>
+      <w:pPr>
+        <w:ind w:left="0" w:firstLine="0"/>
+        <w:rPr>
+          <w:szCs w:val="28"/>
+          <w:lang w:val="en-US"/>
+        </w:rPr>
+      </w:pPr>
+      <w:r>
+        <w:rPr>
+          <w:szCs w:val="28"/>
+          <w:lang w:val="en-US"/>
+        </w:rPr>
+        <w:t>As part of my internship, I contributed to a cybersecurity strategy project for the RATP Group. The objective of this mission was to define the group’s cybersecurity strategy over a three-year period using the NIST Cybersecurity Framework (CSF) as the main assessment framework.</w:t>
+      </w:r>
+    </w:p>
+    <w:p>
+      <w:pPr>
+        <w:ind w:left="0" w:firstLine="0"/>
+        <w:rPr>
+          <w:szCs w:val="28"/>
+          <w:lang w:val="en-US"/>
+        </w:rPr>
+      </w:pPr>
+      <w:r>
+        <w:rPr>
+          <w:szCs w:val="28"/>
+          <w:lang w:val="en-US"/>
+        </w:rPr>
+        <w:t xml:space="preserve">The RATP Group is composed of several entities with different activities, operational constraints, and levels of risk exposure. The purpose of the project was therefore to establish a common cybersecurity baseline applicable to all entities </w:t>
+      </w:r>
+      <w:proofErr w:type="gramStart"/>
+      <w:r>
+        <w:rPr>
+          <w:szCs w:val="28"/>
+          <w:lang w:val="en-US"/>
+        </w:rPr>
+        <w:t>in order to</w:t>
+      </w:r>
+      <w:proofErr w:type="gramEnd"/>
+      <w:r>
+        <w:rPr>
+          <w:szCs w:val="28"/>
+          <w:lang w:val="en-US"/>
+        </w:rPr>
+        <w:t xml:space="preserve"> ensure a consistent minimum level of security across the group.</w:t>
+      </w:r>
+    </w:p>
+    <w:p>
+      <w:pPr>
+        <w:ind w:left="0" w:firstLine="0"/>
+        <w:jc w:val="center"/>
+        <w:rPr>
+          <w:szCs w:val="28"/>
+          <w:lang w:val="en-US"/>
+        </w:rPr>
+      </w:pPr>
+      <w:r>
+        <w:rPr>
+          <w:noProof/>
+          <w:szCs w:val="28"/>
+          <w:lang w:val="en-US"/>
+        </w:rPr>
+        <w:lastRenderedPageBreak/>
+        <w:drawing>
+          <wp:inline distT="0" distB="0" distL="0" distR="0" wp14:anchorId="3CA10BCD" wp14:editId="3FB2EA51">
+            <wp:extent cx="5304069" cy="3240633"/>
+            <wp:effectExtent l="0" t="0" r="0" b="0"/>
+            <wp:docPr id="1575866609" name="Image 2"/>
+            <wp:cNvGraphicFramePr>
+              <a:graphicFrameLocks xmlns:a="http://schemas.openxmlformats.org/drawingml/2006/main" noChangeAspect="1"/>
+            </wp:cNvGraphicFramePr>
+            <a:graphic xmlns:a="http://schemas.openxmlformats.org/drawingml/2006/main">
+              <a:graphicData uri="http://schemas.openxmlformats.org/drawingml/2006/picture">
+                <pic:pic xmlns:pic="http://schemas.openxmlformats.org/drawingml/2006/picture">
+                  <pic:nvPicPr>
+                    <pic:cNvPr id="0" name="Picture 2"/>
+                    <pic:cNvPicPr>
+                      <a:picLocks noChangeAspect="1" noChangeArrowheads="1"/>
+                    </pic:cNvPicPr>
+                  </pic:nvPicPr>
+                  <pic:blipFill>
+                    <a:blip r:embed="rId24" cstate="print">
+                      <a:extLst>
+                        <a:ext uri="{28A0092B-C50C-407E-A947-70E740481C1C}">
+                          <a14:useLocalDpi xmlns:a14="http://schemas.microsoft.com/office/drawing/2010/main" val="0"/>
+                        </a:ext>
+                      </a:extLst>
+                    </a:blip>
+                    <a:srcRect/>
+                    <a:stretch>
+                      <a:fillRect/>
+                    </a:stretch>
+                  </pic:blipFill>
+                  <pic:spPr bwMode="auto">
+                    <a:xfrm>
+                      <a:off x="0" y="0"/>
+                      <a:ext cx="5341284" cy="3263370"/>
+                    </a:xfrm>
+                    <a:prstGeom prst="rect">
+                      <a:avLst/>
+                    </a:prstGeom>
+                    <a:noFill/>
+                    <a:ln>
+                      <a:noFill/>
+                    </a:ln>
+                  </pic:spPr>
+                </pic:pic>
+              </a:graphicData>
+            </a:graphic>
+          </wp:inline>
+        </w:drawing>
+      </w:r>
+    </w:p>
+    <w:p>
+      <w:pPr>
+        <w:spacing w:after="160" w:line="278" w:lineRule="auto"/>
+        <w:ind w:left="0" w:firstLine="0"/>
+        <w:jc w:val="center"/>
+        <w:rPr>
+          <w:rFonts w:eastAsiaTheme="majorEastAsia"/>
+          <w:spacing w:val="-10"/>
+          <w:kern w:val="28"/>
+          <w:szCs w:val="28"/>
+          <w:lang w:val="en-US"/>
+        </w:rPr>
+      </w:pPr>
+      <w:r>
+        <w:rPr>
+          <w:b/>
+          <w:bCs/>
+          <w:sz w:val="16"/>
+          <w:szCs w:val="16"/>
+          <w:lang w:val="en-US"/>
+        </w:rPr>
+        <w:t xml:space="preserve">Figure </w:t>
+      </w:r>
+      <w:r>
+        <w:rPr>
+          <w:b/>
+          <w:bCs/>
+          <w:sz w:val="16"/>
+          <w:szCs w:val="16"/>
+          <w:lang w:val="en-US"/>
+        </w:rPr>
+        <w:t>9</w:t>
+      </w:r>
+      <w:r>
+        <w:rPr>
+          <w:b/>
+          <w:bCs/>
+          <w:sz w:val="16"/>
+          <w:szCs w:val="16"/>
+          <w:lang w:val="en-US"/>
+        </w:rPr>
+        <w:t>:</w:t>
+      </w:r>
+      <w:r>
+        <w:rPr>
+          <w:b/>
+          <w:bCs/>
+          <w:sz w:val="16"/>
+          <w:szCs w:val="16"/>
+          <w:lang w:val="en-US"/>
+        </w:rPr>
+        <w:t xml:space="preserve"> RATP Entity</w:t>
+      </w:r>
+    </w:p>
+    <w:p>
+      <w:pPr>
+        <w:ind w:left="0" w:firstLine="0"/>
+        <w:rPr>
+          <w:szCs w:val="28"/>
+          <w:lang w:val="en-US"/>
+        </w:rPr>
+      </w:pPr>
+      <w:r>
+        <w:rPr>
+          <w:szCs w:val="28"/>
+          <w:lang w:val="en-US"/>
+        </w:rPr>
+        <w:t>Once this baseline was defined, customized cybersecurity roadmaps could then be developed for each entity according to their specific needs, identified risks, operational priorities, and available budget.</w:t>
+      </w:r>
+    </w:p>
+    <w:p>
+      <w:pPr>
+        <w:ind w:left="0" w:firstLine="0"/>
+        <w:rPr>
+          <w:szCs w:val="28"/>
+          <w:lang w:val="en-US"/>
+        </w:rPr>
+      </w:pPr>
+      <w:r>
+        <w:rPr>
+          <w:szCs w:val="28"/>
+          <w:lang w:val="en-US"/>
+        </w:rPr>
+        <w:t xml:space="preserve">The maturity assessment workshops were organized depending on the entity’s environment. For entities operating only Information Technology (IT) systems, a single two-hour workshop was conducted. For entities also managing OT environments, two separate workshops were organized: one dedicated to IT systems and another </w:t>
+      </w:r>
+      <w:proofErr w:type="gramStart"/>
+      <w:r>
+        <w:rPr>
+          <w:szCs w:val="28"/>
+          <w:lang w:val="en-US"/>
+        </w:rPr>
+        <w:t>focused on</w:t>
+      </w:r>
+      <w:proofErr w:type="gramEnd"/>
+      <w:r>
+        <w:rPr>
+          <w:szCs w:val="28"/>
+          <w:lang w:val="en-US"/>
+        </w:rPr>
+        <w:t xml:space="preserve"> OT systems.</w:t>
+      </w:r>
+    </w:p>
+    <w:p>
+      <w:pPr>
+        <w:rPr>
+          <w:szCs w:val="28"/>
+          <w:lang w:val="en-US"/>
+        </w:rPr>
+      </w:pPr>
+      <w:r>
+        <w:rPr>
+          <w:szCs w:val="28"/>
+          <w:lang w:val="en-US"/>
+        </w:rPr>
+        <w:t xml:space="preserve">Overall, this approach resulted in approximately thirty workshops </w:t>
+      </w:r>
+      <w:proofErr w:type="gramStart"/>
+      <w:r>
+        <w:rPr>
+          <w:szCs w:val="28"/>
+          <w:lang w:val="en-US"/>
+        </w:rPr>
+        <w:t>conducted</w:t>
+      </w:r>
+      <w:proofErr w:type="gramEnd"/>
+      <w:r>
+        <w:rPr>
+          <w:szCs w:val="28"/>
+          <w:lang w:val="en-US"/>
+        </w:rPr>
+        <w:t xml:space="preserve"> across the different entities of the RATP Group.</w:t>
+      </w:r>
+    </w:p>
+    <w:p>
+      <w:pPr>
+        <w:rPr>
+          <w:szCs w:val="28"/>
+          <w:lang w:val="en-US"/>
+        </w:rPr>
+      </w:pPr>
+    </w:p>
+    <w:p>
+      <w:pPr>
+        <w:ind w:left="0" w:firstLine="0"/>
+        <w:rPr>
+          <w:b/>
+          <w:bCs/>
+          <w:szCs w:val="28"/>
+          <w:lang w:val="en-US"/>
+        </w:rPr>
+      </w:pPr>
+      <w:r>
+        <w:rPr>
+          <w:b/>
+          <w:bCs/>
+          <w:szCs w:val="28"/>
+          <w:lang w:val="en-US"/>
+        </w:rPr>
+        <w:t>5.3.2.1. Adaptation of the Assessment Template</w:t>
+      </w:r>
+    </w:p>
+    <w:p>
+      <w:pPr>
+        <w:ind w:left="0" w:firstLine="0"/>
+        <w:rPr>
+          <w:szCs w:val="28"/>
+          <w:lang w:val="en-US"/>
+        </w:rPr>
+      </w:pPr>
+      <w:r>
+        <w:rPr>
+          <w:szCs w:val="28"/>
+          <w:lang w:val="en-US"/>
+        </w:rPr>
+        <w:t xml:space="preserve">To support this mission, the NIST CSF assessment template had to be adapted to the specific context of the RATP Group. </w:t>
+      </w:r>
+      <w:proofErr w:type="gramStart"/>
+      <w:r>
+        <w:rPr>
+          <w:szCs w:val="28"/>
+          <w:lang w:val="en-US"/>
+        </w:rPr>
+        <w:t>In particular, an</w:t>
+      </w:r>
+      <w:proofErr w:type="gramEnd"/>
+      <w:r>
+        <w:rPr>
+          <w:szCs w:val="28"/>
+          <w:lang w:val="en-US"/>
+        </w:rPr>
+        <w:t xml:space="preserve"> Operational Technology (OT) section was added to the questionnaire due to the presence of industrial systems within several entities of the group.</w:t>
+      </w:r>
+    </w:p>
+    <w:p>
+      <w:pPr>
+        <w:ind w:left="0" w:firstLine="0"/>
+        <w:rPr>
+          <w:szCs w:val="28"/>
+          <w:lang w:val="en-US"/>
+        </w:rPr>
+      </w:pPr>
+    </w:p>
+    <w:p>
+      <w:pPr>
+        <w:rPr>
+          <w:szCs w:val="28"/>
+          <w:lang w:val="en-US"/>
+        </w:rPr>
+      </w:pPr>
+      <w:r>
+        <w:rPr>
+          <w:noProof/>
+          <w:szCs w:val="28"/>
+          <w:lang w:val="en-US"/>
+        </w:rPr>
+        <w:lastRenderedPageBreak/>
+        <w:drawing>
+          <wp:inline distT="0" distB="0" distL="0" distR="0" wp14:anchorId="6330DAE8" wp14:editId="021DEDF7">
+            <wp:extent cx="6299835" cy="2656936"/>
+            <wp:effectExtent l="0" t="0" r="5715" b="0"/>
+            <wp:docPr id="1106038501" name="Image 1"/>
+            <wp:cNvGraphicFramePr>
+              <a:graphicFrameLocks xmlns:a="http://schemas.openxmlformats.org/drawingml/2006/main" noChangeAspect="1"/>
+            </wp:cNvGraphicFramePr>
+            <a:graphic xmlns:a="http://schemas.openxmlformats.org/drawingml/2006/main">
+              <a:graphicData uri="http://schemas.openxmlformats.org/drawingml/2006/picture">
+                <pic:pic xmlns:pic="http://schemas.openxmlformats.org/drawingml/2006/picture">
+                  <pic:nvPicPr>
+                    <pic:cNvPr id="1106038501" name=""/>
+                    <pic:cNvPicPr/>
+                  </pic:nvPicPr>
+                  <pic:blipFill>
+                    <a:blip r:embed="rId25"/>
+                    <a:stretch>
+                      <a:fillRect/>
+                    </a:stretch>
+                  </pic:blipFill>
+                  <pic:spPr>
+                    <a:xfrm>
+                      <a:off x="0" y="0"/>
+                      <a:ext cx="6299835" cy="2656936"/>
+                    </a:xfrm>
+                    <a:prstGeom prst="rect">
+                      <a:avLst/>
+                    </a:prstGeom>
+                  </pic:spPr>
+                </pic:pic>
+              </a:graphicData>
+            </a:graphic>
+          </wp:inline>
+        </w:drawing>
+      </w:r>
+    </w:p>
+    <w:p>
+      <w:pPr>
+        <w:rPr>
+          <w:szCs w:val="28"/>
+          <w:lang w:val="en-US"/>
+        </w:rPr>
+      </w:pPr>
+      <w:r>
+        <w:rPr>
+          <w:noProof/>
+          <w:szCs w:val="28"/>
+          <w:lang w:val="en-US"/>
+        </w:rPr>
+        <w:drawing>
+          <wp:inline distT="0" distB="0" distL="0" distR="0" wp14:anchorId="782309A3" wp14:editId="665F66C0">
+            <wp:extent cx="6299835" cy="2501265"/>
+            <wp:effectExtent l="0" t="0" r="5715" b="0"/>
+            <wp:docPr id="857552579" name="Image 1"/>
+            <wp:cNvGraphicFramePr>
+              <a:graphicFrameLocks xmlns:a="http://schemas.openxmlformats.org/drawingml/2006/main" noChangeAspect="1"/>
+            </wp:cNvGraphicFramePr>
+            <a:graphic xmlns:a="http://schemas.openxmlformats.org/drawingml/2006/main">
+              <a:graphicData uri="http://schemas.openxmlformats.org/drawingml/2006/picture">
+                <pic:pic xmlns:pic="http://schemas.openxmlformats.org/drawingml/2006/picture">
+                  <pic:nvPicPr>
+                    <pic:cNvPr id="857552579" name=""/>
+                    <pic:cNvPicPr/>
+                  </pic:nvPicPr>
+                  <pic:blipFill>
+                    <a:blip r:embed="rId26"/>
+                    <a:stretch>
+                      <a:fillRect/>
+                    </a:stretch>
+                  </pic:blipFill>
+                  <pic:spPr>
+                    <a:xfrm>
+                      <a:off x="0" y="0"/>
+                      <a:ext cx="6299835" cy="2501265"/>
+                    </a:xfrm>
+                    <a:prstGeom prst="rect">
+                      <a:avLst/>
+                    </a:prstGeom>
+                  </pic:spPr>
+                </pic:pic>
+              </a:graphicData>
+            </a:graphic>
+          </wp:inline>
+        </w:drawing>
+      </w:r>
+    </w:p>
+    <w:p>
+      <w:pPr>
+        <w:spacing w:after="160" w:line="278" w:lineRule="auto"/>
+        <w:ind w:left="0" w:firstLine="0"/>
+        <w:jc w:val="center"/>
+        <w:rPr>
+          <w:rFonts w:eastAsiaTheme="majorEastAsia"/>
+          <w:spacing w:val="-10"/>
+          <w:kern w:val="28"/>
+          <w:szCs w:val="28"/>
+          <w:lang w:val="en-US"/>
+        </w:rPr>
+      </w:pPr>
+      <w:r>
+        <w:rPr>
+          <w:b/>
+          <w:bCs/>
+          <w:sz w:val="16"/>
+          <w:szCs w:val="16"/>
+          <w:lang w:val="en-US"/>
+        </w:rPr>
+        <w:t xml:space="preserve">Figure </w:t>
+      </w:r>
+      <w:r>
+        <w:rPr>
+          <w:b/>
+          <w:bCs/>
+          <w:sz w:val="16"/>
+          <w:szCs w:val="16"/>
+          <w:lang w:val="en-US"/>
+        </w:rPr>
+        <w:t>10</w:t>
+      </w:r>
+      <w:r>
+        <w:rPr>
+          <w:b/>
+          <w:bCs/>
+          <w:sz w:val="16"/>
+          <w:szCs w:val="16"/>
+          <w:lang w:val="en-US"/>
+        </w:rPr>
+        <w:t>:</w:t>
+      </w:r>
+      <w:r>
+        <w:rPr>
+          <w:b/>
+          <w:bCs/>
+          <w:sz w:val="16"/>
+          <w:szCs w:val="16"/>
+          <w:lang w:val="en-US"/>
+        </w:rPr>
+        <w:t xml:space="preserve"> </w:t>
+      </w:r>
+      <w:r>
+        <w:rPr>
+          <w:b/>
+          <w:bCs/>
+          <w:sz w:val="16"/>
+          <w:szCs w:val="16"/>
+          <w:lang w:val="en-US"/>
+        </w:rPr>
+        <w:t>NIST CSF OT Template</w:t>
+      </w:r>
+    </w:p>
+    <w:p>
+      <w:pPr>
+        <w:rPr>
+          <w:szCs w:val="28"/>
+          <w:lang w:val="en-US"/>
+        </w:rPr>
+      </w:pPr>
+    </w:p>
+    <w:p>
+      <w:pPr>
+        <w:rPr>
+          <w:szCs w:val="28"/>
+          <w:lang w:val="en-US"/>
+        </w:rPr>
+      </w:pPr>
+      <w:r>
+        <w:rPr>
+          <w:szCs w:val="28"/>
+          <w:lang w:val="en-US"/>
+        </w:rPr>
+        <w:t>Since I did not have sufficient expertise in OT cybersecurity, the OT-specific section of the template was not developed by me. However, I contributed to the integration and preparation of this additional assessment structure within the global framework.</w:t>
+      </w:r>
+    </w:p>
+    <w:p>
+      <w:pPr>
+        <w:rPr>
+          <w:szCs w:val="28"/>
+          <w:lang w:val="en-US"/>
+        </w:rPr>
+      </w:pPr>
+      <w:r>
+        <w:rPr>
+          <w:szCs w:val="28"/>
+          <w:lang w:val="en-US"/>
+        </w:rPr>
+        <w:t>The OT assessment template was structured around several sections:</w:t>
+      </w:r>
+    </w:p>
+    <w:p>
+      <w:pPr>
+        <w:numPr>
+          <w:ilvl w:val="0"/>
+          <w:numId w:val="32"/>
+        </w:numPr>
+        <w:rPr>
+          <w:szCs w:val="28"/>
+          <w:lang w:val="en-US"/>
+        </w:rPr>
+      </w:pPr>
+      <w:r>
+        <w:rPr>
+          <w:szCs w:val="28"/>
+          <w:lang w:val="en-US"/>
+        </w:rPr>
+        <w:t>the global security requirement to be respected,</w:t>
+      </w:r>
+    </w:p>
+    <w:p>
+      <w:pPr>
+        <w:numPr>
+          <w:ilvl w:val="0"/>
+          <w:numId w:val="32"/>
+        </w:numPr>
+        <w:rPr>
+          <w:szCs w:val="28"/>
+        </w:rPr>
+      </w:pPr>
+      <w:proofErr w:type="gramStart"/>
+      <w:r>
+        <w:rPr>
+          <w:szCs w:val="28"/>
+        </w:rPr>
+        <w:t>the</w:t>
+      </w:r>
+      <w:proofErr w:type="gramEnd"/>
+      <w:r>
+        <w:rPr>
+          <w:szCs w:val="28"/>
+        </w:rPr>
+        <w:t xml:space="preserve"> </w:t>
+      </w:r>
+      <w:proofErr w:type="spellStart"/>
+      <w:r>
+        <w:rPr>
+          <w:szCs w:val="28"/>
+        </w:rPr>
+        <w:t>detailed</w:t>
+      </w:r>
+      <w:proofErr w:type="spellEnd"/>
+      <w:r>
+        <w:rPr>
+          <w:szCs w:val="28"/>
+        </w:rPr>
+        <w:t xml:space="preserve"> </w:t>
+      </w:r>
+      <w:proofErr w:type="spellStart"/>
+      <w:r>
+        <w:rPr>
+          <w:szCs w:val="28"/>
+        </w:rPr>
+        <w:t>requirement</w:t>
+      </w:r>
+      <w:proofErr w:type="spellEnd"/>
+      <w:r>
+        <w:rPr>
+          <w:szCs w:val="28"/>
+        </w:rPr>
+        <w:t>,</w:t>
+      </w:r>
+    </w:p>
+    <w:p>
+      <w:pPr>
+        <w:numPr>
+          <w:ilvl w:val="0"/>
+          <w:numId w:val="32"/>
+        </w:numPr>
+        <w:rPr>
+          <w:szCs w:val="28"/>
+          <w:lang w:val="en-US"/>
+        </w:rPr>
+      </w:pPr>
+      <w:r>
+        <w:rPr>
+          <w:szCs w:val="28"/>
+          <w:lang w:val="en-US"/>
+        </w:rPr>
+        <w:t>railway-specific considerations related to the requirement,</w:t>
+      </w:r>
+    </w:p>
+    <w:p>
+      <w:pPr>
+        <w:numPr>
+          <w:ilvl w:val="0"/>
+          <w:numId w:val="32"/>
+        </w:numPr>
+        <w:rPr>
+          <w:szCs w:val="28"/>
+        </w:rPr>
+      </w:pPr>
+      <w:proofErr w:type="spellStart"/>
+      <w:proofErr w:type="gramStart"/>
+      <w:r>
+        <w:rPr>
+          <w:szCs w:val="28"/>
+        </w:rPr>
+        <w:t>reminders</w:t>
+      </w:r>
+      <w:proofErr w:type="spellEnd"/>
+      <w:proofErr w:type="gramEnd"/>
+      <w:r>
+        <w:rPr>
+          <w:szCs w:val="28"/>
+        </w:rPr>
+        <w:t xml:space="preserve"> </w:t>
+      </w:r>
+      <w:proofErr w:type="spellStart"/>
+      <w:r>
+        <w:rPr>
+          <w:szCs w:val="28"/>
+        </w:rPr>
+        <w:t>from</w:t>
+      </w:r>
+      <w:proofErr w:type="spellEnd"/>
+      <w:r>
+        <w:rPr>
+          <w:szCs w:val="28"/>
+        </w:rPr>
+        <w:t xml:space="preserve"> </w:t>
+      </w:r>
+      <w:proofErr w:type="spellStart"/>
+      <w:r>
+        <w:rPr>
+          <w:szCs w:val="28"/>
+        </w:rPr>
+        <w:t>previous</w:t>
+      </w:r>
+      <w:proofErr w:type="spellEnd"/>
+      <w:r>
+        <w:rPr>
+          <w:szCs w:val="28"/>
+        </w:rPr>
+        <w:t xml:space="preserve"> </w:t>
+      </w:r>
+      <w:proofErr w:type="spellStart"/>
+      <w:r>
+        <w:rPr>
+          <w:szCs w:val="28"/>
+        </w:rPr>
+        <w:t>assessments</w:t>
+      </w:r>
+      <w:proofErr w:type="spellEnd"/>
+      <w:r>
+        <w:rPr>
+          <w:szCs w:val="28"/>
+        </w:rPr>
+        <w:t>,</w:t>
+      </w:r>
+    </w:p>
+    <w:p>
+      <w:pPr>
+        <w:numPr>
+          <w:ilvl w:val="0"/>
+          <w:numId w:val="32"/>
+        </w:numPr>
+        <w:rPr>
+          <w:szCs w:val="28"/>
+          <w:lang w:val="en-US"/>
+        </w:rPr>
+      </w:pPr>
+      <w:r>
+        <w:rPr>
+          <w:szCs w:val="28"/>
+          <w:lang w:val="en-US"/>
+        </w:rPr>
+        <w:t>detailed responses provided during workshops,</w:t>
+      </w:r>
+    </w:p>
+    <w:p>
+      <w:pPr>
+        <w:numPr>
+          <w:ilvl w:val="0"/>
+          <w:numId w:val="32"/>
+        </w:numPr>
+        <w:rPr>
+          <w:szCs w:val="28"/>
+        </w:rPr>
+      </w:pPr>
+      <w:proofErr w:type="gramStart"/>
+      <w:r>
+        <w:rPr>
+          <w:szCs w:val="28"/>
+        </w:rPr>
+        <w:lastRenderedPageBreak/>
+        <w:t>the</w:t>
+      </w:r>
+      <w:proofErr w:type="gramEnd"/>
+      <w:r>
+        <w:rPr>
+          <w:szCs w:val="28"/>
+        </w:rPr>
+        <w:t xml:space="preserve"> </w:t>
+      </w:r>
+      <w:proofErr w:type="spellStart"/>
+      <w:r>
+        <w:rPr>
+          <w:szCs w:val="28"/>
+        </w:rPr>
+        <w:t>assigned</w:t>
+      </w:r>
+      <w:proofErr w:type="spellEnd"/>
+      <w:r>
+        <w:rPr>
+          <w:szCs w:val="28"/>
+        </w:rPr>
+        <w:t xml:space="preserve"> </w:t>
+      </w:r>
+      <w:proofErr w:type="spellStart"/>
+      <w:r>
+        <w:rPr>
+          <w:szCs w:val="28"/>
+        </w:rPr>
+        <w:t>maturity</w:t>
+      </w:r>
+      <w:proofErr w:type="spellEnd"/>
+      <w:r>
+        <w:rPr>
+          <w:szCs w:val="28"/>
+        </w:rPr>
+        <w:t xml:space="preserve"> score,</w:t>
+      </w:r>
+    </w:p>
+    <w:p>
+      <w:pPr>
+        <w:numPr>
+          <w:ilvl w:val="0"/>
+          <w:numId w:val="32"/>
+        </w:numPr>
+        <w:rPr>
+          <w:szCs w:val="28"/>
+          <w:lang w:val="en-US"/>
+        </w:rPr>
+      </w:pPr>
+      <w:r>
+        <w:rPr>
+          <w:szCs w:val="28"/>
+          <w:lang w:val="en-US"/>
+        </w:rPr>
+        <w:t>and additional comments or observations.</w:t>
+      </w:r>
+    </w:p>
+    <w:p>
+      <w:pPr>
+        <w:spacing w:before="100" w:beforeAutospacing="1" w:after="100" w:afterAutospacing="1" w:line="240" w:lineRule="auto"/>
+        <w:rPr>
+          <w:color w:val="auto"/>
+          <w:kern w:val="0"/>
+          <w:szCs w:val="28"/>
+          <w:lang w:val="en-US"/>
+          <w14:ligatures w14:val="none"/>
+        </w:rPr>
+      </w:pPr>
+      <w:r>
+        <w:rPr>
+          <w:color w:val="auto"/>
+          <w:kern w:val="0"/>
+          <w:szCs w:val="28"/>
+          <w:lang w:val="en-US"/>
+          <w14:ligatures w14:val="none"/>
+        </w:rPr>
+        <w:t xml:space="preserve">The “previous assessment reminders” section was also integrated into the IT assessment templates. This addition was particularly important because a previous cybersecurity strategy assessment had already been conducted for the RATP Group by </w:t>
+      </w:r>
+      <w:proofErr w:type="spellStart"/>
+      <w:r>
+        <w:rPr>
+          <w:color w:val="auto"/>
+          <w:kern w:val="0"/>
+          <w:szCs w:val="28"/>
+          <w:lang w:val="en-US"/>
+          <w14:ligatures w14:val="none"/>
+        </w:rPr>
+        <w:t>Wavestone</w:t>
+      </w:r>
+      <w:proofErr w:type="spellEnd"/>
+      <w:r>
+        <w:rPr>
+          <w:color w:val="auto"/>
+          <w:kern w:val="0"/>
+          <w:szCs w:val="28"/>
+          <w:lang w:val="en-US"/>
+          <w14:ligatures w14:val="none"/>
+        </w:rPr>
+        <w:t xml:space="preserve"> in 2022.</w:t>
+      </w:r>
+    </w:p>
+    <w:p>
+      <w:pPr>
+        <w:spacing w:before="100" w:beforeAutospacing="1" w:after="100" w:afterAutospacing="1" w:line="240" w:lineRule="auto"/>
+        <w:rPr>
+          <w:color w:val="auto"/>
+          <w:kern w:val="0"/>
+          <w:szCs w:val="28"/>
+          <w:lang w:val="en-US"/>
+          <w14:ligatures w14:val="none"/>
+        </w:rPr>
+      </w:pPr>
+      <w:r>
+        <w:rPr>
+          <w:color w:val="auto"/>
+          <w:kern w:val="0"/>
+          <w:szCs w:val="28"/>
+          <w:lang w:val="en-US"/>
+          <w14:ligatures w14:val="none"/>
+        </w:rPr>
+        <w:t xml:space="preserve">Before conducting the workshops, I therefore had to review and analyze the notes and information collected during the previous 2022 assessment workshops. Based on this analysis, I pre-filled parts of the assessment documents </w:t>
+      </w:r>
+      <w:proofErr w:type="gramStart"/>
+      <w:r>
+        <w:rPr>
+          <w:color w:val="auto"/>
+          <w:kern w:val="0"/>
+          <w:szCs w:val="28"/>
+          <w:lang w:val="en-US"/>
+          <w14:ligatures w14:val="none"/>
+        </w:rPr>
+        <w:t>in order to</w:t>
+      </w:r>
+      <w:proofErr w:type="gramEnd"/>
+      <w:r>
+        <w:rPr>
+          <w:color w:val="auto"/>
+          <w:kern w:val="0"/>
+          <w:szCs w:val="28"/>
+          <w:lang w:val="en-US"/>
+          <w14:ligatures w14:val="none"/>
+        </w:rPr>
+        <w:t xml:space="preserve"> avoid spending unnecessary time during the workshops reviewing information that had already been validated previously.</w:t>
+      </w:r>
+    </w:p>
+    <w:p>
+      <w:pPr>
+        <w:rPr>
+          <w:szCs w:val="28"/>
+          <w:lang w:val="en-US"/>
+        </w:rPr>
+      </w:pPr>
+      <w:r>
+        <w:rPr>
+          <w:szCs w:val="28"/>
+          <w:lang w:val="en-US"/>
+        </w:rPr>
+        <w:t>This approach allowed workshop discussions to focus primarily on changes, new requirements, identified gaps, and current operational needs rather than repeating information already documented in earlier assessments.</w:t>
+      </w:r>
+    </w:p>
+    <w:p>
+      <w:pPr>
+        <w:rPr>
+          <w:szCs w:val="28"/>
+          <w:lang w:val="en-US"/>
+        </w:rPr>
+      </w:pPr>
+      <w:r>
+        <w:rPr>
+          <w:szCs w:val="28"/>
+          <w:lang w:val="en-US"/>
+        </w:rPr>
+        <w:t>In addition, part of the assessment information was adapted and modified to better align with specific client requirements and expectations.</w:t>
+      </w:r>
+    </w:p>
+    <w:p>
+      <w:pPr>
+        <w:rPr>
+          <w:szCs w:val="28"/>
+          <w:lang w:val="en-US"/>
+        </w:rPr>
+      </w:pPr>
+    </w:p>
+    <w:p>
+      <w:pPr>
+        <w:rPr>
+          <w:b/>
+          <w:bCs/>
+          <w:szCs w:val="28"/>
+          <w:lang w:val="en-US"/>
+        </w:rPr>
+      </w:pPr>
+    </w:p>
+    <w:p>
+      <w:pPr>
+        <w:rPr>
+          <w:szCs w:val="28"/>
+          <w:lang w:val="en-US"/>
+        </w:rPr>
+      </w:pPr>
+      <w:r>
+        <w:rPr>
+          <w:b/>
+          <w:bCs/>
+          <w:szCs w:val="28"/>
+          <w:lang w:val="en-US"/>
+        </w:rPr>
+        <w:t>5.3.2.</w:t>
+      </w:r>
+      <w:r>
+        <w:rPr>
+          <w:b/>
+          <w:bCs/>
+          <w:szCs w:val="28"/>
+          <w:lang w:val="en-US"/>
+        </w:rPr>
+        <w:t>2</w:t>
+      </w:r>
+      <w:r>
+        <w:rPr>
+          <w:b/>
+          <w:bCs/>
+          <w:szCs w:val="28"/>
+          <w:lang w:val="en-US"/>
+        </w:rPr>
+        <w:t xml:space="preserve">. </w:t>
+      </w:r>
+      <w:r>
+        <w:rPr>
+          <w:b/>
+          <w:bCs/>
+          <w:szCs w:val="28"/>
+          <w:lang w:val="en-US"/>
+        </w:rPr>
+        <w:t>Adaptation of Workshop Methodology to Client Needs</w:t>
+      </w:r>
+    </w:p>
+    <w:p>
+      <w:pPr>
+        <w:ind w:left="0" w:firstLine="0"/>
+        <w:rPr>
+          <w:szCs w:val="28"/>
+          <w:lang w:val="en-US"/>
+        </w:rPr>
+      </w:pPr>
+      <w:r>
+        <w:rPr>
+          <w:szCs w:val="28"/>
+          <w:lang w:val="en-US"/>
+        </w:rPr>
+        <w:t xml:space="preserve">In some cases, the client requested a more interactive and discussion-based approach rather than a strict question-by-question review of the NIST framework. </w:t>
+      </w:r>
+      <w:proofErr w:type="gramStart"/>
+      <w:r>
+        <w:rPr>
+          <w:szCs w:val="28"/>
+          <w:lang w:val="en-US"/>
+        </w:rPr>
+        <w:t>In order to</w:t>
+      </w:r>
+      <w:proofErr w:type="gramEnd"/>
+      <w:r>
+        <w:rPr>
+          <w:szCs w:val="28"/>
+          <w:lang w:val="en-US"/>
+        </w:rPr>
+        <w:t xml:space="preserve"> support this need, an alternative workshop format was introduced based on a SWOT matrix. This approach allowed the facilitation of more open discussions during the sessions, focusing on strengths, weaknesses, opportunities, and threats.</w:t>
+      </w:r>
+    </w:p>
+    <w:p>
+      <w:pPr>
+        <w:ind w:left="0" w:firstLine="0"/>
+        <w:rPr>
+          <w:szCs w:val="28"/>
+          <w:lang w:val="en-US"/>
+        </w:rPr>
+      </w:pPr>
+      <w:r>
+        <w:rPr>
+          <w:szCs w:val="28"/>
+          <w:lang w:val="en-US"/>
+        </w:rPr>
+        <w:t>The detailed NIST questions were then addressed and consolidated after the workshops within the assessment template. This method made it possible to optimize workshop time and focus discussions on the most relevant topics, while ensuring that all required information was still properly captured and structured afterwards.</w:t>
+      </w:r>
+    </w:p>
+    <w:p>
+      <w:pPr>
+        <w:ind w:left="0" w:firstLine="0"/>
+        <w:jc w:val="center"/>
+        <w:rPr>
+          <w:szCs w:val="28"/>
+          <w:lang w:val="en-US"/>
+        </w:rPr>
+      </w:pPr>
+      <w:r>
+        <w:rPr>
+          <w:noProof/>
+          <w:szCs w:val="28"/>
+          <w:lang w:val="en-US"/>
+        </w:rPr>
+        <w:lastRenderedPageBreak/>
+        <w:drawing>
+          <wp:inline distT="0" distB="0" distL="0" distR="0" wp14:anchorId="4AEAB290" wp14:editId="59EF7DA2">
+            <wp:extent cx="4981533" cy="2238451"/>
+            <wp:effectExtent l="0" t="0" r="0" b="0"/>
+            <wp:docPr id="506789932" name="Image 1"/>
+            <wp:cNvGraphicFramePr>
+              <a:graphicFrameLocks xmlns:a="http://schemas.openxmlformats.org/drawingml/2006/main" noChangeAspect="1"/>
+            </wp:cNvGraphicFramePr>
+            <a:graphic xmlns:a="http://schemas.openxmlformats.org/drawingml/2006/main">
+              <a:graphicData uri="http://schemas.openxmlformats.org/drawingml/2006/picture">
+                <pic:pic xmlns:pic="http://schemas.openxmlformats.org/drawingml/2006/picture">
+                  <pic:nvPicPr>
+                    <pic:cNvPr id="506789932" name=""/>
+                    <pic:cNvPicPr/>
+                  </pic:nvPicPr>
+                  <pic:blipFill>
+                    <a:blip r:embed="rId27"/>
+                    <a:stretch>
+                      <a:fillRect/>
+                    </a:stretch>
+                  </pic:blipFill>
+                  <pic:spPr>
+                    <a:xfrm>
+                      <a:off x="0" y="0"/>
+                      <a:ext cx="5053764" cy="2270908"/>
+                    </a:xfrm>
+                    <a:prstGeom prst="rect">
+                      <a:avLst/>
+                    </a:prstGeom>
+                  </pic:spPr>
+                </pic:pic>
+              </a:graphicData>
+            </a:graphic>
+          </wp:inline>
+        </w:drawing>
+      </w:r>
+    </w:p>
+    <w:p>
+      <w:pPr>
+        <w:spacing w:after="160" w:line="278" w:lineRule="auto"/>
+        <w:ind w:left="0" w:firstLine="0"/>
+        <w:jc w:val="center"/>
+        <w:rPr>
+          <w:rFonts w:eastAsiaTheme="majorEastAsia"/>
+          <w:spacing w:val="-10"/>
+          <w:kern w:val="28"/>
+          <w:szCs w:val="28"/>
+          <w:lang w:val="en-US"/>
+        </w:rPr>
+      </w:pPr>
+      <w:r>
+        <w:rPr>
+          <w:b/>
+          <w:bCs/>
+          <w:sz w:val="16"/>
+          <w:szCs w:val="16"/>
+          <w:lang w:val="en-US"/>
+        </w:rPr>
+        <w:t xml:space="preserve">Figure </w:t>
+      </w:r>
+      <w:r>
+        <w:rPr>
+          <w:b/>
+          <w:bCs/>
+          <w:sz w:val="16"/>
+          <w:szCs w:val="16"/>
+          <w:lang w:val="en-US"/>
+        </w:rPr>
+        <w:t>11</w:t>
+      </w:r>
+      <w:r>
+        <w:rPr>
+          <w:b/>
+          <w:bCs/>
+          <w:sz w:val="16"/>
+          <w:szCs w:val="16"/>
+          <w:lang w:val="en-US"/>
+        </w:rPr>
+        <w:t>:</w:t>
+      </w:r>
+      <w:r>
+        <w:rPr>
+          <w:b/>
+          <w:bCs/>
+          <w:sz w:val="16"/>
+          <w:szCs w:val="16"/>
+          <w:lang w:val="en-US"/>
+        </w:rPr>
+        <w:t xml:space="preserve"> SWOT</w:t>
+      </w:r>
+    </w:p>
+    <w:p>
+      <w:pPr>
+        <w:ind w:left="0" w:firstLine="0"/>
+        <w:jc w:val="center"/>
+        <w:rPr>
+          <w:szCs w:val="28"/>
+          <w:lang w:val="en-US"/>
+        </w:rPr>
+      </w:pPr>
+    </w:p>
+    <w:p>
+      <w:pPr>
+        <w:ind w:left="0" w:firstLine="0"/>
+        <w:rPr>
+          <w:b/>
+          <w:bCs/>
+          <w:sz w:val="32"/>
+          <w:szCs w:val="32"/>
+        </w:rPr>
+      </w:pPr>
+      <w:r>
+        <w:rPr>
+          <w:b/>
+          <w:bCs/>
+          <w:noProof/>
+          <w:sz w:val="32"/>
+          <w:szCs w:val="32"/>
+          <w:lang w:val="en-US"/>
+        </w:rPr>
+        <mc:AlternateContent>
+          <mc:Choice Requires="wps">
+            <w:drawing>
+              <wp:anchor distT="0" distB="0" distL="114300" distR="114300" simplePos="0" relativeHeight="251659264" behindDoc="0" locked="0" layoutInCell="1" allowOverlap="1" wp14:anchorId="57BBBEB7" wp14:editId="3C0202AF">
+                <wp:simplePos x="0" y="0"/>
+                <wp:positionH relativeFrom="margin">
+                  <wp:posOffset>-95250</wp:posOffset>
+                </wp:positionH>
+                <wp:positionV relativeFrom="paragraph">
+                  <wp:posOffset>335280</wp:posOffset>
+                </wp:positionV>
+                <wp:extent cx="6562725" cy="4257675"/>
+                <wp:effectExtent l="0" t="0" r="28575" b="28575"/>
+                <wp:wrapNone/>
+                <wp:docPr id="1582090916" name="Rectangle 2"/>
+                <wp:cNvGraphicFramePr/>
+                <a:graphic xmlns:a="http://schemas.openxmlformats.org/drawingml/2006/main">
+                  <a:graphicData uri="http://schemas.microsoft.com/office/word/2010/wordprocessingShape">
+                    <wps:wsp>
+                      <wps:cNvSpPr/>
+                      <wps:spPr>
+                        <a:xfrm>
+                          <a:off x="0" y="0"/>
+                          <a:ext cx="6562725" cy="4257675"/>
+                        </a:xfrm>
+                        <a:prstGeom prst="rect">
+                          <a:avLst/>
+                        </a:prstGeom>
+                        <a:noFill/>
+                        <a:ln>
+                          <a:solidFill>
+                            <a:srgbClr val="FF0000"/>
+                          </a:solidFill>
+                        </a:ln>
+                      </wps:spPr>
+                      <wps:style>
+                        <a:lnRef idx="2">
+                          <a:schemeClr val="accent6"/>
+                        </a:lnRef>
+                        <a:fillRef idx="1">
+                          <a:schemeClr val="lt1"/>
+                        </a:fillRef>
+                        <a:effectRef idx="0">
+                          <a:schemeClr val="accent6"/>
+                        </a:effectRef>
+                        <a:fontRef idx="minor">
+                          <a:schemeClr val="dk1"/>
+                        </a:fontRef>
+                      </wps:style>
+                      <wps:bodyPr rot="0" spcFirstLastPara="0" vertOverflow="overflow" horzOverflow="overflow" vert="horz" wrap="square" lIns="91440" tIns="45720" rIns="91440" bIns="45720" numCol="1" spcCol="0" rtlCol="0" fromWordArt="0" anchor="ctr" anchorCtr="0" forceAA="0" compatLnSpc="1">
+                        <a:prstTxWarp prst="textNoShape">
+                          <a:avLst/>
+                        </a:prstTxWarp>
+                        <a:noAutofit/>
+                      </wps:bodyPr>
+                    </wps:wsp>
+                  </a:graphicData>
+                </a:graphic>
+                <wp14:sizeRelH relativeFrom="margin">
+                  <wp14:pctWidth>0</wp14:pctWidth>
+                </wp14:sizeRelH>
+              </wp:anchor>
+            </w:drawing>
+          </mc:Choice>
+          <mc:Fallback>
+            <w:pict>
+              <v:rect w14:anchorId="0AC23C38" id="Rectangle 2" o:spid="_x0000_s1026" style="position:absolute;margin-left:-7.5pt;margin-top:26.4pt;width:516.75pt;height:335.25pt;z-index:251659264;visibility:visible;mso-wrap-style:square;mso-width-percent:0;mso-wrap-distance-left:9pt;mso-wrap-distance-top:0;mso-wrap-distance-right:9pt;mso-wrap-distance-bottom:0;mso-position-horizontal:absolute;mso-position-horizontal-relative:margin;mso-position-vertical:absolute;mso-position-vertical-relative:text;mso-width-percent:0;mso-width-relative:margin;v-text-anchor:middle" o:gfxdata="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" filled="f" strokecolor="red" strokeweight="1.5pt">
+                <w10:wrap anchorx="margin"/>
+              </v:rect>
+            </w:pict>
+          </mc:Fallback>
+        </mc:AlternateContent>
+      </w:r>
+      <w:r>
+        <w:rPr>
+          <w:b/>
+          <w:bCs/>
+          <w:sz w:val="32"/>
+          <w:szCs w:val="32"/>
+          <w:lang w:val="en-US"/>
+        </w:rPr>
+        <w:t xml:space="preserve">5.3.3. </w:t>
+      </w:r>
+      <w:r>
+        <w:rPr>
+          <w:b/>
+          <w:bCs/>
+          <w:sz w:val="32"/>
+          <w:szCs w:val="32"/>
+        </w:rPr>
+        <w:t>Illustrative Example</w:t>
+      </w:r>
+    </w:p>
+    <w:p>
+      <w:pPr>
+        <w:ind w:left="0" w:firstLine="0"/>
+        <w:rPr>
+          <w:b/>
+          <w:bCs/>
+          <w:sz w:val="32"/>
+          <w:szCs w:val="32"/>
+        </w:rPr>
+      </w:pPr>
+      <w:r>
+        <w:rPr>
+          <w:b/>
+          <w:bCs/>
+          <w:noProof/>
+          <w:sz w:val="32"/>
+          <w:szCs w:val="32"/>
+        </w:rPr>
+        <w:drawing>
+          <wp:inline distT="0" distB="0" distL="0" distR="0" wp14:anchorId="77A1A75E" wp14:editId="4D1EF6C3">
+            <wp:extent cx="476250" cy="476250"/>
+            <wp:effectExtent l="0" t="0" r="0" b="0"/>
+            <wp:docPr id="363010153" name="Graphique 1" descr="Avertissement avec un remplissage uni"/>
+            <wp:cNvGraphicFramePr>
+              <a:graphicFrameLocks xmlns:a="http://schemas.openxmlformats.org/drawingml/2006/main" noChangeAspect="1"/>
+            </wp:cNvGraphicFramePr>
+            <a:graphic xmlns:a="http://schemas.openxmlformats.org/drawingml/2006/main">
+              <a:graphicData uri="http://schemas.openxmlformats.org/drawingml/2006/picture">
+                <pic:pic xmlns:pic="http://schemas.openxmlformats.org/drawingml/2006/picture">
+                  <pic:nvPicPr>
+                    <pic:cNvPr id="363010153" name="Graphique 363010153" descr="Avertissement avec un remplissage uni"/>
+                    <pic:cNvPicPr/>
+                  </pic:nvPicPr>
+                  <pic:blipFill>
+                    <a:blip r:embed="rId28">
+                      <a:extLst>
+                        <a:ext uri="{96DAC541-7B7A-43D3-8B79-37D633B846F1}">
+                          <asvg:svgBlip xmlns:asvg="http://schemas.microsoft.com/office/drawing/2016/SVG/main" r:embed="rId29"/>
+                        </a:ext>
+                      </a:extLst>
+                    </a:blip>
+                    <a:stretch>
+                      <a:fillRect/>
+                    </a:stretch>
+                  </pic:blipFill>
+                  <pic:spPr>
+                    <a:xfrm>
+                      <a:off x="0" y="0"/>
+                      <a:ext cx="476250" cy="476250"/>
+                    </a:xfrm>
+                    <a:prstGeom prst="rect">
+                      <a:avLst/>
+                    </a:prstGeom>
+                  </pic:spPr>
+                </pic:pic>
+              </a:graphicData>
+            </a:graphic>
+          </wp:inline>
+        </w:drawing>
+      </w:r>
+    </w:p>
+    <w:p>
+      <w:pPr>
+        <w:ind w:left="0" w:firstLine="0"/>
+        <w:rPr>
+          <w:sz w:val="32"/>
+          <w:szCs w:val="32"/>
+          <w:lang w:val="en-US"/>
+        </w:rPr>
+      </w:pPr>
+      <w:r>
+        <w:rPr>
+          <w:sz w:val="32"/>
+          <w:szCs w:val="32"/>
+          <w:lang w:val="en-US"/>
+        </w:rPr>
+        <w:t xml:space="preserve">The RATP Group is classified as an Operator of Vital Importance (OIV) under French regulations and is therefore subject to the requirements of the Military Programming Law (LPM). </w:t>
+      </w:r>
+      <w:r>
+        <w:rPr>
+          <w:sz w:val="32"/>
+          <w:szCs w:val="32"/>
+          <w:lang w:val="en-US"/>
+        </w:rPr>
+        <w:t>This regulatory framework imposes strict obligations regarding the protection of critical information systems and sensitive infrastructure.</w:t>
+      </w:r>
+    </w:p>
+    <w:p>
+      <w:pPr>
+        <w:ind w:left="0" w:firstLine="0"/>
+        <w:rPr>
+          <w:sz w:val="32"/>
+          <w:szCs w:val="32"/>
+          <w:lang w:val="en-US"/>
+        </w:rPr>
+      </w:pPr>
+      <w:r>
+        <w:rPr>
+          <w:sz w:val="32"/>
+          <w:szCs w:val="32"/>
+          <w:lang w:val="en-US"/>
+        </w:rPr>
+        <w:t>In this context, all information related to the organization’s current, past, or future security measures is considered highly confidential. Any disclosure of such information could lead to legal consequences and compromise the security of critical national infrastructure.</w:t>
+      </w:r>
+    </w:p>
+    <w:p>
+      <w:pPr>
+        <w:ind w:left="0" w:firstLine="0"/>
+        <w:rPr>
+          <w:sz w:val="32"/>
+          <w:szCs w:val="32"/>
+          <w:lang w:val="en-US"/>
+        </w:rPr>
+      </w:pPr>
+      <w:r>
+        <w:rPr>
+          <w:sz w:val="32"/>
+          <w:szCs w:val="32"/>
+          <w:lang w:val="en-US"/>
+        </w:rPr>
+        <w:t>For this reason, the following section is based on a simplified and fictional scenario. The objective is to illustrate how the maturity assessment is conducted and how information is collected and structured during the audit, without revealing any sensitive or real data.</w:t>
+      </w:r>
+    </w:p>
+    <w:p>
+      <w:pPr>
+        <w:ind w:left="0" w:firstLine="0"/>
+        <w:rPr>
+          <w:sz w:val="32"/>
+          <w:szCs w:val="32"/>
+          <w:lang w:val="en-US"/>
+        </w:rPr>
+      </w:pPr>
+    </w:p>
+    <w:p>
+      <w:pPr>
+        <w:ind w:left="0" w:firstLine="0"/>
+        <w:rPr>
+          <w:sz w:val="32"/>
+          <w:szCs w:val="32"/>
+          <w:lang w:val="en-US"/>
+        </w:rPr>
+      </w:pPr>
+      <w:r>
+        <w:rPr>
+          <w:sz w:val="32"/>
+          <w:szCs w:val="32"/>
+          <w:lang w:val="en-US"/>
+        </w:rPr>
+        <w:t>During the maturity assessment, each requirement is evaluated based on the level of implementation observed within the organization. The following examples illustrate how responses are captured and scored.</w:t>
+      </w:r>
+    </w:p>
+    <w:p>
+      <w:pPr>
+        <w:pBdr>
+          <w:top w:val="single" w:sz="4" w:space="1" w:color="auto"/>
+        </w:pBdr>
+        <w:ind w:left="0" w:firstLine="0"/>
+        <w:rPr>
+          <w:szCs w:val="28"/>
+          <w:lang w:val="en-US"/>
+        </w:rPr>
+      </w:pPr>
+      <w:r>
+        <w:rPr>
+          <w:b/>
+          <w:bCs/>
+          <w:sz w:val="32"/>
+          <w:szCs w:val="32"/>
+          <w:lang w:val="en-US"/>
+        </w:rPr>
+        <w:lastRenderedPageBreak/>
+        <w:t>GV.RM-02</w:t>
+      </w:r>
+      <w:r>
+        <w:rPr>
+          <w:sz w:val="32"/>
+          <w:szCs w:val="32"/>
+          <w:lang w:val="en-US"/>
+        </w:rPr>
+        <w:t xml:space="preserve"> – </w:t>
+      </w:r>
+      <w:r>
+        <w:rPr>
+          <w:szCs w:val="28"/>
+          <w:lang w:val="en-US"/>
+        </w:rPr>
+        <w:t xml:space="preserve">Risk appetite and tolerance statements are established, communicated, and </w:t>
+      </w:r>
+      <w:r>
+        <w:rPr>
+          <w:szCs w:val="28"/>
+          <w:lang w:val="en-US"/>
+        </w:rPr>
+        <w:t>maintained:</w:t>
+      </w:r>
+    </w:p>
+    <w:p>
+      <w:pPr>
+        <w:pBdr>
+          <w:top w:val="single" w:sz="4" w:space="1" w:color="auto"/>
+        </w:pBdr>
+        <w:ind w:left="0" w:firstLine="0"/>
+        <w:rPr>
+          <w:szCs w:val="28"/>
+          <w:lang w:val="en-US"/>
+        </w:rPr>
+      </w:pPr>
+      <w:r>
+        <w:rPr>
+          <w:szCs w:val="28"/>
+          <w:lang w:val="en-US"/>
+        </w:rPr>
+        <w:t>Fictional observed response:</w:t>
+      </w:r>
+      <w:r>
+        <w:rPr>
+          <w:szCs w:val="28"/>
+          <w:lang w:val="en-US"/>
+        </w:rPr>
+        <w:br/>
+        <w:t>A formal risk management policy exists and has been approved at executive level. However, the risk appetite is only partially communicated to operational teams and is not consistently applied across all departments.</w:t>
+      </w:r>
+    </w:p>
+    <w:p>
+      <w:pPr>
+        <w:ind w:left="0" w:firstLine="0"/>
+        <w:rPr>
+          <w:szCs w:val="28"/>
+        </w:rPr>
+      </w:pPr>
+      <w:proofErr w:type="spellStart"/>
+      <w:proofErr w:type="gramStart"/>
+      <w:r>
+        <w:rPr>
+          <w:szCs w:val="28"/>
+        </w:rPr>
+        <w:t>Assessment</w:t>
+      </w:r>
+      <w:proofErr w:type="spellEnd"/>
+      <w:r>
+        <w:rPr>
+          <w:szCs w:val="28"/>
+        </w:rPr>
+        <w:t>:</w:t>
+      </w:r>
+      <w:proofErr w:type="gramEnd"/>
+    </w:p>
+    <w:p>
+      <w:pPr>
+        <w:numPr>
+          <w:ilvl w:val="0"/>
+          <w:numId w:val="33"/>
+        </w:numPr>
+        <w:rPr>
+          <w:szCs w:val="28"/>
+        </w:rPr>
+      </w:pPr>
+      <w:proofErr w:type="spellStart"/>
+      <w:r>
+        <w:rPr>
+          <w:szCs w:val="28"/>
+        </w:rPr>
+        <w:t>Governance</w:t>
+      </w:r>
+      <w:proofErr w:type="spellEnd"/>
+      <w:r>
+        <w:rPr>
+          <w:szCs w:val="28"/>
+        </w:rPr>
+        <w:t xml:space="preserve"> </w:t>
+      </w:r>
+      <w:proofErr w:type="spellStart"/>
+      <w:r>
+        <w:rPr>
+          <w:szCs w:val="28"/>
+        </w:rPr>
+        <w:t>framework</w:t>
+      </w:r>
+      <w:proofErr w:type="spellEnd"/>
+      <w:r>
+        <w:rPr>
+          <w:szCs w:val="28"/>
+        </w:rPr>
+        <w:t xml:space="preserve"> </w:t>
+      </w:r>
+      <w:proofErr w:type="spellStart"/>
+      <w:r>
+        <w:rPr>
+          <w:szCs w:val="28"/>
+        </w:rPr>
+        <w:t>exists</w:t>
+      </w:r>
+      <w:proofErr w:type="spellEnd"/>
+      <w:r>
+        <w:rPr>
+          <w:szCs w:val="28"/>
+        </w:rPr>
+        <w:t xml:space="preserve"> </w:t>
+      </w:r>
+    </w:p>
+    <w:p>
+      <w:pPr>
+        <w:numPr>
+          <w:ilvl w:val="0"/>
+          <w:numId w:val="33"/>
+        </w:numPr>
+        <w:rPr>
+          <w:szCs w:val="28"/>
+        </w:rPr>
+      </w:pPr>
+      <w:r>
+        <w:rPr>
+          <w:szCs w:val="28"/>
+        </w:rPr>
+        <w:t xml:space="preserve">Partial </w:t>
+      </w:r>
+      <w:proofErr w:type="spellStart"/>
+      <w:r>
+        <w:rPr>
+          <w:szCs w:val="28"/>
+        </w:rPr>
+        <w:t>operational</w:t>
+      </w:r>
+      <w:proofErr w:type="spellEnd"/>
+      <w:r>
+        <w:rPr>
+          <w:szCs w:val="28"/>
+        </w:rPr>
+        <w:t xml:space="preserve"> adoption </w:t>
+      </w:r>
+    </w:p>
+    <w:p>
+      <w:pPr>
+        <w:numPr>
+          <w:ilvl w:val="0"/>
+          <w:numId w:val="33"/>
+        </w:numPr>
+        <w:rPr>
+          <w:szCs w:val="28"/>
+        </w:rPr>
+      </w:pPr>
+      <w:r>
+        <w:rPr>
+          <w:szCs w:val="28"/>
+        </w:rPr>
+        <w:t xml:space="preserve">Communication gaps </w:t>
+      </w:r>
+      <w:proofErr w:type="spellStart"/>
+      <w:r>
+        <w:rPr>
+          <w:szCs w:val="28"/>
+        </w:rPr>
+        <w:t>identified</w:t>
+      </w:r>
+      <w:proofErr w:type="spellEnd"/>
+    </w:p>
+    <w:p>
+      <w:pPr>
+        <w:pBdr>
+          <w:bottom w:val="single" w:sz="4" w:space="1" w:color="auto"/>
+        </w:pBdr>
+        <w:spacing w:before="100" w:beforeAutospacing="1" w:after="100" w:afterAutospacing="1" w:line="240" w:lineRule="auto"/>
+        <w:rPr>
+          <w:color w:val="auto"/>
+          <w:kern w:val="0"/>
+          <w:szCs w:val="28"/>
+          <w:lang w:val="en-US"/>
+          <w14:ligatures w14:val="none"/>
+        </w:rPr>
+      </w:pPr>
+      <w:r>
+        <w:rPr>
+          <w:color w:val="auto"/>
+          <w:kern w:val="0"/>
+          <w:szCs w:val="28"/>
+          <w14:ligatures w14:val="none"/>
+        </w:rPr>
+        <w:t>Score :</w:t>
+      </w:r>
+      <w:r>
+        <w:rPr>
+          <w:color w:val="auto"/>
+          <w:kern w:val="0"/>
+          <w:szCs w:val="28"/>
+          <w:lang w:val="en-US"/>
+          <w14:ligatures w14:val="none"/>
+        </w:rPr>
+        <w:t xml:space="preserve"> 0.75</w:t>
+      </w:r>
+    </w:p>
+    <w:p>
+      <w:pPr>
+        <w:ind w:left="0" w:firstLine="0"/>
+        <w:rPr>
+          <w:szCs w:val="28"/>
+          <w:lang w:val="en-US"/>
+        </w:rPr>
+      </w:pPr>
+      <w:r>
+        <w:rPr>
+          <w:b/>
+          <w:bCs/>
+          <w:sz w:val="32"/>
+          <w:szCs w:val="32"/>
+          <w:lang w:val="en-US"/>
+        </w:rPr>
+        <w:t>ID.AM-02</w:t>
+      </w:r>
+      <w:r>
+        <w:rPr>
+          <w:szCs w:val="28"/>
+          <w:lang w:val="en-US"/>
+        </w:rPr>
+        <w:t xml:space="preserve"> – Inventories of software, services, and systems are maintained</w:t>
+      </w:r>
+    </w:p>
+    <w:p>
+      <w:pPr>
+        <w:rPr>
+          <w:szCs w:val="28"/>
+          <w:lang w:val="en-US"/>
+        </w:rPr>
+      </w:pPr>
+      <w:r>
+        <w:rPr>
+          <w:szCs w:val="28"/>
+          <w:lang w:val="en-US"/>
+        </w:rPr>
+        <w:t>Fictional observed response:</w:t>
+      </w:r>
+      <w:r>
+        <w:rPr>
+          <w:szCs w:val="28"/>
+          <w:lang w:val="en-US"/>
+        </w:rPr>
+        <w:br/>
+        <w:t xml:space="preserve">A centralized CMDB </w:t>
+      </w:r>
+      <w:r>
+        <w:rPr>
+          <w:szCs w:val="28"/>
+          <w:lang w:val="en-US"/>
+        </w:rPr>
+        <w:t>(Configuration Management Database)</w:t>
+      </w:r>
+      <w:r>
+        <w:rPr>
+          <w:szCs w:val="28"/>
+          <w:lang w:val="en-US"/>
+        </w:rPr>
+        <w:t xml:space="preserve"> </w:t>
+      </w:r>
+      <w:r>
+        <w:rPr>
+          <w:szCs w:val="28"/>
+          <w:lang w:val="en-US"/>
+        </w:rPr>
+        <w:t>is implemented and covers most critical IT assets. However, certain cloud services and shadow IT applications are not fully integrated into the inventory.</w:t>
+      </w:r>
+    </w:p>
+    <w:p>
+      <w:pPr>
+        <w:rPr>
+          <w:szCs w:val="28"/>
+        </w:rPr>
+      </w:pPr>
+      <w:proofErr w:type="spellStart"/>
+      <w:proofErr w:type="gramStart"/>
+      <w:r>
+        <w:rPr>
+          <w:szCs w:val="28"/>
+        </w:rPr>
+        <w:t>Assessment</w:t>
+      </w:r>
+      <w:proofErr w:type="spellEnd"/>
+      <w:r>
+        <w:rPr>
+          <w:szCs w:val="28"/>
+        </w:rPr>
+        <w:t>:</w:t>
+      </w:r>
+      <w:proofErr w:type="gramEnd"/>
+    </w:p>
+    <w:p>
+      <w:pPr>
+        <w:numPr>
+          <w:ilvl w:val="0"/>
+          <w:numId w:val="34"/>
+        </w:numPr>
+        <w:rPr>
+          <w:szCs w:val="28"/>
+        </w:rPr>
+      </w:pPr>
+      <w:r>
+        <w:rPr>
+          <w:szCs w:val="28"/>
+        </w:rPr>
+        <w:t xml:space="preserve">Strong </w:t>
+      </w:r>
+      <w:proofErr w:type="spellStart"/>
+      <w:r>
+        <w:rPr>
+          <w:szCs w:val="28"/>
+        </w:rPr>
+        <w:t>centralized</w:t>
+      </w:r>
+      <w:proofErr w:type="spellEnd"/>
+      <w:r>
+        <w:rPr>
+          <w:szCs w:val="28"/>
+        </w:rPr>
+        <w:t xml:space="preserve"> </w:t>
+      </w:r>
+      <w:proofErr w:type="spellStart"/>
+      <w:r>
+        <w:rPr>
+          <w:szCs w:val="28"/>
+        </w:rPr>
+        <w:t>inventory</w:t>
+      </w:r>
+      <w:proofErr w:type="spellEnd"/>
+      <w:r>
+        <w:rPr>
+          <w:szCs w:val="28"/>
+        </w:rPr>
+        <w:t xml:space="preserve"> </w:t>
+      </w:r>
+    </w:p>
+    <w:p>
+      <w:pPr>
+        <w:numPr>
+          <w:ilvl w:val="0"/>
+          <w:numId w:val="34"/>
+        </w:numPr>
+        <w:rPr>
+          <w:szCs w:val="28"/>
+          <w:lang w:val="en-US"/>
+        </w:rPr>
+      </w:pPr>
+      <w:r>
+        <w:rPr>
+          <w:szCs w:val="28"/>
+          <w:lang w:val="en-US"/>
+        </w:rPr>
+        <w:t xml:space="preserve">Partial coverage of cloud and external services </w:t>
+      </w:r>
+    </w:p>
+    <w:p>
+      <w:pPr>
+        <w:pBdr>
+          <w:bottom w:val="single" w:sz="4" w:space="1" w:color="auto"/>
+        </w:pBdr>
+        <w:rPr>
+          <w:szCs w:val="28"/>
+          <w:lang w:val="en-US"/>
+        </w:rPr>
+      </w:pPr>
+      <w:r>
+        <w:rPr>
+          <w:szCs w:val="28"/>
+        </w:rPr>
+        <w:t>Score :</w:t>
+      </w:r>
+      <w:r>
+        <w:rPr>
+          <w:szCs w:val="28"/>
+          <w:lang w:val="en-US"/>
+        </w:rPr>
+        <w:t xml:space="preserve"> 0.75</w:t>
+      </w:r>
+    </w:p>
+    <w:p>
+      <w:pPr>
+        <w:rPr>
+          <w:sz w:val="32"/>
+          <w:szCs w:val="32"/>
+          <w:lang w:val="en-US"/>
+        </w:rPr>
+      </w:pPr>
+      <w:r>
+        <w:rPr>
+          <w:b/>
+          <w:bCs/>
+          <w:sz w:val="32"/>
+          <w:szCs w:val="32"/>
+          <w:lang w:val="en-US"/>
+        </w:rPr>
+        <w:t>PR.PS-05</w:t>
+      </w:r>
+      <w:r>
+        <w:rPr>
+          <w:szCs w:val="28"/>
+          <w:lang w:val="en-US"/>
+        </w:rPr>
+        <w:t xml:space="preserve"> – Installation and execution of unauthorized software are prevented</w:t>
+      </w:r>
+    </w:p>
+    <w:p>
+      <w:pPr>
+        <w:rPr>
+          <w:szCs w:val="28"/>
+          <w:lang w:val="en-US"/>
+        </w:rPr>
+      </w:pPr>
+      <w:r>
+        <w:rPr>
+          <w:szCs w:val="28"/>
+          <w:lang w:val="en-US"/>
+        </w:rPr>
+        <w:t>Fictional observed response:</w:t>
+      </w:r>
+      <w:r>
+        <w:rPr>
+          <w:szCs w:val="28"/>
+          <w:lang w:val="en-US"/>
+        </w:rPr>
+        <w:br/>
+        <w:t xml:space="preserve">Application whitelisting policies are deployed on most corporate endpoints. However, enforcement is inconsistent on legacy </w:t>
+      </w:r>
+      <w:proofErr w:type="gramStart"/>
+      <w:r>
+        <w:rPr>
+          <w:szCs w:val="28"/>
+          <w:lang w:val="en-US"/>
+        </w:rPr>
+        <w:t>systems</w:t>
+      </w:r>
+      <w:proofErr w:type="gramEnd"/>
+      <w:r>
+        <w:rPr>
+          <w:szCs w:val="28"/>
+          <w:lang w:val="en-US"/>
+        </w:rPr>
+        <w:t xml:space="preserve"> and some exceptions exist for operational needs.</w:t>
+      </w:r>
+    </w:p>
+    <w:p>
+      <w:pPr>
+        <w:rPr>
+          <w:szCs w:val="28"/>
+        </w:rPr>
+      </w:pPr>
+      <w:proofErr w:type="spellStart"/>
+      <w:proofErr w:type="gramStart"/>
+      <w:r>
+        <w:rPr>
+          <w:szCs w:val="28"/>
+        </w:rPr>
+        <w:t>Assessment</w:t>
+      </w:r>
+      <w:proofErr w:type="spellEnd"/>
+      <w:r>
+        <w:rPr>
+          <w:szCs w:val="28"/>
+        </w:rPr>
+        <w:t>:</w:t>
+      </w:r>
+      <w:proofErr w:type="gramEnd"/>
+    </w:p>
+    <w:p>
+      <w:pPr>
+        <w:numPr>
+          <w:ilvl w:val="0"/>
+          <w:numId w:val="35"/>
+        </w:numPr>
+        <w:rPr>
+          <w:szCs w:val="28"/>
+          <w:lang w:val="en-US"/>
+        </w:rPr>
+      </w:pPr>
+      <w:r>
+        <w:rPr>
+          <w:szCs w:val="28"/>
+          <w:lang w:val="en-US"/>
+        </w:rPr>
+        <w:t xml:space="preserve">Good endpoint control in modern environments </w:t>
+      </w:r>
+    </w:p>
+    <w:p>
+      <w:pPr>
+        <w:numPr>
+          <w:ilvl w:val="0"/>
+          <w:numId w:val="35"/>
+        </w:numPr>
+        <w:rPr>
+          <w:szCs w:val="28"/>
+          <w:lang w:val="en-US"/>
+        </w:rPr>
+      </w:pPr>
+      <w:r>
+        <w:rPr>
+          <w:szCs w:val="28"/>
+          <w:lang w:val="en-US"/>
+        </w:rPr>
+        <w:t xml:space="preserve">Legacy gaps and exceptions reduce effectiveness </w:t>
+      </w:r>
+    </w:p>
+    <w:p>
+      <w:pPr>
+        <w:pBdr>
+          <w:bottom w:val="single" w:sz="4" w:space="1" w:color="auto"/>
+        </w:pBdr>
+        <w:rPr>
+          <w:szCs w:val="28"/>
+          <w:lang w:val="en-US"/>
+        </w:rPr>
+      </w:pPr>
+      <w:r>
+        <w:rPr>
+          <w:szCs w:val="28"/>
+          <w:lang w:val="en-US"/>
+        </w:rPr>
+        <w:t>Score:</w:t>
+      </w:r>
+      <w:r>
+        <w:rPr>
+          <w:szCs w:val="28"/>
+          <w:lang w:val="en-US"/>
+        </w:rPr>
+        <w:t xml:space="preserve"> 0.5</w:t>
+      </w:r>
+    </w:p>
+    <w:p>
+      <w:pPr>
+        <w:rPr>
+          <w:szCs w:val="28"/>
+          <w:lang w:val="en-US"/>
+        </w:rPr>
+      </w:pPr>
+      <w:r>
+        <w:rPr>
+          <w:b/>
+          <w:bCs/>
+          <w:sz w:val="32"/>
+          <w:szCs w:val="32"/>
+          <w:lang w:val="en-US"/>
+        </w:rPr>
+        <w:lastRenderedPageBreak/>
+        <w:t>DE.CM-03</w:t>
+      </w:r>
+      <w:r>
+        <w:rPr>
+          <w:szCs w:val="28"/>
+          <w:lang w:val="en-US"/>
+        </w:rPr>
+        <w:t xml:space="preserve"> – Personnel activity and technology usage are monitored for potential adverse events</w:t>
+      </w:r>
+    </w:p>
+    <w:p>
+      <w:pPr>
+        <w:rPr>
+          <w:szCs w:val="28"/>
+          <w:lang w:val="en-US"/>
+        </w:rPr>
+      </w:pPr>
+      <w:r>
+        <w:rPr>
+          <w:szCs w:val="28"/>
+          <w:lang w:val="en-US"/>
+        </w:rPr>
+        <w:t>Fictional observed response:</w:t>
+      </w:r>
+      <w:r>
+        <w:rPr>
+          <w:szCs w:val="28"/>
+          <w:lang w:val="en-US"/>
+        </w:rPr>
+        <w:br/>
+      </w:r>
+      <w:r>
+        <w:rPr>
+          <w:szCs w:val="28"/>
+          <w:lang w:val="en-US"/>
+        </w:rPr>
+        <w:t>Basic logging capabilities exist on a limited number of critical systems, but there is no centralized monitoring solution such as a SIEM in place. Monitoring is mostly manual and reactive, and user or system activities are not consistently tracked across the environment.</w:t>
+      </w:r>
+    </w:p>
+    <w:p>
+      <w:pPr>
+        <w:rPr>
+          <w:szCs w:val="28"/>
+        </w:rPr>
+      </w:pPr>
+      <w:proofErr w:type="spellStart"/>
+      <w:proofErr w:type="gramStart"/>
+      <w:r>
+        <w:rPr>
+          <w:szCs w:val="28"/>
+        </w:rPr>
+        <w:t>Assessment</w:t>
+      </w:r>
+      <w:proofErr w:type="spellEnd"/>
+      <w:r>
+        <w:rPr>
+          <w:szCs w:val="28"/>
+        </w:rPr>
+        <w:t>:</w:t>
+      </w:r>
+      <w:proofErr w:type="gramEnd"/>
+    </w:p>
+    <w:p>
+      <w:pPr>
+        <w:numPr>
+          <w:ilvl w:val="0"/>
+          <w:numId w:val="37"/>
+        </w:numPr>
+        <w:rPr>
+          <w:szCs w:val="28"/>
+        </w:rPr>
+      </w:pPr>
+      <w:r>
+        <w:rPr>
+          <w:szCs w:val="28"/>
+        </w:rPr>
+        <w:t xml:space="preserve">Limited and </w:t>
+      </w:r>
+      <w:proofErr w:type="spellStart"/>
+      <w:r>
+        <w:rPr>
+          <w:szCs w:val="28"/>
+        </w:rPr>
+        <w:t>fragmented</w:t>
+      </w:r>
+      <w:proofErr w:type="spellEnd"/>
+      <w:r>
+        <w:rPr>
+          <w:szCs w:val="28"/>
+        </w:rPr>
+        <w:t xml:space="preserve"> </w:t>
+      </w:r>
+      <w:proofErr w:type="spellStart"/>
+      <w:r>
+        <w:rPr>
+          <w:szCs w:val="28"/>
+        </w:rPr>
+        <w:t>logging</w:t>
+      </w:r>
+      <w:proofErr w:type="spellEnd"/>
+      <w:r>
+        <w:rPr>
+          <w:szCs w:val="28"/>
+        </w:rPr>
+        <w:t xml:space="preserve"> </w:t>
+      </w:r>
+    </w:p>
+    <w:p>
+      <w:pPr>
+        <w:numPr>
+          <w:ilvl w:val="0"/>
+          <w:numId w:val="37"/>
+        </w:numPr>
+        <w:rPr>
+          <w:szCs w:val="28"/>
+          <w:lang w:val="en-US"/>
+        </w:rPr>
+      </w:pPr>
+      <w:r>
+        <w:rPr>
+          <w:szCs w:val="28"/>
+          <w:lang w:val="en-US"/>
+        </w:rPr>
+        <w:t xml:space="preserve">No centralized monitoring (no SIEM) </w:t>
+      </w:r>
+    </w:p>
+    <w:p>
+      <w:pPr>
+        <w:numPr>
+          <w:ilvl w:val="0"/>
+          <w:numId w:val="37"/>
+        </w:numPr>
+        <w:rPr>
+          <w:szCs w:val="28"/>
+          <w:lang w:val="en-US"/>
+        </w:rPr>
+      </w:pPr>
+      <w:r>
+        <w:rPr>
+          <w:szCs w:val="28"/>
+          <w:lang w:val="en-US"/>
+        </w:rPr>
+        <w:t xml:space="preserve">Lack of global visibility on user and system activity </w:t>
+      </w:r>
+    </w:p>
+    <w:p>
+      <w:pPr>
+        <w:numPr>
+          <w:ilvl w:val="0"/>
+          <w:numId w:val="37"/>
+        </w:numPr>
+        <w:rPr>
+          <w:szCs w:val="28"/>
+        </w:rPr>
+      </w:pPr>
+      <w:proofErr w:type="spellStart"/>
+      <w:r>
+        <w:rPr>
+          <w:szCs w:val="28"/>
+        </w:rPr>
+        <w:t>Mostly</w:t>
+      </w:r>
+      <w:proofErr w:type="spellEnd"/>
+      <w:r>
+        <w:rPr>
+          <w:szCs w:val="28"/>
+        </w:rPr>
+        <w:t xml:space="preserve"> </w:t>
+      </w:r>
+      <w:proofErr w:type="spellStart"/>
+      <w:r>
+        <w:rPr>
+          <w:szCs w:val="28"/>
+        </w:rPr>
+        <w:t>reactive</w:t>
+      </w:r>
+      <w:proofErr w:type="spellEnd"/>
+      <w:r>
+        <w:rPr>
+          <w:szCs w:val="28"/>
+        </w:rPr>
+        <w:t xml:space="preserve"> </w:t>
+      </w:r>
+      <w:proofErr w:type="spellStart"/>
+      <w:r>
+        <w:rPr>
+          <w:szCs w:val="28"/>
+        </w:rPr>
+        <w:t>detection</w:t>
+      </w:r>
+      <w:proofErr w:type="spellEnd"/>
+      <w:r>
+        <w:rPr>
+          <w:szCs w:val="28"/>
+        </w:rPr>
+        <w:t xml:space="preserve"> </w:t>
+      </w:r>
+      <w:proofErr w:type="spellStart"/>
+      <w:r>
+        <w:rPr>
+          <w:szCs w:val="28"/>
+        </w:rPr>
+        <w:t>approach</w:t>
+      </w:r>
+      <w:proofErr w:type="spellEnd"/>
+      <w:r>
+        <w:rPr>
+          <w:szCs w:val="28"/>
+        </w:rPr>
+        <w:t xml:space="preserve"> </w:t>
+      </w:r>
+    </w:p>
+    <w:p>
+      <w:pPr>
+        <w:pBdr>
+          <w:bottom w:val="single" w:sz="4" w:space="1" w:color="auto"/>
+        </w:pBdr>
+        <w:rPr>
+          <w:szCs w:val="28"/>
+          <w:lang w:val="en-US"/>
+        </w:rPr>
+      </w:pPr>
+      <w:r>
+        <w:rPr>
+          <w:szCs w:val="28"/>
+        </w:rPr>
+        <w:t>Score :</w:t>
+      </w:r>
+      <w:r>
+        <w:rPr>
+          <w:szCs w:val="28"/>
+          <w:lang w:val="en-US"/>
+        </w:rPr>
+        <w:t xml:space="preserve"> 0.25</w:t>
+      </w:r>
+    </w:p>
+    <w:p>
+      <w:pPr>
+        <w:rPr>
+          <w:szCs w:val="28"/>
+          <w:lang w:val="en-US"/>
+        </w:rPr>
+      </w:pPr>
+      <w:r>
+        <w:rPr>
+          <w:b/>
+          <w:bCs/>
+          <w:szCs w:val="28"/>
+          <w:lang w:val="en-US"/>
+        </w:rPr>
+        <w:t>RS.AN-07</w:t>
+      </w:r>
+      <w:r>
+        <w:rPr>
+          <w:szCs w:val="28"/>
+          <w:lang w:val="en-US"/>
+        </w:rPr>
+        <w:t xml:space="preserve"> – Incident data, metadata, integrity, and provenance are collected and preserved</w:t>
+      </w:r>
+    </w:p>
+    <w:p>
+      <w:pPr>
+        <w:rPr>
+          <w:szCs w:val="28"/>
+          <w:lang w:val="en-US"/>
+        </w:rPr>
+      </w:pPr>
+      <w:r>
+        <w:rPr>
+          <w:szCs w:val="28"/>
+          <w:lang w:val="en-US"/>
+        </w:rPr>
+        <w:t>Fictional observed response:</w:t>
+      </w:r>
+      <w:r>
+        <w:rPr>
+          <w:szCs w:val="28"/>
+          <w:lang w:val="en-US"/>
+        </w:rPr>
+        <w:br/>
+        <w:t>Incident response procedures define log collection and preservation requirements. However, metadata enrichment and long-term integrity verification are not fully standardized.</w:t>
+      </w:r>
+    </w:p>
+    <w:p>
+      <w:pPr>
+        <w:rPr>
+          <w:szCs w:val="28"/>
+        </w:rPr>
+      </w:pPr>
+      <w:proofErr w:type="spellStart"/>
+      <w:proofErr w:type="gramStart"/>
+      <w:r>
+        <w:rPr>
+          <w:szCs w:val="28"/>
+        </w:rPr>
+        <w:t>Assessment</w:t>
+      </w:r>
+      <w:proofErr w:type="spellEnd"/>
+      <w:r>
+        <w:rPr>
+          <w:szCs w:val="28"/>
+        </w:rPr>
+        <w:t>:</w:t>
+      </w:r>
+      <w:proofErr w:type="gramEnd"/>
+    </w:p>
+    <w:p>
+      <w:pPr>
+        <w:numPr>
+          <w:ilvl w:val="0"/>
+          <w:numId w:val="38"/>
+        </w:numPr>
+        <w:rPr>
+          <w:szCs w:val="28"/>
+        </w:rPr>
+      </w:pPr>
+      <w:proofErr w:type="spellStart"/>
+      <w:r>
+        <w:rPr>
+          <w:szCs w:val="28"/>
+        </w:rPr>
+        <w:t>Defined</w:t>
+      </w:r>
+      <w:proofErr w:type="spellEnd"/>
+      <w:r>
+        <w:rPr>
+          <w:szCs w:val="28"/>
+        </w:rPr>
+        <w:t xml:space="preserve"> IR process </w:t>
+      </w:r>
+    </w:p>
+    <w:p>
+      <w:pPr>
+        <w:numPr>
+          <w:ilvl w:val="0"/>
+          <w:numId w:val="38"/>
+        </w:numPr>
+        <w:rPr>
+          <w:szCs w:val="28"/>
+          <w:lang w:val="en-US"/>
+        </w:rPr>
+      </w:pPr>
+      <w:r>
+        <w:rPr>
+          <w:szCs w:val="28"/>
+          <w:lang w:val="en-US"/>
+        </w:rPr>
+        <w:t xml:space="preserve">Partial implementation of data integrity controls </w:t>
+      </w:r>
+    </w:p>
+    <w:p>
+      <w:pPr>
+        <w:pBdr>
+          <w:bottom w:val="single" w:sz="4" w:space="1" w:color="auto"/>
+        </w:pBdr>
+        <w:rPr>
+          <w:szCs w:val="28"/>
+          <w:lang w:val="en-US"/>
+        </w:rPr>
+      </w:pPr>
+      <w:r>
+        <w:rPr>
+          <w:szCs w:val="28"/>
+          <w:lang w:val="en-US"/>
+        </w:rPr>
+        <w:t>Score: 0.5</w:t>
+      </w:r>
+    </w:p>
+    <w:p>
+      <w:pPr>
+        <w:rPr>
+          <w:szCs w:val="28"/>
+          <w:lang w:val="en-US"/>
+        </w:rPr>
+      </w:pPr>
+      <w:r>
+        <w:rPr>
+          <w:b/>
+          <w:bCs/>
+          <w:sz w:val="32"/>
+          <w:szCs w:val="32"/>
+          <w:lang w:val="en-US"/>
+        </w:rPr>
+        <w:t>RC.RP-01</w:t>
+      </w:r>
+      <w:r>
+        <w:rPr>
+          <w:b/>
+          <w:bCs/>
+          <w:szCs w:val="28"/>
+          <w:lang w:val="en-US"/>
+        </w:rPr>
+        <w:t xml:space="preserve"> – </w:t>
+      </w:r>
+      <w:r>
+        <w:rPr>
+          <w:szCs w:val="28"/>
+          <w:lang w:val="en-US"/>
+        </w:rPr>
+        <w:t>Recovery procedures are executed during incident response</w:t>
+      </w:r>
+    </w:p>
+    <w:p>
+      <w:pPr>
+        <w:rPr>
+          <w:szCs w:val="28"/>
+          <w:lang w:val="en-US"/>
+        </w:rPr>
+      </w:pPr>
+      <w:r>
+        <w:rPr>
+          <w:szCs w:val="28"/>
+          <w:lang w:val="en-US"/>
+        </w:rPr>
+        <w:t>Fictional observed response:</w:t>
+      </w:r>
+      <w:r>
+        <w:rPr>
+          <w:szCs w:val="28"/>
+          <w:lang w:val="en-US"/>
+        </w:rPr>
+        <w:br/>
+        <w:t>The organization has a fully defined and documented Disaster Recovery Plan (DRP) integrated into the incident response process. Recovery procedures are regularly tested through scheduled exercises and are systematically executed when incidents occur. Roles and responsibilities are clearly defined, and recovery activities are coordinated across all relevant teams. The process is standardized, repeatable, and continuously improved based on feedback from exercises and real incidents.</w:t>
+      </w:r>
+    </w:p>
+    <w:p>
+      <w:pPr>
+        <w:rPr>
+          <w:szCs w:val="28"/>
+        </w:rPr>
+      </w:pPr>
+      <w:proofErr w:type="spellStart"/>
+      <w:proofErr w:type="gramStart"/>
+      <w:r>
+        <w:rPr>
+          <w:szCs w:val="28"/>
+        </w:rPr>
+        <w:lastRenderedPageBreak/>
+        <w:t>Assessment</w:t>
+      </w:r>
+      <w:proofErr w:type="spellEnd"/>
+      <w:r>
+        <w:rPr>
+          <w:szCs w:val="28"/>
+        </w:rPr>
+        <w:t>:</w:t>
+      </w:r>
+      <w:proofErr w:type="gramEnd"/>
+    </w:p>
+    <w:p>
+      <w:pPr>
+        <w:numPr>
+          <w:ilvl w:val="0"/>
+          <w:numId w:val="39"/>
+        </w:numPr>
+        <w:rPr>
+          <w:szCs w:val="28"/>
+        </w:rPr>
+      </w:pPr>
+      <w:proofErr w:type="spellStart"/>
+      <w:r>
+        <w:rPr>
+          <w:szCs w:val="28"/>
+        </w:rPr>
+        <w:t>Fully</w:t>
+      </w:r>
+      <w:proofErr w:type="spellEnd"/>
+      <w:r>
+        <w:rPr>
+          <w:szCs w:val="28"/>
+        </w:rPr>
+        <w:t xml:space="preserve"> </w:t>
+      </w:r>
+      <w:proofErr w:type="spellStart"/>
+      <w:r>
+        <w:rPr>
+          <w:szCs w:val="28"/>
+        </w:rPr>
+        <w:t>defined</w:t>
+      </w:r>
+      <w:proofErr w:type="spellEnd"/>
+      <w:r>
+        <w:rPr>
+          <w:szCs w:val="28"/>
+        </w:rPr>
+        <w:t xml:space="preserve"> and </w:t>
+      </w:r>
+      <w:proofErr w:type="spellStart"/>
+      <w:r>
+        <w:rPr>
+          <w:szCs w:val="28"/>
+        </w:rPr>
+        <w:t>documented</w:t>
+      </w:r>
+      <w:proofErr w:type="spellEnd"/>
+      <w:r>
+        <w:rPr>
+          <w:szCs w:val="28"/>
+        </w:rPr>
+        <w:t xml:space="preserve"> DRP </w:t>
+      </w:r>
+    </w:p>
+    <w:p>
+      <w:pPr>
+        <w:numPr>
+          <w:ilvl w:val="0"/>
+          <w:numId w:val="39"/>
+        </w:numPr>
+        <w:rPr>
+          <w:szCs w:val="28"/>
+        </w:rPr>
+      </w:pPr>
+      <w:r>
+        <w:rPr>
+          <w:szCs w:val="28"/>
+        </w:rPr>
+        <w:t xml:space="preserve">Regular </w:t>
+      </w:r>
+      <w:proofErr w:type="spellStart"/>
+      <w:r>
+        <w:rPr>
+          <w:szCs w:val="28"/>
+        </w:rPr>
+        <w:t>testing</w:t>
+      </w:r>
+      <w:proofErr w:type="spellEnd"/>
+      <w:r>
+        <w:rPr>
+          <w:szCs w:val="28"/>
+        </w:rPr>
+        <w:t xml:space="preserve"> and validation </w:t>
+      </w:r>
+    </w:p>
+    <w:p>
+      <w:pPr>
+        <w:numPr>
+          <w:ilvl w:val="0"/>
+          <w:numId w:val="39"/>
+        </w:numPr>
+        <w:rPr>
+          <w:szCs w:val="28"/>
+        </w:rPr>
+      </w:pPr>
+      <w:r>
+        <w:rPr>
+          <w:szCs w:val="28"/>
+        </w:rPr>
+        <w:t xml:space="preserve">Clear </w:t>
+      </w:r>
+      <w:proofErr w:type="spellStart"/>
+      <w:r>
+        <w:rPr>
+          <w:szCs w:val="28"/>
+        </w:rPr>
+        <w:t>roles</w:t>
+      </w:r>
+      <w:proofErr w:type="spellEnd"/>
+      <w:r>
+        <w:rPr>
+          <w:szCs w:val="28"/>
+        </w:rPr>
+        <w:t xml:space="preserve"> and </w:t>
+      </w:r>
+      <w:proofErr w:type="spellStart"/>
+      <w:r>
+        <w:rPr>
+          <w:szCs w:val="28"/>
+        </w:rPr>
+        <w:t>responsibilities</w:t>
+      </w:r>
+      <w:proofErr w:type="spellEnd"/>
+      <w:r>
+        <w:rPr>
+          <w:szCs w:val="28"/>
+        </w:rPr>
+        <w:t xml:space="preserve"> </w:t>
+      </w:r>
+    </w:p>
+    <w:p>
+      <w:pPr>
+        <w:numPr>
+          <w:ilvl w:val="0"/>
+          <w:numId w:val="39"/>
+        </w:numPr>
+        <w:rPr>
+          <w:szCs w:val="28"/>
+          <w:lang w:val="en-US"/>
+        </w:rPr>
+      </w:pPr>
+      <w:r>
+        <w:rPr>
+          <w:szCs w:val="28"/>
+          <w:lang w:val="en-US"/>
+        </w:rPr>
+        <w:t xml:space="preserve">Standardized and consistently executed recovery process </w:t>
+      </w:r>
+    </w:p>
+    <w:p>
+      <w:pPr>
+        <w:pBdr>
+          <w:bottom w:val="single" w:sz="4" w:space="1" w:color="auto"/>
+        </w:pBdr>
+        <w:rPr>
+          <w:szCs w:val="28"/>
+        </w:rPr>
+      </w:pPr>
+      <w:r>
+        <w:rPr>
+          <w:szCs w:val="28"/>
+        </w:rPr>
+        <w:t>Score :</w:t>
+      </w:r>
+      <w:r>
+        <w:rPr>
+          <w:szCs w:val="28"/>
+        </w:rPr>
+        <w:t xml:space="preserve"> 1</w:t>
+      </w:r>
+    </w:p>
+    <w:p>
+      <w:pPr>
+        <w:ind w:left="0" w:firstLine="0"/>
+        <w:rPr>
+          <w:szCs w:val="28"/>
+          <w:lang w:val="en-US"/>
+        </w:rPr>
+      </w:pPr>
+    </w:p>
+    <w:p>
+      <w:pPr>
+        <w:rPr>
+          <w:szCs w:val="28"/>
+          <w:lang w:val="en-US"/>
+        </w:rPr>
+      </w:pPr>
+      <w:r>
+        <w:rPr>
+          <w:szCs w:val="28"/>
+          <w:lang w:val="en-US"/>
+        </w:rPr>
+        <w:t>In conclusion, these six requirements illustrate how the NIST Cybersecurity Framework is applied in practice during the maturity assessment process. They demonstrate how each control is evaluated based on the organization’s actual level of implementation, allowing a structured and consistent scoring approach. These examples provide a representative overview of how security capabilities are assessed and translated into measurable maturity levels across different cybersecurity domains.</w:t>
+      </w:r>
+    </w:p>
+    <w:p>
+      <w:pPr>
+        <w:rPr>
+          <w:szCs w:val="28"/>
+          <w:lang w:val="en-US"/>
+        </w:rPr>
+      </w:pPr>
+    </w:p>
+    <w:p>
+      <w:pPr>
+        <w:rPr>
+          <w:szCs w:val="28"/>
+          <w:lang w:val="en-US"/>
+        </w:rPr>
+      </w:pPr>
+    </w:p>
+    <w:p>
+      <w:pPr>
+        <w:rPr>
+          <w:szCs w:val="28"/>
+          <w:lang w:val="en-US"/>
+        </w:rPr>
+      </w:pPr>
+    </w:p>
+    <w:p>
+      <w:pPr>
+        <w:rPr>
+          <w:szCs w:val="28"/>
+          <w:lang w:val="en-US"/>
+        </w:rPr>
+      </w:pPr>
+    </w:p>
+    <w:p>
+      <w:pPr>
+        <w:rPr>
+          <w:szCs w:val="28"/>
+          <w:lang w:val="en-US"/>
+        </w:rPr>
+      </w:pPr>
+    </w:p>
+    <w:p>
+      <w:pPr>
+        <w:rPr>
+          <w:szCs w:val="28"/>
+          <w:lang w:val="en-US"/>
+        </w:rPr>
+      </w:pPr>
+    </w:p>
+    <w:p>
+      <w:pPr>
+        <w:rPr>
+          <w:szCs w:val="28"/>
+          <w:lang w:val="en-US"/>
+        </w:rPr>
+      </w:pPr>
+    </w:p>
+    <w:p>
+      <w:pPr>
+        <w:rPr>
+          <w:szCs w:val="28"/>
+          <w:lang w:val="en-US"/>
+        </w:rPr>
+      </w:pPr>
+    </w:p>
+    <w:p>
+      <w:pPr>
+        <w:rPr>
+          <w:szCs w:val="28"/>
+          <w:lang w:val="en-US"/>
+        </w:rPr>
+      </w:pPr>
+    </w:p>
+    <w:p>
+      <w:pPr>
+        <w:rPr>
+          <w:szCs w:val="28"/>
+          <w:lang w:val="en-US"/>
+        </w:rPr>
+      </w:pPr>
+    </w:p>
+    <w:p>
+      <w:pPr>
+        <w:rPr>
+          <w:szCs w:val="28"/>
+          <w:lang w:val="en-US"/>
+        </w:rPr>
+      </w:pPr>
+    </w:p>
+    <w:p>
+      <w:pPr>
+        <w:rPr>
+          <w:szCs w:val="28"/>
+          <w:lang w:val="en-US"/>
+        </w:rPr>
+      </w:pPr>
+    </w:p>
+    <w:p>
+      <w:pPr>
+        <w:rPr>
+          <w:szCs w:val="28"/>
+          <w:lang w:val="en-US"/>
+        </w:rPr>
+      </w:pPr>
+    </w:p>
+    <w:p>
+      <w:pPr>
+        <w:rPr>
+          <w:szCs w:val="28"/>
+          <w:lang w:val="en-US"/>
+        </w:rPr>
+      </w:pPr>
+    </w:p>
+    <w:p>
+      <w:pPr>
+        <w:rPr>
+          <w:szCs w:val="28"/>
+          <w:lang w:val="en-US"/>
+        </w:rPr>
+      </w:pPr>
+    </w:p>
+    <w:p>
+      <w:pPr>
+        <w:rPr>
+          <w:szCs w:val="28"/>
+          <w:lang w:val="en-US"/>
+        </w:rPr>
+      </w:pPr>
+    </w:p>
+    <w:p>
+      <w:pPr>
+        <w:rPr>
+          <w:szCs w:val="28"/>
+          <w:lang w:val="en-US"/>
+        </w:rPr>
+      </w:pPr>
+      <w:r>
         <w:rPr>
           <w:b/>
           <w:bCs/>
@@ -7572,44 +10436,42 @@
           <w:szCs w:val="36"/>
           <w:lang w:val="en-US"/>
         </w:rPr>
-      </w:pPr>
-    </w:p>
-    <w:p>
-      <w:pPr>
-        <w:rPr>
-          <w:szCs w:val="28"/>
-          <w:lang w:val="en-US"/>
-        </w:rPr>
-      </w:pPr>
-    </w:p>
-    <w:p>
-      <w:pPr>
-        <w:rPr>
-          <w:szCs w:val="28"/>
-          <w:lang w:val="en-US"/>
-        </w:rPr>
-      </w:pPr>
-    </w:p>
-    <w:p>
-      <w:pPr>
-        <w:rPr>
-          <w:szCs w:val="28"/>
-          <w:lang w:val="en-US"/>
-        </w:rPr>
-      </w:pPr>
-    </w:p>
-    <w:p>
-      <w:pPr>
-        <w:rPr>
-          <w:szCs w:val="28"/>
-          <w:lang w:val="en-US"/>
-        </w:rPr>
-      </w:pPr>
+        <w:lastRenderedPageBreak/>
+        <w:t>5.</w:t>
+      </w:r>
+      <w:r>
+        <w:rPr>
+          <w:b/>
+          <w:bCs/>
+          <w:sz w:val="36"/>
+          <w:szCs w:val="36"/>
+          <w:lang w:val="en-US"/>
+        </w:rPr>
+        <w:t>4</w:t>
+      </w:r>
+      <w:r>
+        <w:rPr>
+          <w:b/>
+          <w:bCs/>
+          <w:sz w:val="36"/>
+          <w:szCs w:val="36"/>
+          <w:lang w:val="en-US"/>
+        </w:rPr>
+        <w:t xml:space="preserve">. </w:t>
+      </w:r>
+      <w:r>
+        <w:rPr>
+          <w:b/>
+          <w:bCs/>
+          <w:sz w:val="36"/>
+          <w:szCs w:val="36"/>
+          <w:lang w:val="en-US"/>
+        </w:rPr>
+        <w:t>Roadmaps</w:t>
+      </w:r>
     </w:p>
     <w:sectPr>
-      <w:headerReference w:type="even" r:id="rId24"/>
-      <w:headerReference w:type="default" r:id="rId25"/>
-      <w:headerReference w:type="first" r:id="rId26"/>
+      <w:headerReference w:type="default" r:id="rId30"/>
       <w:pgSz w:w="11906" w:h="16838"/>
       <w:pgMar w:top="567" w:right="1418" w:bottom="1418" w:left="567" w:header="0" w:footer="0" w:gutter="0"/>
       <w:cols w:space="708"/>
@@ -7670,16 +10532,6 @@
 </file>
 
 <file path=word/header1.xml><?xml version="1.0" encoding="utf-8"?>
-<w:hdr xmlns:wpc="http://schemas.microsoft.com/office/word/2010/wordprocessingCanvas" xmlns:cx="http://schemas.microsoft.com/office/drawing/2014/chartex" xmlns:cx1="http://schemas.microsoft.com/office/drawing/2015/9/8/chartex" xmlns:cx2="http://schemas.microsoft.com/office/drawing/2015/10/21/chartex" xmlns:cx3="http://schemas.microsoft.com/office/drawing/2016/5/9/chartex" xmlns:cx4="http://schemas.microsoft.com/office/drawing/2016/5/10/chartex" xmlns:cx5="http://schemas.microsoft.com/office/drawing/2016/5/11/chartex" xmlns:cx6="http://schemas.microsoft.com/office/drawing/2016/5/12/chartex" xmlns:cx7="http://schemas.microsoft.com/office/drawing/2016/5/13/chartex" xmlns:cx8="http://schemas.microsoft.com/office/drawing/2016/5/14/chartex" xmlns:mc="http://schemas.openxmlformats.org/markup-compatibility/2006" xmlns:aink="http://schemas.microsoft.com/office/drawing/2016/ink" xmlns:am3d="http://schemas.microsoft.com/office/drawing/2017/model3d" xmlns:o="urn:schemas-microsoft-com:office:office" xmlns:oel="http://schemas.microsoft.com/office/2019/extlst" xmlns:r="http://schemas.openxmlformats.org/officeDocument/2006/relationships" xmlns:m="http://schemas.openxmlformats.org/officeDocument/2006/math" xmlns:v="urn:schemas-microsoft-com:vml" xmlns:wp14="http://schemas.microsoft.com/office/word/2010/wordprocessingDrawing" xmlns:wp="http://schemas.openxmlformats.org/drawingml/2006/wordprocessingDrawing" xmlns:w10="urn:schemas-microsoft-com:office:word" xmlns:w="http://schemas.openxmlformats.org/wordprocessingml/2006/main" xmlns:w14="http://schemas.microsoft.com/office/word/2010/wordml" xmlns:w15="http://schemas.microsoft.com/office/word/2012/wordml" xmlns:w16cex="http://schemas.microsoft.com/office/word/2018/wordml/cex" xmlns:w16cid="http://schemas.microsoft.com/office/word/2016/wordml/cid" xmlns:w16="http://schemas.microsoft.com/office/word/2018/wordml" xmlns:w16du="http://schemas.microsoft.com/office/word/2023/wordml/word16du" xmlns:w16sdtdh="http://schemas.microsoft.com/office/word/2020/wordml/sdtdatahash" xmlns:w16sdtfl="http://schemas.microsoft.com/office/word/2024/wordml/sdtformatlock" xmlns:w16se="http://schemas.microsoft.com/office/word/2015/wordml/symex" xmlns:wpg="http://schemas.microsoft.com/office/word/2010/wordprocessingGroup" xmlns:wpi="http://schemas.microsoft.com/office/word/2010/wordprocessingInk" xmlns:wne="http://schemas.microsoft.com/office/word/2006/wordml" xmlns:wps="http://schemas.microsoft.com/office/word/2010/wordprocessingShape" mc:Ignorable="w14 w15 w16se w16cid w16 w16cex w16sdtdh w16sdtfl w16du wp14">
-  <w:p>
-    <w:pPr>
-      <w:pStyle w:val="En-tte"/>
-    </w:pPr>
-  </w:p>
-</w:hdr>
-</file>
-
-<file path=word/header2.xml><?xml version="1.0" encoding="utf-8"?>
 <w:hdr xmlns:wpc="http://schemas.microsoft.com/office/word/2010/wordprocessingCanvas" xmlns:cx="http://schemas.microsoft.com/office/drawing/2014/chartex" xmlns:cx1="http://schemas.microsoft.com/office/drawing/2015/9/8/chartex" xmlns:cx2="http://schemas.microsoft.com/office/drawing/2015/10/21/chartex" xmlns:cx3="http://schemas.microsoft.com/office/drawing/2016/5/9/chartex" xmlns:cx4="http://schemas.microsoft.com/office/drawing/2016/5/10/chartex" xmlns:cx5="http://schemas.microsoft.com/office/drawing/2016/5/11/chartex" xmlns:cx6="http://schemas.microsoft.com/office/drawing/2016/5/12/chartex" xmlns:cx7="http://schemas.microsoft.com/office/drawing/2016/5/13/chartex" xmlns:cx8="http://schemas.microsoft.com/office/drawing/2016/5/14/chartex" xmlns:mc="http://schemas.openxmlformats.org/markup-compatibility/2006" xmlns:aink="http://schemas.microsoft.com/office/drawing/2016/ink" xmlns:am3d="http://schemas.microsoft.com/office/drawing/2017/model3d" xmlns:o="urn:schemas-microsoft-com:office:office" xmlns:oel="http://schemas.microsoft.com/office/2019/extlst" xmlns:r="http://schemas.openxmlformats.org/officeDocument/2006/relationships" xmlns:m="http://schemas.openxmlformats.org/officeDocument/2006/math" xmlns:v="urn:schemas-microsoft-com:vml" xmlns:wp14="http://schemas.microsoft.com/office/word/2010/wordprocessingDrawing" xmlns:wp="http://schemas.openxmlformats.org/drawingml/2006/wordprocessingDrawing" xmlns:w10="urn:schemas-microsoft-com:office:word" xmlns:w="http://schemas.openxmlformats.org/wordprocessingml/2006/main" xmlns:w14="http://schemas.microsoft.com/office/word/2010/wordml" xmlns:w15="http://schemas.microsoft.com/office/word/2012/wordml" xmlns:w16cex="http://schemas.microsoft.com/office/word/2018/wordml/cex" xmlns:w16cid="http://schemas.microsoft.com/office/word/2016/wordml/cid" xmlns:w16="http://schemas.microsoft.com/office/word/2018/wordml" xmlns:w16du="http://schemas.microsoft.com/office/word/2023/wordml/word16du" xmlns:w16sdtdh="http://schemas.microsoft.com/office/word/2020/wordml/sdtdatahash" xmlns:w16sdtfl="http://schemas.microsoft.com/office/word/2024/wordml/sdtformatlock" xmlns:w16se="http://schemas.microsoft.com/office/word/2015/wordml/symex" xmlns:wpg="http://schemas.microsoft.com/office/word/2010/wordprocessingGroup" xmlns:wpi="http://schemas.microsoft.com/office/word/2010/wordprocessingInk" xmlns:wne="http://schemas.microsoft.com/office/word/2006/wordml" xmlns:wps="http://schemas.microsoft.com/office/word/2010/wordprocessingShape" mc:Ignorable="w14 w15 w16se w16cid w16 w16cex w16sdtdh w16sdtfl w16du wp14">
   <w:p>
     <w:pPr>
@@ -7730,16 +10582,6 @@
 </w:hdr>
 </file>
 
-<file path=word/header3.xml><?xml version="1.0" encoding="utf-8"?>
-<w:hdr xmlns:wpc="http://schemas.microsoft.com/office/word/2010/wordprocessingCanvas" xmlns:cx="http://schemas.microsoft.com/office/drawing/2014/chartex" xmlns:cx1="http://schemas.microsoft.com/office/drawing/2015/9/8/chartex" xmlns:cx2="http://schemas.microsoft.com/office/drawing/2015/10/21/chartex" xmlns:cx3="http://schemas.microsoft.com/office/drawing/2016/5/9/chartex" xmlns:cx4="http://schemas.microsoft.com/office/drawing/2016/5/10/chartex" xmlns:cx5="http://schemas.microsoft.com/office/drawing/2016/5/11/chartex" xmlns:cx6="http://schemas.microsoft.com/office/drawing/2016/5/12/chartex" xmlns:cx7="http://schemas.microsoft.com/office/drawing/2016/5/13/chartex" xmlns:cx8="http://schemas.microsoft.com/office/drawing/2016/5/14/chartex" xmlns:mc="http://schemas.openxmlformats.org/markup-compatibility/2006" xmlns:aink="http://schemas.microsoft.com/office/drawing/2016/ink" xmlns:am3d="http://schemas.microsoft.com/office/drawing/2017/model3d" xmlns:o="urn:schemas-microsoft-com:office:office" xmlns:oel="http://schemas.microsoft.com/office/2019/extlst" xmlns:r="http://schemas.openxmlformats.org/officeDocument/2006/relationships" xmlns:m="http://schemas.openxmlformats.org/officeDocument/2006/math" xmlns:v="urn:schemas-microsoft-com:vml" xmlns:wp14="http://schemas.microsoft.com/office/word/2010/wordprocessingDrawing" xmlns:wp="http://schemas.openxmlformats.org/drawingml/2006/wordprocessingDrawing" xmlns:w10="urn:schemas-microsoft-com:office:word" xmlns:w="http://schemas.openxmlformats.org/wordprocessingml/2006/main" xmlns:w14="http://schemas.microsoft.com/office/word/2010/wordml" xmlns:w15="http://schemas.microsoft.com/office/word/2012/wordml" xmlns:w16cex="http://schemas.microsoft.com/office/word/2018/wordml/cex" xmlns:w16cid="http://schemas.microsoft.com/office/word/2016/wordml/cid" xmlns:w16="http://schemas.microsoft.com/office/word/2018/wordml" xmlns:w16du="http://schemas.microsoft.com/office/word/2023/wordml/word16du" xmlns:w16sdtdh="http://schemas.microsoft.com/office/word/2020/wordml/sdtdatahash" xmlns:w16sdtfl="http://schemas.microsoft.com/office/word/2024/wordml/sdtformatlock" xmlns:w16se="http://schemas.microsoft.com/office/word/2015/wordml/symex" xmlns:wpg="http://schemas.microsoft.com/office/word/2010/wordprocessingGroup" xmlns:wpi="http://schemas.microsoft.com/office/word/2010/wordprocessingInk" xmlns:wne="http://schemas.microsoft.com/office/word/2006/wordml" xmlns:wps="http://schemas.microsoft.com/office/word/2010/wordprocessingShape" mc:Ignorable="w14 w15 w16se w16cid w16 w16cex w16sdtdh w16sdtfl w16du wp14">
-  <w:p>
-    <w:pPr>
-      <w:pStyle w:val="En-tte"/>
-    </w:pPr>
-  </w:p>
-</w:hdr>
-</file>
-
 <file path=word/numbering.xml><?xml version="1.0" encoding="utf-8"?>
 <w:numbering xmlns:wpc="http://schemas.microsoft.com/office/word/2010/wordprocessingCanvas" xmlns:cx="http://schemas.microsoft.com/office/drawing/2014/chartex" xmlns:cx1="http://schemas.microsoft.com/office/drawing/2015/9/8/chartex" xmlns:cx2="http://schemas.microsoft.com/office/drawing/2015/10/21/chartex" xmlns:cx3="http://schemas.microsoft.com/office/drawing/2016/5/9/chartex" xmlns:cx4="http://schemas.microsoft.com/office/drawing/2016/5/10/chartex" xmlns:cx5="http://schemas.microsoft.com/office/drawing/2016/5/11/chartex" xmlns:cx6="http://schemas.microsoft.com/office/drawing/2016/5/12/chartex" xmlns:cx7="http://schemas.microsoft.com/office/drawing/2016/5/13/chartex" xmlns:cx8="http://schemas.microsoft.com/office/drawing/2016/5/14/chartex" xmlns:mc="http://schemas.openxmlformats.org/markup-compatibility/2006" xmlns:aink="http://schemas.microsoft.com/office/drawing/2016/ink" xmlns:am3d="http://schemas.microsoft.com/office/drawing/2017/model3d" xmlns:o="urn:schemas-microsoft-com:office:office" xmlns:oel="http://schemas.microsoft.com/office/2019/extlst" xmlns:r="http://schemas.openxmlformats.org/officeDocument/2006/relationships" xmlns:m="http://schemas.openxmlformats.org/officeDocument/2006/math" xmlns:v="urn:schemas-microsoft-com:vml" xmlns:wp14="http://schemas.microsoft.com/office/word/2010/wordprocessingDrawing" xmlns:wp="http://schemas.openxmlformats.org/drawingml/2006/wordprocessingDrawing" xmlns:w10="urn:schemas-microsoft-com:office:word" xmlns:w="http://schemas.openxmlformats.org/wordprocessingml/2006/main" xmlns:w14="http://schemas.microsoft.com/office/word/2010/wordml" xmlns:w15="http://schemas.microsoft.com/office/word/2012/wordml" xmlns:w16cex="http://schemas.microsoft.com/office/word/2018/wordml/cex" xmlns:w16cid="http://schemas.microsoft.com/office/word/2016/wordml/cid" xmlns:w16="http://schemas.microsoft.com/office/word/2018/wordml" xmlns:w16du="http://schemas.microsoft.com/office/word/2023/wordml/word16du" xmlns:w16sdtdh="http://schemas.microsoft.com/office/word/2020/wordml/sdtdatahash" xmlns:w16sdtfl="http://schemas.microsoft.com/office/word/2024/wordml/sdtformatlock" xmlns:w16se="http://schemas.microsoft.com/office/word/2015/wordml/symex" xmlns:wpg="http://schemas.microsoft.com/office/word/2010/wordprocessingGroup" xmlns:wpi="http://schemas.microsoft.com/office/word/2010/wordprocessingInk" xmlns:wne="http://schemas.microsoft.com/office/word/2006/wordml" xmlns:wps="http://schemas.microsoft.com/office/word/2010/wordprocessingShape" mc:Ignorable="w14 w15 w16se w16cid w16 w16cex w16sdtdh w16sdtfl w16du wp14">
   <w:abstractNum w:abstractNumId="0" w15:restartNumberingAfterBreak="0">
@@ -7829,6 +10671,155 @@
     </w:lvl>
   </w:abstractNum>
   <w:abstractNum w:abstractNumId="1" w15:restartNumberingAfterBreak="0">
+    <w:nsid w:val="07CC5783"/>
+    <w:multiLevelType w:val="multilevel"/>
+    <w:tmpl w:val="0082F066"/>
+    <w:lvl w:ilvl="0">
+      <w:start w:val="1"/>
+      <w:numFmt w:val="bullet"/>
+      <w:lvlText w:val=""/>
+      <w:lvlJc w:val="left"/>
+      <w:pPr>
+        <w:tabs>
+          <w:tab w:val="num" w:pos="720"/>
+        </w:tabs>
+        <w:ind w:left="720" w:hanging="360"/>
+      </w:pPr>
+      <w:rPr>
+        <w:rFonts w:ascii="Symbol" w:hAnsi="Symbol" w:hint="default"/>
+        <w:sz w:val="20"/>
+      </w:rPr>
+    </w:lvl>
+    <w:lvl w:ilvl="1" w:tentative="1">
+      <w:start w:val="1"/>
+      <w:numFmt w:val="bullet"/>
+      <w:lvlText w:val="o"/>
+      <w:lvlJc w:val="left"/>
+      <w:pPr>
+        <w:tabs>
+          <w:tab w:val="num" w:pos="1440"/>
+        </w:tabs>
+        <w:ind w:left="1440" w:hanging="360"/>
+      </w:pPr>
+      <w:rPr>
+        <w:rFonts w:ascii="Courier New" w:hAnsi="Courier New" w:hint="default"/>
+        <w:sz w:val="20"/>
+      </w:rPr>
+    </w:lvl>
+    <w:lvl w:ilvl="2" w:tentative="1">
+      <w:start w:val="1"/>
+      <w:numFmt w:val="bullet"/>
+      <w:lvlText w:val=""/>
+      <w:lvlJc w:val="left"/>
+      <w:pPr>
+        <w:tabs>
+          <w:tab w:val="num" w:pos="2160"/>
+        </w:tabs>
+        <w:ind w:left="2160" w:hanging="360"/>
+      </w:pPr>
+      <w:rPr>
+        <w:rFonts w:ascii="Wingdings" w:hAnsi="Wingdings" w:hint="default"/>
+        <w:sz w:val="20"/>
+      </w:rPr>
+    </w:lvl>
+    <w:lvl w:ilvl="3" w:tentative="1">
+      <w:start w:val="1"/>
+      <w:numFmt w:val="bullet"/>
+      <w:lvlText w:val=""/>
+      <w:lvlJc w:val="left"/>
+      <w:pPr>
+        <w:tabs>
+          <w:tab w:val="num" w:pos="2880"/>
+        </w:tabs>
+        <w:ind w:left="2880" w:hanging="360"/>
+      </w:pPr>
+      <w:rPr>
+        <w:rFonts w:ascii="Wingdings" w:hAnsi="Wingdings" w:hint="default"/>
+        <w:sz w:val="20"/>
+      </w:rPr>
+    </w:lvl>
+    <w:lvl w:ilvl="4" w:tentative="1">
+      <w:start w:val="1"/>
+      <w:numFmt w:val="bullet"/>
+      <w:lvlText w:val=""/>
+      <w:lvlJc w:val="left"/>
+      <w:pPr>
+        <w:tabs>
+          <w:tab w:val="num" w:pos="3600"/>
+        </w:tabs>
+        <w:ind w:left="3600" w:hanging="360"/>
+      </w:pPr>
+      <w:rPr>
+        <w:rFonts w:ascii="Wingdings" w:hAnsi="Wingdings" w:hint="default"/>
+        <w:sz w:val="20"/>
+      </w:rPr>
+    </w:lvl>
+    <w:lvl w:ilvl="5" w:tentative="1">
+      <w:start w:val="1"/>
+      <w:numFmt w:val="bullet"/>
+      <w:lvlText w:val=""/>
+      <w:lvlJc w:val="left"/>
+      <w:pPr>
+        <w:tabs>
+          <w:tab w:val="num" w:pos="4320"/>
+        </w:tabs>
+        <w:ind w:left="4320" w:hanging="360"/>
+      </w:pPr>
+      <w:rPr>
+        <w:rFonts w:ascii="Wingdings" w:hAnsi="Wingdings" w:hint="default"/>
+        <w:sz w:val="20"/>
+      </w:rPr>
+    </w:lvl>
+    <w:lvl w:ilvl="6" w:tentative="1">
+      <w:start w:val="1"/>
+      <w:numFmt w:val="bullet"/>
+      <w:lvlText w:val=""/>
+      <w:lvlJc w:val="left"/>
+      <w:pPr>
+        <w:tabs>
+          <w:tab w:val="num" w:pos="5040"/>
+        </w:tabs>
+        <w:ind w:left="5040" w:hanging="360"/>
+      </w:pPr>
+      <w:rPr>
+        <w:rFonts w:ascii="Wingdings" w:hAnsi="Wingdings" w:hint="default"/>
+        <w:sz w:val="20"/>
+      </w:rPr>
+    </w:lvl>
+    <w:lvl w:ilvl="7" w:tentative="1">
+      <w:start w:val="1"/>
+      <w:numFmt w:val="bullet"/>
+      <w:lvlText w:val=""/>
+      <w:lvlJc w:val="left"/>
+      <w:pPr>
+        <w:tabs>
+          <w:tab w:val="num" w:pos="5760"/>
+        </w:tabs>
+        <w:ind w:left="5760" w:hanging="360"/>
+      </w:pPr>
+      <w:rPr>
+        <w:rFonts w:ascii="Wingdings" w:hAnsi="Wingdings" w:hint="default"/>
+        <w:sz w:val="20"/>
+      </w:rPr>
+    </w:lvl>
+    <w:lvl w:ilvl="8" w:tentative="1">
+      <w:start w:val="1"/>
+      <w:numFmt w:val="bullet"/>
+      <w:lvlText w:val=""/>
+      <w:lvlJc w:val="left"/>
+      <w:pPr>
+        <w:tabs>
+          <w:tab w:val="num" w:pos="6480"/>
+        </w:tabs>
+        <w:ind w:left="6480" w:hanging="360"/>
+      </w:pPr>
+      <w:rPr>
+        <w:rFonts w:ascii="Wingdings" w:hAnsi="Wingdings" w:hint="default"/>
+        <w:sz w:val="20"/>
+      </w:rPr>
+    </w:lvl>
+  </w:abstractNum>
+  <w:abstractNum w:abstractNumId="2" w15:restartNumberingAfterBreak="0">
     <w:nsid w:val="0F223D92"/>
     <w:multiLevelType w:val="hybridMultilevel"/>
     <w:tmpl w:val="25EC5904"/>
@@ -7941,7 +10932,7 @@
       </w:rPr>
     </w:lvl>
   </w:abstractNum>
-  <w:abstractNum w:abstractNumId="2" w15:restartNumberingAfterBreak="0">
+  <w:abstractNum w:abstractNumId="3" w15:restartNumberingAfterBreak="0">
     <w:nsid w:val="0F62435D"/>
     <w:multiLevelType w:val="hybridMultilevel"/>
     <w:tmpl w:val="913AE748"/>
@@ -8055,7 +11046,7 @@
       </w:rPr>
     </w:lvl>
   </w:abstractNum>
-  <w:abstractNum w:abstractNumId="3" w15:restartNumberingAfterBreak="0">
+  <w:abstractNum w:abstractNumId="4" w15:restartNumberingAfterBreak="0">
     <w:nsid w:val="12184B45"/>
     <w:multiLevelType w:val="multilevel"/>
     <w:tmpl w:val="A050CA2E"/>
@@ -8204,7 +11195,7 @@
       </w:rPr>
     </w:lvl>
   </w:abstractNum>
-  <w:abstractNum w:abstractNumId="4" w15:restartNumberingAfterBreak="0">
+  <w:abstractNum w:abstractNumId="5" w15:restartNumberingAfterBreak="0">
     <w:nsid w:val="14320091"/>
     <w:multiLevelType w:val="hybridMultilevel"/>
     <w:tmpl w:val="EDDCAF74"/>
@@ -8290,7 +11281,7 @@
       </w:pPr>
     </w:lvl>
   </w:abstractNum>
-  <w:abstractNum w:abstractNumId="5" w15:restartNumberingAfterBreak="0">
+  <w:abstractNum w:abstractNumId="6" w15:restartNumberingAfterBreak="0">
     <w:nsid w:val="14FF2A91"/>
     <w:multiLevelType w:val="hybridMultilevel"/>
     <w:tmpl w:val="C592FBEE"/>
@@ -8403,7 +11394,156 @@
       </w:rPr>
     </w:lvl>
   </w:abstractNum>
-  <w:abstractNum w:abstractNumId="6" w15:restartNumberingAfterBreak="0">
+  <w:abstractNum w:abstractNumId="7" w15:restartNumberingAfterBreak="0">
+    <w:nsid w:val="15E8127E"/>
+    <w:multiLevelType w:val="multilevel"/>
+    <w:tmpl w:val="51FEFA30"/>
+    <w:lvl w:ilvl="0">
+      <w:start w:val="1"/>
+      <w:numFmt w:val="bullet"/>
+      <w:lvlText w:val=""/>
+      <w:lvlJc w:val="left"/>
+      <w:pPr>
+        <w:tabs>
+          <w:tab w:val="num" w:pos="720"/>
+        </w:tabs>
+        <w:ind w:left="720" w:hanging="360"/>
+      </w:pPr>
+      <w:rPr>
+        <w:rFonts w:ascii="Symbol" w:hAnsi="Symbol" w:hint="default"/>
+        <w:sz w:val="20"/>
+      </w:rPr>
+    </w:lvl>
+    <w:lvl w:ilvl="1" w:tentative="1">
+      <w:start w:val="1"/>
+      <w:numFmt w:val="bullet"/>
+      <w:lvlText w:val="o"/>
+      <w:lvlJc w:val="left"/>
+      <w:pPr>
+        <w:tabs>
+          <w:tab w:val="num" w:pos="1440"/>
+        </w:tabs>
+        <w:ind w:left="1440" w:hanging="360"/>
+      </w:pPr>
+      <w:rPr>
+        <w:rFonts w:ascii="Courier New" w:hAnsi="Courier New" w:hint="default"/>
+        <w:sz w:val="20"/>
+      </w:rPr>
+    </w:lvl>
+    <w:lvl w:ilvl="2" w:tentative="1">
+      <w:start w:val="1"/>
+      <w:numFmt w:val="bullet"/>
+      <w:lvlText w:val=""/>
+      <w:lvlJc w:val="left"/>
+      <w:pPr>
+        <w:tabs>
+          <w:tab w:val="num" w:pos="2160"/>
+        </w:tabs>
+        <w:ind w:left="2160" w:hanging="360"/>
+      </w:pPr>
+      <w:rPr>
+        <w:rFonts w:ascii="Wingdings" w:hAnsi="Wingdings" w:hint="default"/>
+        <w:sz w:val="20"/>
+      </w:rPr>
+    </w:lvl>
+    <w:lvl w:ilvl="3" w:tentative="1">
+      <w:start w:val="1"/>
+      <w:numFmt w:val="bullet"/>
+      <w:lvlText w:val=""/>
+      <w:lvlJc w:val="left"/>
+      <w:pPr>
+        <w:tabs>
+          <w:tab w:val="num" w:pos="2880"/>
+        </w:tabs>
+        <w:ind w:left="2880" w:hanging="360"/>
+      </w:pPr>
+      <w:rPr>
+        <w:rFonts w:ascii="Wingdings" w:hAnsi="Wingdings" w:hint="default"/>
+        <w:sz w:val="20"/>
+      </w:rPr>
+    </w:lvl>
+    <w:lvl w:ilvl="4" w:tentative="1">
+      <w:start w:val="1"/>
+      <w:numFmt w:val="bullet"/>
+      <w:lvlText w:val=""/>
+      <w:lvlJc w:val="left"/>
+      <w:pPr>
+        <w:tabs>
+          <w:tab w:val="num" w:pos="3600"/>
+        </w:tabs>
+        <w:ind w:left="3600" w:hanging="360"/>
+      </w:pPr>
+      <w:rPr>
+        <w:rFonts w:ascii="Wingdings" w:hAnsi="Wingdings" w:hint="default"/>
+        <w:sz w:val="20"/>
+      </w:rPr>
+    </w:lvl>
+    <w:lvl w:ilvl="5" w:tentative="1">
+      <w:start w:val="1"/>
+      <w:numFmt w:val="bullet"/>
+      <w:lvlText w:val=""/>
+      <w:lvlJc w:val="left"/>
+      <w:pPr>
+        <w:tabs>
+          <w:tab w:val="num" w:pos="4320"/>
+        </w:tabs>
+        <w:ind w:left="4320" w:hanging="360"/>
+      </w:pPr>
+      <w:rPr>
+        <w:rFonts w:ascii="Wingdings" w:hAnsi="Wingdings" w:hint="default"/>
+        <w:sz w:val="20"/>
+      </w:rPr>
+    </w:lvl>
+    <w:lvl w:ilvl="6" w:tentative="1">
+      <w:start w:val="1"/>
+      <w:numFmt w:val="bullet"/>
+      <w:lvlText w:val=""/>
+      <w:lvlJc w:val="left"/>
+      <w:pPr>
+        <w:tabs>
+          <w:tab w:val="num" w:pos="5040"/>
+        </w:tabs>
+        <w:ind w:left="5040" w:hanging="360"/>
+      </w:pPr>
+      <w:rPr>
+        <w:rFonts w:ascii="Wingdings" w:hAnsi="Wingdings" w:hint="default"/>
+        <w:sz w:val="20"/>
+      </w:rPr>
+    </w:lvl>
+    <w:lvl w:ilvl="7" w:tentative="1">
+      <w:start w:val="1"/>
+      <w:numFmt w:val="bullet"/>
+      <w:lvlText w:val=""/>
+      <w:lvlJc w:val="left"/>
+      <w:pPr>
+        <w:tabs>
+          <w:tab w:val="num" w:pos="5760"/>
+        </w:tabs>
+        <w:ind w:left="5760" w:hanging="360"/>
+      </w:pPr>
+      <w:rPr>
+        <w:rFonts w:ascii="Wingdings" w:hAnsi="Wingdings" w:hint="default"/>
+        <w:sz w:val="20"/>
+      </w:rPr>
+    </w:lvl>
+    <w:lvl w:ilvl="8" w:tentative="1">
+      <w:start w:val="1"/>
+      <w:numFmt w:val="bullet"/>
+      <w:lvlText w:val=""/>
+      <w:lvlJc w:val="left"/>
+      <w:pPr>
+        <w:tabs>
+          <w:tab w:val="num" w:pos="6480"/>
+        </w:tabs>
+        <w:ind w:left="6480" w:hanging="360"/>
+      </w:pPr>
+      <w:rPr>
+        <w:rFonts w:ascii="Wingdings" w:hAnsi="Wingdings" w:hint="default"/>
+        <w:sz w:val="20"/>
+      </w:rPr>
+    </w:lvl>
+  </w:abstractNum>
+  <w:abstractNum w:abstractNumId="8" w15:restartNumberingAfterBreak="0">
     <w:nsid w:val="181F0AA5"/>
     <w:multiLevelType w:val="multilevel"/>
     <w:tmpl w:val="40BA9E6A"/>
@@ -8516,7 +11656,305 @@
       </w:pPr>
     </w:lvl>
   </w:abstractNum>
-  <w:abstractNum w:abstractNumId="7" w15:restartNumberingAfterBreak="0">
+  <w:abstractNum w:abstractNumId="9" w15:restartNumberingAfterBreak="0">
+    <w:nsid w:val="190E6330"/>
+    <w:multiLevelType w:val="multilevel"/>
+    <w:tmpl w:val="CAC43E46"/>
+    <w:lvl w:ilvl="0">
+      <w:start w:val="1"/>
+      <w:numFmt w:val="bullet"/>
+      <w:lvlText w:val=""/>
+      <w:lvlJc w:val="left"/>
+      <w:pPr>
+        <w:tabs>
+          <w:tab w:val="num" w:pos="720"/>
+        </w:tabs>
+        <w:ind w:left="720" w:hanging="360"/>
+      </w:pPr>
+      <w:rPr>
+        <w:rFonts w:ascii="Symbol" w:hAnsi="Symbol" w:hint="default"/>
+        <w:sz w:val="20"/>
+      </w:rPr>
+    </w:lvl>
+    <w:lvl w:ilvl="1" w:tentative="1">
+      <w:start w:val="1"/>
+      <w:numFmt w:val="bullet"/>
+      <w:lvlText w:val="o"/>
+      <w:lvlJc w:val="left"/>
+      <w:pPr>
+        <w:tabs>
+          <w:tab w:val="num" w:pos="1440"/>
+        </w:tabs>
+        <w:ind w:left="1440" w:hanging="360"/>
+      </w:pPr>
+      <w:rPr>
+        <w:rFonts w:ascii="Courier New" w:hAnsi="Courier New" w:hint="default"/>
+        <w:sz w:val="20"/>
+      </w:rPr>
+    </w:lvl>
+    <w:lvl w:ilvl="2" w:tentative="1">
+      <w:start w:val="1"/>
+      <w:numFmt w:val="bullet"/>
+      <w:lvlText w:val=""/>
+      <w:lvlJc w:val="left"/>
+      <w:pPr>
+        <w:tabs>
+          <w:tab w:val="num" w:pos="2160"/>
+        </w:tabs>
+        <w:ind w:left="2160" w:hanging="360"/>
+      </w:pPr>
+      <w:rPr>
+        <w:rFonts w:ascii="Wingdings" w:hAnsi="Wingdings" w:hint="default"/>
+        <w:sz w:val="20"/>
+      </w:rPr>
+    </w:lvl>
+    <w:lvl w:ilvl="3" w:tentative="1">
+      <w:start w:val="1"/>
+      <w:numFmt w:val="bullet"/>
+      <w:lvlText w:val=""/>
+      <w:lvlJc w:val="left"/>
+      <w:pPr>
+        <w:tabs>
+          <w:tab w:val="num" w:pos="2880"/>
+        </w:tabs>
+        <w:ind w:left="2880" w:hanging="360"/>
+      </w:pPr>
+      <w:rPr>
+        <w:rFonts w:ascii="Wingdings" w:hAnsi="Wingdings" w:hint="default"/>
+        <w:sz w:val="20"/>
+      </w:rPr>
+    </w:lvl>
+    <w:lvl w:ilvl="4" w:tentative="1">
+      <w:start w:val="1"/>
+      <w:numFmt w:val="bullet"/>
+      <w:lvlText w:val=""/>
+      <w:lvlJc w:val="left"/>
+      <w:pPr>
+        <w:tabs>
+          <w:tab w:val="num" w:pos="3600"/>
+        </w:tabs>
+        <w:ind w:left="3600" w:hanging="360"/>
+      </w:pPr>
+      <w:rPr>
+        <w:rFonts w:ascii="Wingdings" w:hAnsi="Wingdings" w:hint="default"/>
+        <w:sz w:val="20"/>
+      </w:rPr>
+    </w:lvl>
+    <w:lvl w:ilvl="5" w:tentative="1">
+      <w:start w:val="1"/>
+      <w:numFmt w:val="bullet"/>
+      <w:lvlText w:val=""/>
+      <w:lvlJc w:val="left"/>
+      <w:pPr>
+        <w:tabs>
+          <w:tab w:val="num" w:pos="4320"/>
+        </w:tabs>
+        <w:ind w:left="4320" w:hanging="360"/>
+      </w:pPr>
+      <w:rPr>
+        <w:rFonts w:ascii="Wingdings" w:hAnsi="Wingdings" w:hint="default"/>
+        <w:sz w:val="20"/>
+      </w:rPr>
+    </w:lvl>
+    <w:lvl w:ilvl="6" w:tentative="1">
+      <w:start w:val="1"/>
+      <w:numFmt w:val="bullet"/>
+      <w:lvlText w:val=""/>
+      <w:lvlJc w:val="left"/>
+      <w:pPr>
+        <w:tabs>
+          <w:tab w:val="num" w:pos="5040"/>
+        </w:tabs>
+        <w:ind w:left="5040" w:hanging="360"/>
+      </w:pPr>
+      <w:rPr>
+        <w:rFonts w:ascii="Wingdings" w:hAnsi="Wingdings" w:hint="default"/>
+        <w:sz w:val="20"/>
+      </w:rPr>
+    </w:lvl>
+    <w:lvl w:ilvl="7" w:tentative="1">
+      <w:start w:val="1"/>
+      <w:numFmt w:val="bullet"/>
+      <w:lvlText w:val=""/>
+      <w:lvlJc w:val="left"/>
+      <w:pPr>
+        <w:tabs>
+          <w:tab w:val="num" w:pos="5760"/>
+        </w:tabs>
+        <w:ind w:left="5760" w:hanging="360"/>
+      </w:pPr>
+      <w:rPr>
+        <w:rFonts w:ascii="Wingdings" w:hAnsi="Wingdings" w:hint="default"/>
+        <w:sz w:val="20"/>
+      </w:rPr>
+    </w:lvl>
+    <w:lvl w:ilvl="8" w:tentative="1">
+      <w:start w:val="1"/>
+      <w:numFmt w:val="bullet"/>
+      <w:lvlText w:val=""/>
+      <w:lvlJc w:val="left"/>
+      <w:pPr>
+        <w:tabs>
+          <w:tab w:val="num" w:pos="6480"/>
+        </w:tabs>
+        <w:ind w:left="6480" w:hanging="360"/>
+      </w:pPr>
+      <w:rPr>
+        <w:rFonts w:ascii="Wingdings" w:hAnsi="Wingdings" w:hint="default"/>
+        <w:sz w:val="20"/>
+      </w:rPr>
+    </w:lvl>
+  </w:abstractNum>
+  <w:abstractNum w:abstractNumId="10" w15:restartNumberingAfterBreak="0">
+    <w:nsid w:val="1A961127"/>
+    <w:multiLevelType w:val="multilevel"/>
+    <w:tmpl w:val="796C9E08"/>
+    <w:lvl w:ilvl="0">
+      <w:start w:val="1"/>
+      <w:numFmt w:val="bullet"/>
+      <w:lvlText w:val=""/>
+      <w:lvlJc w:val="left"/>
+      <w:pPr>
+        <w:tabs>
+          <w:tab w:val="num" w:pos="720"/>
+        </w:tabs>
+        <w:ind w:left="720" w:hanging="360"/>
+      </w:pPr>
+      <w:rPr>
+        <w:rFonts w:ascii="Symbol" w:hAnsi="Symbol" w:hint="default"/>
+        <w:sz w:val="20"/>
+      </w:rPr>
+    </w:lvl>
+    <w:lvl w:ilvl="1" w:tentative="1">
+      <w:start w:val="1"/>
+      <w:numFmt w:val="bullet"/>
+      <w:lvlText w:val="o"/>
+      <w:lvlJc w:val="left"/>
+      <w:pPr>
+        <w:tabs>
+          <w:tab w:val="num" w:pos="1440"/>
+        </w:tabs>
+        <w:ind w:left="1440" w:hanging="360"/>
+      </w:pPr>
+      <w:rPr>
+        <w:rFonts w:ascii="Courier New" w:hAnsi="Courier New" w:hint="default"/>
+        <w:sz w:val="20"/>
+      </w:rPr>
+    </w:lvl>
+    <w:lvl w:ilvl="2" w:tentative="1">
+      <w:start w:val="1"/>
+      <w:numFmt w:val="bullet"/>
+      <w:lvlText w:val=""/>
+      <w:lvlJc w:val="left"/>
+      <w:pPr>
+        <w:tabs>
+          <w:tab w:val="num" w:pos="2160"/>
+        </w:tabs>
+        <w:ind w:left="2160" w:hanging="360"/>
+      </w:pPr>
+      <w:rPr>
+        <w:rFonts w:ascii="Wingdings" w:hAnsi="Wingdings" w:hint="default"/>
+        <w:sz w:val="20"/>
+      </w:rPr>
+    </w:lvl>
+    <w:lvl w:ilvl="3" w:tentative="1">
+      <w:start w:val="1"/>
+      <w:numFmt w:val="bullet"/>
+      <w:lvlText w:val=""/>
+      <w:lvlJc w:val="left"/>
+      <w:pPr>
+        <w:tabs>
+          <w:tab w:val="num" w:pos="2880"/>
+        </w:tabs>
+        <w:ind w:left="2880" w:hanging="360"/>
+      </w:pPr>
+      <w:rPr>
+        <w:rFonts w:ascii="Wingdings" w:hAnsi="Wingdings" w:hint="default"/>
+        <w:sz w:val="20"/>
+      </w:rPr>
+    </w:lvl>
+    <w:lvl w:ilvl="4" w:tentative="1">
+      <w:start w:val="1"/>
+      <w:numFmt w:val="bullet"/>
+      <w:lvlText w:val=""/>
+      <w:lvlJc w:val="left"/>
+      <w:pPr>
+        <w:tabs>
+          <w:tab w:val="num" w:pos="3600"/>
+        </w:tabs>
+        <w:ind w:left="3600" w:hanging="360"/>
+      </w:pPr>
+      <w:rPr>
+        <w:rFonts w:ascii="Wingdings" w:hAnsi="Wingdings" w:hint="default"/>
+        <w:sz w:val="20"/>
+      </w:rPr>
+    </w:lvl>
+    <w:lvl w:ilvl="5" w:tentative="1">
+      <w:start w:val="1"/>
+      <w:numFmt w:val="bullet"/>
+      <w:lvlText w:val=""/>
+      <w:lvlJc w:val="left"/>
+      <w:pPr>
+        <w:tabs>
+          <w:tab w:val="num" w:pos="4320"/>
+        </w:tabs>
+        <w:ind w:left="4320" w:hanging="360"/>
+      </w:pPr>
+      <w:rPr>
+        <w:rFonts w:ascii="Wingdings" w:hAnsi="Wingdings" w:hint="default"/>
+        <w:sz w:val="20"/>
+      </w:rPr>
+    </w:lvl>
+    <w:lvl w:ilvl="6" w:tentative="1">
+      <w:start w:val="1"/>
+      <w:numFmt w:val="bullet"/>
+      <w:lvlText w:val=""/>
+      <w:lvlJc w:val="left"/>
+      <w:pPr>
+        <w:tabs>
+          <w:tab w:val="num" w:pos="5040"/>
+        </w:tabs>
+        <w:ind w:left="5040" w:hanging="360"/>
+      </w:pPr>
+      <w:rPr>
+        <w:rFonts w:ascii="Wingdings" w:hAnsi="Wingdings" w:hint="default"/>
+        <w:sz w:val="20"/>
+      </w:rPr>
+    </w:lvl>
+    <w:lvl w:ilvl="7" w:tentative="1">
+      <w:start w:val="1"/>
+      <w:numFmt w:val="bullet"/>
+      <w:lvlText w:val=""/>
+      <w:lvlJc w:val="left"/>
+      <w:pPr>
+        <w:tabs>
+          <w:tab w:val="num" w:pos="5760"/>
+        </w:tabs>
+        <w:ind w:left="5760" w:hanging="360"/>
+      </w:pPr>
+      <w:rPr>
+        <w:rFonts w:ascii="Wingdings" w:hAnsi="Wingdings" w:hint="default"/>
+        <w:sz w:val="20"/>
+      </w:rPr>
+    </w:lvl>
+    <w:lvl w:ilvl="8" w:tentative="1">
+      <w:start w:val="1"/>
+      <w:numFmt w:val="bullet"/>
+      <w:lvlText w:val=""/>
+      <w:lvlJc w:val="left"/>
+      <w:pPr>
+        <w:tabs>
+          <w:tab w:val="num" w:pos="6480"/>
+        </w:tabs>
+        <w:ind w:left="6480" w:hanging="360"/>
+      </w:pPr>
+      <w:rPr>
+        <w:rFonts w:ascii="Wingdings" w:hAnsi="Wingdings" w:hint="default"/>
+        <w:sz w:val="20"/>
+      </w:rPr>
+    </w:lvl>
+  </w:abstractNum>
+  <w:abstractNum w:abstractNumId="11" w15:restartNumberingAfterBreak="0">
     <w:nsid w:val="1B0950AE"/>
     <w:multiLevelType w:val="hybridMultilevel"/>
     <w:tmpl w:val="DE24C86A"/>
@@ -8602,7 +12040,7 @@
       </w:pPr>
     </w:lvl>
   </w:abstractNum>
-  <w:abstractNum w:abstractNumId="8" w15:restartNumberingAfterBreak="0">
+  <w:abstractNum w:abstractNumId="12" w15:restartNumberingAfterBreak="0">
     <w:nsid w:val="2A3A2CF2"/>
     <w:multiLevelType w:val="multilevel"/>
     <w:tmpl w:val="F9525626"/>
@@ -8751,7 +12189,7 @@
       </w:rPr>
     </w:lvl>
   </w:abstractNum>
-  <w:abstractNum w:abstractNumId="9" w15:restartNumberingAfterBreak="0">
+  <w:abstractNum w:abstractNumId="13" w15:restartNumberingAfterBreak="0">
     <w:nsid w:val="2AF77800"/>
     <w:multiLevelType w:val="hybridMultilevel"/>
     <w:tmpl w:val="EFA63BFA"/>
@@ -8864,7 +12302,7 @@
       </w:rPr>
     </w:lvl>
   </w:abstractNum>
-  <w:abstractNum w:abstractNumId="10" w15:restartNumberingAfterBreak="0">
+  <w:abstractNum w:abstractNumId="14" w15:restartNumberingAfterBreak="0">
     <w:nsid w:val="2F2273CE"/>
     <w:multiLevelType w:val="multilevel"/>
     <w:tmpl w:val="FD624892"/>
@@ -9013,7 +12451,7 @@
       </w:rPr>
     </w:lvl>
   </w:abstractNum>
-  <w:abstractNum w:abstractNumId="11" w15:restartNumberingAfterBreak="0">
+  <w:abstractNum w:abstractNumId="15" w15:restartNumberingAfterBreak="0">
     <w:nsid w:val="30241501"/>
     <w:multiLevelType w:val="multilevel"/>
     <w:tmpl w:val="EE364CBC"/>
@@ -9162,7 +12600,7 @@
       </w:rPr>
     </w:lvl>
   </w:abstractNum>
-  <w:abstractNum w:abstractNumId="12" w15:restartNumberingAfterBreak="0">
+  <w:abstractNum w:abstractNumId="16" w15:restartNumberingAfterBreak="0">
     <w:nsid w:val="31AE0FF6"/>
     <w:multiLevelType w:val="multilevel"/>
     <w:tmpl w:val="75DE2352"/>
@@ -9374,7 +12812,7 @@
       </w:rPr>
     </w:lvl>
   </w:abstractNum>
-  <w:abstractNum w:abstractNumId="13" w15:restartNumberingAfterBreak="0">
+  <w:abstractNum w:abstractNumId="17" w15:restartNumberingAfterBreak="0">
     <w:nsid w:val="359141A5"/>
     <w:multiLevelType w:val="multilevel"/>
     <w:tmpl w:val="3692D17A"/>
@@ -9523,7 +12961,7 @@
       </w:rPr>
     </w:lvl>
   </w:abstractNum>
-  <w:abstractNum w:abstractNumId="14" w15:restartNumberingAfterBreak="0">
+  <w:abstractNum w:abstractNumId="18" w15:restartNumberingAfterBreak="0">
     <w:nsid w:val="3827783A"/>
     <w:multiLevelType w:val="multilevel"/>
     <w:tmpl w:val="21340CD8"/>
@@ -9636,7 +13074,7 @@
       </w:pPr>
     </w:lvl>
   </w:abstractNum>
-  <w:abstractNum w:abstractNumId="15" w15:restartNumberingAfterBreak="0">
+  <w:abstractNum w:abstractNumId="19" w15:restartNumberingAfterBreak="0">
     <w:nsid w:val="3E841B97"/>
     <w:multiLevelType w:val="multilevel"/>
     <w:tmpl w:val="4A00556E"/>
@@ -9785,7 +13223,7 @@
       </w:rPr>
     </w:lvl>
   </w:abstractNum>
-  <w:abstractNum w:abstractNumId="16" w15:restartNumberingAfterBreak="0">
+  <w:abstractNum w:abstractNumId="20" w15:restartNumberingAfterBreak="0">
     <w:nsid w:val="469333AD"/>
     <w:multiLevelType w:val="multilevel"/>
     <w:tmpl w:val="5D9A3006"/>
@@ -9934,7 +13372,7 @@
       </w:rPr>
     </w:lvl>
   </w:abstractNum>
-  <w:abstractNum w:abstractNumId="17" w15:restartNumberingAfterBreak="0">
+  <w:abstractNum w:abstractNumId="21" w15:restartNumberingAfterBreak="0">
     <w:nsid w:val="4D7E1C41"/>
     <w:multiLevelType w:val="hybridMultilevel"/>
     <w:tmpl w:val="F8FA22E2"/>
@@ -10046,7 +13484,156 @@
       </w:rPr>
     </w:lvl>
   </w:abstractNum>
-  <w:abstractNum w:abstractNumId="18" w15:restartNumberingAfterBreak="0">
+  <w:abstractNum w:abstractNumId="22" w15:restartNumberingAfterBreak="0">
+    <w:nsid w:val="50D77E11"/>
+    <w:multiLevelType w:val="multilevel"/>
+    <w:tmpl w:val="5D24BDA4"/>
+    <w:lvl w:ilvl="0">
+      <w:start w:val="1"/>
+      <w:numFmt w:val="bullet"/>
+      <w:lvlText w:val=""/>
+      <w:lvlJc w:val="left"/>
+      <w:pPr>
+        <w:tabs>
+          <w:tab w:val="num" w:pos="720"/>
+        </w:tabs>
+        <w:ind w:left="720" w:hanging="360"/>
+      </w:pPr>
+      <w:rPr>
+        <w:rFonts w:ascii="Symbol" w:hAnsi="Symbol" w:hint="default"/>
+        <w:sz w:val="20"/>
+      </w:rPr>
+    </w:lvl>
+    <w:lvl w:ilvl="1" w:tentative="1">
+      <w:start w:val="1"/>
+      <w:numFmt w:val="bullet"/>
+      <w:lvlText w:val="o"/>
+      <w:lvlJc w:val="left"/>
+      <w:pPr>
+        <w:tabs>
+          <w:tab w:val="num" w:pos="1440"/>
+        </w:tabs>
+        <w:ind w:left="1440" w:hanging="360"/>
+      </w:pPr>
+      <w:rPr>
+        <w:rFonts w:ascii="Courier New" w:hAnsi="Courier New" w:hint="default"/>
+        <w:sz w:val="20"/>
+      </w:rPr>
+    </w:lvl>
+    <w:lvl w:ilvl="2" w:tentative="1">
+      <w:start w:val="1"/>
+      <w:numFmt w:val="bullet"/>
+      <w:lvlText w:val=""/>
+      <w:lvlJc w:val="left"/>
+      <w:pPr>
+        <w:tabs>
+          <w:tab w:val="num" w:pos="2160"/>
+        </w:tabs>
+        <w:ind w:left="2160" w:hanging="360"/>
+      </w:pPr>
+      <w:rPr>
+        <w:rFonts w:ascii="Wingdings" w:hAnsi="Wingdings" w:hint="default"/>
+        <w:sz w:val="20"/>
+      </w:rPr>
+    </w:lvl>
+    <w:lvl w:ilvl="3" w:tentative="1">
+      <w:start w:val="1"/>
+      <w:numFmt w:val="bullet"/>
+      <w:lvlText w:val=""/>
+      <w:lvlJc w:val="left"/>
+      <w:pPr>
+        <w:tabs>
+          <w:tab w:val="num" w:pos="2880"/>
+        </w:tabs>
+        <w:ind w:left="2880" w:hanging="360"/>
+      </w:pPr>
+      <w:rPr>
+        <w:rFonts w:ascii="Wingdings" w:hAnsi="Wingdings" w:hint="default"/>
+        <w:sz w:val="20"/>
+      </w:rPr>
+    </w:lvl>
+    <w:lvl w:ilvl="4" w:tentative="1">
+      <w:start w:val="1"/>
+      <w:numFmt w:val="bullet"/>
+      <w:lvlText w:val=""/>
+      <w:lvlJc w:val="left"/>
+      <w:pPr>
+        <w:tabs>
+          <w:tab w:val="num" w:pos="3600"/>
+        </w:tabs>
+        <w:ind w:left="3600" w:hanging="360"/>
+      </w:pPr>
+      <w:rPr>
+        <w:rFonts w:ascii="Wingdings" w:hAnsi="Wingdings" w:hint="default"/>
+        <w:sz w:val="20"/>
+      </w:rPr>
+    </w:lvl>
+    <w:lvl w:ilvl="5" w:tentative="1">
+      <w:start w:val="1"/>
+      <w:numFmt w:val="bullet"/>
+      <w:lvlText w:val=""/>
+      <w:lvlJc w:val="left"/>
+      <w:pPr>
+        <w:tabs>
+          <w:tab w:val="num" w:pos="4320"/>
+        </w:tabs>
+        <w:ind w:left="4320" w:hanging="360"/>
+      </w:pPr>
+      <w:rPr>
+        <w:rFonts w:ascii="Wingdings" w:hAnsi="Wingdings" w:hint="default"/>
+        <w:sz w:val="20"/>
+      </w:rPr>
+    </w:lvl>
+    <w:lvl w:ilvl="6" w:tentative="1">
+      <w:start w:val="1"/>
+      <w:numFmt w:val="bullet"/>
+      <w:lvlText w:val=""/>
+      <w:lvlJc w:val="left"/>
+      <w:pPr>
+        <w:tabs>
+          <w:tab w:val="num" w:pos="5040"/>
+        </w:tabs>
+        <w:ind w:left="5040" w:hanging="360"/>
+      </w:pPr>
+      <w:rPr>
+        <w:rFonts w:ascii="Wingdings" w:hAnsi="Wingdings" w:hint="default"/>
+        <w:sz w:val="20"/>
+      </w:rPr>
+    </w:lvl>
+    <w:lvl w:ilvl="7" w:tentative="1">
+      <w:start w:val="1"/>
+      <w:numFmt w:val="bullet"/>
+      <w:lvlText w:val=""/>
+      <w:lvlJc w:val="left"/>
+      <w:pPr>
+        <w:tabs>
+          <w:tab w:val="num" w:pos="5760"/>
+        </w:tabs>
+        <w:ind w:left="5760" w:hanging="360"/>
+      </w:pPr>
+      <w:rPr>
+        <w:rFonts w:ascii="Wingdings" w:hAnsi="Wingdings" w:hint="default"/>
+        <w:sz w:val="20"/>
+      </w:rPr>
+    </w:lvl>
+    <w:lvl w:ilvl="8" w:tentative="1">
+      <w:start w:val="1"/>
+      <w:numFmt w:val="bullet"/>
+      <w:lvlText w:val=""/>
+      <w:lvlJc w:val="left"/>
+      <w:pPr>
+        <w:tabs>
+          <w:tab w:val="num" w:pos="6480"/>
+        </w:tabs>
+        <w:ind w:left="6480" w:hanging="360"/>
+      </w:pPr>
+      <w:rPr>
+        <w:rFonts w:ascii="Wingdings" w:hAnsi="Wingdings" w:hint="default"/>
+        <w:sz w:val="20"/>
+      </w:rPr>
+    </w:lvl>
+  </w:abstractNum>
+  <w:abstractNum w:abstractNumId="23" w15:restartNumberingAfterBreak="0">
     <w:nsid w:val="51240916"/>
     <w:multiLevelType w:val="hybridMultilevel"/>
     <w:tmpl w:val="69625CAC"/>
@@ -10159,7 +13746,7 @@
       </w:rPr>
     </w:lvl>
   </w:abstractNum>
-  <w:abstractNum w:abstractNumId="19" w15:restartNumberingAfterBreak="0">
+  <w:abstractNum w:abstractNumId="24" w15:restartNumberingAfterBreak="0">
     <w:nsid w:val="53692AC5"/>
     <w:multiLevelType w:val="hybridMultilevel"/>
     <w:tmpl w:val="1FEAAFBA"/>
@@ -10272,7 +13859,7 @@
       </w:rPr>
     </w:lvl>
   </w:abstractNum>
-  <w:abstractNum w:abstractNumId="20" w15:restartNumberingAfterBreak="0">
+  <w:abstractNum w:abstractNumId="25" w15:restartNumberingAfterBreak="0">
     <w:nsid w:val="57871700"/>
     <w:multiLevelType w:val="hybridMultilevel"/>
     <w:tmpl w:val="4DDEB6BC"/>
@@ -10384,7 +13971,7 @@
       </w:rPr>
     </w:lvl>
   </w:abstractNum>
-  <w:abstractNum w:abstractNumId="21" w15:restartNumberingAfterBreak="0">
+  <w:abstractNum w:abstractNumId="26" w15:restartNumberingAfterBreak="0">
     <w:nsid w:val="5C3B1141"/>
     <w:multiLevelType w:val="hybridMultilevel"/>
     <w:tmpl w:val="1B84E8DC"/>
@@ -10496,7 +14083,156 @@
       </w:rPr>
     </w:lvl>
   </w:abstractNum>
-  <w:abstractNum w:abstractNumId="22" w15:restartNumberingAfterBreak="0">
+  <w:abstractNum w:abstractNumId="27" w15:restartNumberingAfterBreak="0">
+    <w:nsid w:val="5C796882"/>
+    <w:multiLevelType w:val="multilevel"/>
+    <w:tmpl w:val="35FC68C8"/>
+    <w:lvl w:ilvl="0">
+      <w:start w:val="1"/>
+      <w:numFmt w:val="bullet"/>
+      <w:lvlText w:val=""/>
+      <w:lvlJc w:val="left"/>
+      <w:pPr>
+        <w:tabs>
+          <w:tab w:val="num" w:pos="720"/>
+        </w:tabs>
+        <w:ind w:left="720" w:hanging="360"/>
+      </w:pPr>
+      <w:rPr>
+        <w:rFonts w:ascii="Symbol" w:hAnsi="Symbol" w:hint="default"/>
+        <w:sz w:val="20"/>
+      </w:rPr>
+    </w:lvl>
+    <w:lvl w:ilvl="1" w:tentative="1">
+      <w:start w:val="1"/>
+      <w:numFmt w:val="bullet"/>
+      <w:lvlText w:val="o"/>
+      <w:lvlJc w:val="left"/>
+      <w:pPr>
+        <w:tabs>
+          <w:tab w:val="num" w:pos="1440"/>
+        </w:tabs>
+        <w:ind w:left="1440" w:hanging="360"/>
+      </w:pPr>
+      <w:rPr>
+        <w:rFonts w:ascii="Courier New" w:hAnsi="Courier New" w:hint="default"/>
+        <w:sz w:val="20"/>
+      </w:rPr>
+    </w:lvl>
+    <w:lvl w:ilvl="2" w:tentative="1">
+      <w:start w:val="1"/>
+      <w:numFmt w:val="bullet"/>
+      <w:lvlText w:val=""/>
+      <w:lvlJc w:val="left"/>
+      <w:pPr>
+        <w:tabs>
+          <w:tab w:val="num" w:pos="2160"/>
+        </w:tabs>
+        <w:ind w:left="2160" w:hanging="360"/>
+      </w:pPr>
+      <w:rPr>
+        <w:rFonts w:ascii="Wingdings" w:hAnsi="Wingdings" w:hint="default"/>
+        <w:sz w:val="20"/>
+      </w:rPr>
+    </w:lvl>
+    <w:lvl w:ilvl="3" w:tentative="1">
+      <w:start w:val="1"/>
+      <w:numFmt w:val="bullet"/>
+      <w:lvlText w:val=""/>
+      <w:lvlJc w:val="left"/>
+      <w:pPr>
+        <w:tabs>
+          <w:tab w:val="num" w:pos="2880"/>
+        </w:tabs>
+        <w:ind w:left="2880" w:hanging="360"/>
+      </w:pPr>
+      <w:rPr>
+        <w:rFonts w:ascii="Wingdings" w:hAnsi="Wingdings" w:hint="default"/>
+        <w:sz w:val="20"/>
+      </w:rPr>
+    </w:lvl>
+    <w:lvl w:ilvl="4" w:tentative="1">
+      <w:start w:val="1"/>
+      <w:numFmt w:val="bullet"/>
+      <w:lvlText w:val=""/>
+      <w:lvlJc w:val="left"/>
+      <w:pPr>
+        <w:tabs>
+          <w:tab w:val="num" w:pos="3600"/>
+        </w:tabs>
+        <w:ind w:left="3600" w:hanging="360"/>
+      </w:pPr>
+      <w:rPr>
+        <w:rFonts w:ascii="Wingdings" w:hAnsi="Wingdings" w:hint="default"/>
+        <w:sz w:val="20"/>
+      </w:rPr>
+    </w:lvl>
+    <w:lvl w:ilvl="5" w:tentative="1">
+      <w:start w:val="1"/>
+      <w:numFmt w:val="bullet"/>
+      <w:lvlText w:val=""/>
+      <w:lvlJc w:val="left"/>
+      <w:pPr>
+        <w:tabs>
+          <w:tab w:val="num" w:pos="4320"/>
+        </w:tabs>
+        <w:ind w:left="4320" w:hanging="360"/>
+      </w:pPr>
+      <w:rPr>
+        <w:rFonts w:ascii="Wingdings" w:hAnsi="Wingdings" w:hint="default"/>
+        <w:sz w:val="20"/>
+      </w:rPr>
+    </w:lvl>
+    <w:lvl w:ilvl="6" w:tentative="1">
+      <w:start w:val="1"/>
+      <w:numFmt w:val="bullet"/>
+      <w:lvlText w:val=""/>
+      <w:lvlJc w:val="left"/>
+      <w:pPr>
+        <w:tabs>
+          <w:tab w:val="num" w:pos="5040"/>
+        </w:tabs>
+        <w:ind w:left="5040" w:hanging="360"/>
+      </w:pPr>
+      <w:rPr>
+        <w:rFonts w:ascii="Wingdings" w:hAnsi="Wingdings" w:hint="default"/>
+        <w:sz w:val="20"/>
+      </w:rPr>
+    </w:lvl>
+    <w:lvl w:ilvl="7" w:tentative="1">
+      <w:start w:val="1"/>
+      <w:numFmt w:val="bullet"/>
+      <w:lvlText w:val=""/>
+      <w:lvlJc w:val="left"/>
+      <w:pPr>
+        <w:tabs>
+          <w:tab w:val="num" w:pos="5760"/>
+        </w:tabs>
+        <w:ind w:left="5760" w:hanging="360"/>
+      </w:pPr>
+      <w:rPr>
+        <w:rFonts w:ascii="Wingdings" w:hAnsi="Wingdings" w:hint="default"/>
+        <w:sz w:val="20"/>
+      </w:rPr>
+    </w:lvl>
+    <w:lvl w:ilvl="8" w:tentative="1">
+      <w:start w:val="1"/>
+      <w:numFmt w:val="bullet"/>
+      <w:lvlText w:val=""/>
+      <w:lvlJc w:val="left"/>
+      <w:pPr>
+        <w:tabs>
+          <w:tab w:val="num" w:pos="6480"/>
+        </w:tabs>
+        <w:ind w:left="6480" w:hanging="360"/>
+      </w:pPr>
+      <w:rPr>
+        <w:rFonts w:ascii="Wingdings" w:hAnsi="Wingdings" w:hint="default"/>
+        <w:sz w:val="20"/>
+      </w:rPr>
+    </w:lvl>
+  </w:abstractNum>
+  <w:abstractNum w:abstractNumId="28" w15:restartNumberingAfterBreak="0">
     <w:nsid w:val="5C853175"/>
     <w:multiLevelType w:val="hybridMultilevel"/>
     <w:tmpl w:val="227E7DD8"/>
@@ -10582,7 +14318,7 @@
       </w:pPr>
     </w:lvl>
   </w:abstractNum>
-  <w:abstractNum w:abstractNumId="23" w15:restartNumberingAfterBreak="0">
+  <w:abstractNum w:abstractNumId="29" w15:restartNumberingAfterBreak="0">
     <w:nsid w:val="63B72BBC"/>
     <w:multiLevelType w:val="multilevel"/>
     <w:tmpl w:val="301E5784"/>
@@ -10731,7 +14467,7 @@
       </w:rPr>
     </w:lvl>
   </w:abstractNum>
-  <w:abstractNum w:abstractNumId="24" w15:restartNumberingAfterBreak="0">
+  <w:abstractNum w:abstractNumId="30" w15:restartNumberingAfterBreak="0">
     <w:nsid w:val="68C776AB"/>
     <w:multiLevelType w:val="hybridMultilevel"/>
     <w:tmpl w:val="8E4C8DA8"/>
@@ -10817,7 +14553,7 @@
       </w:pPr>
     </w:lvl>
   </w:abstractNum>
-  <w:abstractNum w:abstractNumId="25" w15:restartNumberingAfterBreak="0">
+  <w:abstractNum w:abstractNumId="31" w15:restartNumberingAfterBreak="0">
     <w:nsid w:val="6BF724F0"/>
     <w:multiLevelType w:val="hybridMultilevel"/>
     <w:tmpl w:val="725470DC"/>
@@ -10903,7 +14639,156 @@
       </w:pPr>
     </w:lvl>
   </w:abstractNum>
-  <w:abstractNum w:abstractNumId="26" w15:restartNumberingAfterBreak="0">
+  <w:abstractNum w:abstractNumId="32" w15:restartNumberingAfterBreak="0">
+    <w:nsid w:val="72A335D6"/>
+    <w:multiLevelType w:val="multilevel"/>
+    <w:tmpl w:val="445622E2"/>
+    <w:lvl w:ilvl="0">
+      <w:start w:val="1"/>
+      <w:numFmt w:val="bullet"/>
+      <w:lvlText w:val=""/>
+      <w:lvlJc w:val="left"/>
+      <w:pPr>
+        <w:tabs>
+          <w:tab w:val="num" w:pos="720"/>
+        </w:tabs>
+        <w:ind w:left="720" w:hanging="360"/>
+      </w:pPr>
+      <w:rPr>
+        <w:rFonts w:ascii="Symbol" w:hAnsi="Symbol" w:hint="default"/>
+        <w:sz w:val="20"/>
+      </w:rPr>
+    </w:lvl>
+    <w:lvl w:ilvl="1" w:tentative="1">
+      <w:start w:val="1"/>
+      <w:numFmt w:val="bullet"/>
+      <w:lvlText w:val="o"/>
+      <w:lvlJc w:val="left"/>
+      <w:pPr>
+        <w:tabs>
+          <w:tab w:val="num" w:pos="1440"/>
+        </w:tabs>
+        <w:ind w:left="1440" w:hanging="360"/>
+      </w:pPr>
+      <w:rPr>
+        <w:rFonts w:ascii="Courier New" w:hAnsi="Courier New" w:hint="default"/>
+        <w:sz w:val="20"/>
+      </w:rPr>
+    </w:lvl>
+    <w:lvl w:ilvl="2" w:tentative="1">
+      <w:start w:val="1"/>
+      <w:numFmt w:val="bullet"/>
+      <w:lvlText w:val=""/>
+      <w:lvlJc w:val="left"/>
+      <w:pPr>
+        <w:tabs>
+          <w:tab w:val="num" w:pos="2160"/>
+        </w:tabs>
+        <w:ind w:left="2160" w:hanging="360"/>
+      </w:pPr>
+      <w:rPr>
+        <w:rFonts w:ascii="Wingdings" w:hAnsi="Wingdings" w:hint="default"/>
+        <w:sz w:val="20"/>
+      </w:rPr>
+    </w:lvl>
+    <w:lvl w:ilvl="3" w:tentative="1">
+      <w:start w:val="1"/>
+      <w:numFmt w:val="bullet"/>
+      <w:lvlText w:val=""/>
+      <w:lvlJc w:val="left"/>
+      <w:pPr>
+        <w:tabs>
+          <w:tab w:val="num" w:pos="2880"/>
+        </w:tabs>
+        <w:ind w:left="2880" w:hanging="360"/>
+      </w:pPr>
+      <w:rPr>
+        <w:rFonts w:ascii="Wingdings" w:hAnsi="Wingdings" w:hint="default"/>
+        <w:sz w:val="20"/>
+      </w:rPr>
+    </w:lvl>
+    <w:lvl w:ilvl="4" w:tentative="1">
+      <w:start w:val="1"/>
+      <w:numFmt w:val="bullet"/>
+      <w:lvlText w:val=""/>
+      <w:lvlJc w:val="left"/>
+      <w:pPr>
+        <w:tabs>
+          <w:tab w:val="num" w:pos="3600"/>
+        </w:tabs>
+        <w:ind w:left="3600" w:hanging="360"/>
+      </w:pPr>
+      <w:rPr>
+        <w:rFonts w:ascii="Wingdings" w:hAnsi="Wingdings" w:hint="default"/>
+        <w:sz w:val="20"/>
+      </w:rPr>
+    </w:lvl>
+    <w:lvl w:ilvl="5" w:tentative="1">
+      <w:start w:val="1"/>
+      <w:numFmt w:val="bullet"/>
+      <w:lvlText w:val=""/>
+      <w:lvlJc w:val="left"/>
+      <w:pPr>
+        <w:tabs>
+          <w:tab w:val="num" w:pos="4320"/>
+        </w:tabs>
+        <w:ind w:left="4320" w:hanging="360"/>
+      </w:pPr>
+      <w:rPr>
+        <w:rFonts w:ascii="Wingdings" w:hAnsi="Wingdings" w:hint="default"/>
+        <w:sz w:val="20"/>
+      </w:rPr>
+    </w:lvl>
+    <w:lvl w:ilvl="6" w:tentative="1">
+      <w:start w:val="1"/>
+      <w:numFmt w:val="bullet"/>
+      <w:lvlText w:val=""/>
+      <w:lvlJc w:val="left"/>
+      <w:pPr>
+        <w:tabs>
+          <w:tab w:val="num" w:pos="5040"/>
+        </w:tabs>
+        <w:ind w:left="5040" w:hanging="360"/>
+      </w:pPr>
+      <w:rPr>
+        <w:rFonts w:ascii="Wingdings" w:hAnsi="Wingdings" w:hint="default"/>
+        <w:sz w:val="20"/>
+      </w:rPr>
+    </w:lvl>
+    <w:lvl w:ilvl="7" w:tentative="1">
+      <w:start w:val="1"/>
+      <w:numFmt w:val="bullet"/>
+      <w:lvlText w:val=""/>
+      <w:lvlJc w:val="left"/>
+      <w:pPr>
+        <w:tabs>
+          <w:tab w:val="num" w:pos="5760"/>
+        </w:tabs>
+        <w:ind w:left="5760" w:hanging="360"/>
+      </w:pPr>
+      <w:rPr>
+        <w:rFonts w:ascii="Wingdings" w:hAnsi="Wingdings" w:hint="default"/>
+        <w:sz w:val="20"/>
+      </w:rPr>
+    </w:lvl>
+    <w:lvl w:ilvl="8" w:tentative="1">
+      <w:start w:val="1"/>
+      <w:numFmt w:val="bullet"/>
+      <w:lvlText w:val=""/>
+      <w:lvlJc w:val="left"/>
+      <w:pPr>
+        <w:tabs>
+          <w:tab w:val="num" w:pos="6480"/>
+        </w:tabs>
+        <w:ind w:left="6480" w:hanging="360"/>
+      </w:pPr>
+      <w:rPr>
+        <w:rFonts w:ascii="Wingdings" w:hAnsi="Wingdings" w:hint="default"/>
+        <w:sz w:val="20"/>
+      </w:rPr>
+    </w:lvl>
+  </w:abstractNum>
+  <w:abstractNum w:abstractNumId="33" w15:restartNumberingAfterBreak="0">
     <w:nsid w:val="72F8528F"/>
     <w:multiLevelType w:val="multilevel"/>
     <w:tmpl w:val="EEB40D5E"/>
@@ -11016,7 +14901,7 @@
       </w:pPr>
     </w:lvl>
   </w:abstractNum>
-  <w:abstractNum w:abstractNumId="27" w15:restartNumberingAfterBreak="0">
+  <w:abstractNum w:abstractNumId="34" w15:restartNumberingAfterBreak="0">
     <w:nsid w:val="77357752"/>
     <w:multiLevelType w:val="hybridMultilevel"/>
     <w:tmpl w:val="B4EC464A"/>
@@ -11129,7 +15014,7 @@
       </w:rPr>
     </w:lvl>
   </w:abstractNum>
-  <w:abstractNum w:abstractNumId="28" w15:restartNumberingAfterBreak="0">
+  <w:abstractNum w:abstractNumId="35" w15:restartNumberingAfterBreak="0">
     <w:nsid w:val="77986057"/>
     <w:multiLevelType w:val="hybridMultilevel"/>
     <w:tmpl w:val="8EE46B6E"/>
@@ -11241,7 +15126,7 @@
       </w:rPr>
     </w:lvl>
   </w:abstractNum>
-  <w:abstractNum w:abstractNumId="29" w15:restartNumberingAfterBreak="0">
+  <w:abstractNum w:abstractNumId="36" w15:restartNumberingAfterBreak="0">
     <w:nsid w:val="77A13C15"/>
     <w:multiLevelType w:val="multilevel"/>
     <w:tmpl w:val="5BE280F2"/>
@@ -11390,7 +15275,7 @@
       </w:rPr>
     </w:lvl>
   </w:abstractNum>
-  <w:abstractNum w:abstractNumId="30" w15:restartNumberingAfterBreak="0">
+  <w:abstractNum w:abstractNumId="37" w15:restartNumberingAfterBreak="0">
     <w:nsid w:val="7E4902C3"/>
     <w:multiLevelType w:val="multilevel"/>
     <w:tmpl w:val="40BA9E6A"/>
@@ -11503,98 +15388,271 @@
       </w:pPr>
     </w:lvl>
   </w:abstractNum>
+  <w:abstractNum w:abstractNumId="38" w15:restartNumberingAfterBreak="0">
+    <w:nsid w:val="7F926A2D"/>
+    <w:multiLevelType w:val="multilevel"/>
+    <w:tmpl w:val="3C3408D6"/>
+    <w:lvl w:ilvl="0">
+      <w:start w:val="1"/>
+      <w:numFmt w:val="bullet"/>
+      <w:lvlText w:val=""/>
+      <w:lvlJc w:val="left"/>
+      <w:pPr>
+        <w:tabs>
+          <w:tab w:val="num" w:pos="720"/>
+        </w:tabs>
+        <w:ind w:left="720" w:hanging="360"/>
+      </w:pPr>
+      <w:rPr>
+        <w:rFonts w:ascii="Symbol" w:hAnsi="Symbol" w:hint="default"/>
+        <w:sz w:val="20"/>
+      </w:rPr>
+    </w:lvl>
+    <w:lvl w:ilvl="1" w:tentative="1">
+      <w:start w:val="1"/>
+      <w:numFmt w:val="bullet"/>
+      <w:lvlText w:val="o"/>
+      <w:lvlJc w:val="left"/>
+      <w:pPr>
+        <w:tabs>
+          <w:tab w:val="num" w:pos="1440"/>
+        </w:tabs>
+        <w:ind w:left="1440" w:hanging="360"/>
+      </w:pPr>
+      <w:rPr>
+        <w:rFonts w:ascii="Courier New" w:hAnsi="Courier New" w:hint="default"/>
+        <w:sz w:val="20"/>
+      </w:rPr>
+    </w:lvl>
+    <w:lvl w:ilvl="2" w:tentative="1">
+      <w:start w:val="1"/>
+      <w:numFmt w:val="bullet"/>
+      <w:lvlText w:val=""/>
+      <w:lvlJc w:val="left"/>
+      <w:pPr>
+        <w:tabs>
+          <w:tab w:val="num" w:pos="2160"/>
+        </w:tabs>
+        <w:ind w:left="2160" w:hanging="360"/>
+      </w:pPr>
+      <w:rPr>
+        <w:rFonts w:ascii="Wingdings" w:hAnsi="Wingdings" w:hint="default"/>
+        <w:sz w:val="20"/>
+      </w:rPr>
+    </w:lvl>
+    <w:lvl w:ilvl="3" w:tentative="1">
+      <w:start w:val="1"/>
+      <w:numFmt w:val="bullet"/>
+      <w:lvlText w:val=""/>
+      <w:lvlJc w:val="left"/>
+      <w:pPr>
+        <w:tabs>
+          <w:tab w:val="num" w:pos="2880"/>
+        </w:tabs>
+        <w:ind w:left="2880" w:hanging="360"/>
+      </w:pPr>
+      <w:rPr>
+        <w:rFonts w:ascii="Wingdings" w:hAnsi="Wingdings" w:hint="default"/>
+        <w:sz w:val="20"/>
+      </w:rPr>
+    </w:lvl>
+    <w:lvl w:ilvl="4" w:tentative="1">
+      <w:start w:val="1"/>
+      <w:numFmt w:val="bullet"/>
+      <w:lvlText w:val=""/>
+      <w:lvlJc w:val="left"/>
+      <w:pPr>
+        <w:tabs>
+          <w:tab w:val="num" w:pos="3600"/>
+        </w:tabs>
+        <w:ind w:left="3600" w:hanging="360"/>
+      </w:pPr>
+      <w:rPr>
+        <w:rFonts w:ascii="Wingdings" w:hAnsi="Wingdings" w:hint="default"/>
+        <w:sz w:val="20"/>
+      </w:rPr>
+    </w:lvl>
+    <w:lvl w:ilvl="5" w:tentative="1">
+      <w:start w:val="1"/>
+      <w:numFmt w:val="bullet"/>
+      <w:lvlText w:val=""/>
+      <w:lvlJc w:val="left"/>
+      <w:pPr>
+        <w:tabs>
+          <w:tab w:val="num" w:pos="4320"/>
+        </w:tabs>
+        <w:ind w:left="4320" w:hanging="360"/>
+      </w:pPr>
+      <w:rPr>
+        <w:rFonts w:ascii="Wingdings" w:hAnsi="Wingdings" w:hint="default"/>
+        <w:sz w:val="20"/>
+      </w:rPr>
+    </w:lvl>
+    <w:lvl w:ilvl="6" w:tentative="1">
+      <w:start w:val="1"/>
+      <w:numFmt w:val="bullet"/>
+      <w:lvlText w:val=""/>
+      <w:lvlJc w:val="left"/>
+      <w:pPr>
+        <w:tabs>
+          <w:tab w:val="num" w:pos="5040"/>
+        </w:tabs>
+        <w:ind w:left="5040" w:hanging="360"/>
+      </w:pPr>
+      <w:rPr>
+        <w:rFonts w:ascii="Wingdings" w:hAnsi="Wingdings" w:hint="default"/>
+        <w:sz w:val="20"/>
+      </w:rPr>
+    </w:lvl>
+    <w:lvl w:ilvl="7" w:tentative="1">
+      <w:start w:val="1"/>
+      <w:numFmt w:val="bullet"/>
+      <w:lvlText w:val=""/>
+      <w:lvlJc w:val="left"/>
+      <w:pPr>
+        <w:tabs>
+          <w:tab w:val="num" w:pos="5760"/>
+        </w:tabs>
+        <w:ind w:left="5760" w:hanging="360"/>
+      </w:pPr>
+      <w:rPr>
+        <w:rFonts w:ascii="Wingdings" w:hAnsi="Wingdings" w:hint="default"/>
+        <w:sz w:val="20"/>
+      </w:rPr>
+    </w:lvl>
+    <w:lvl w:ilvl="8" w:tentative="1">
+      <w:start w:val="1"/>
+      <w:numFmt w:val="bullet"/>
+      <w:lvlText w:val=""/>
+      <w:lvlJc w:val="left"/>
+      <w:pPr>
+        <w:tabs>
+          <w:tab w:val="num" w:pos="6480"/>
+        </w:tabs>
+        <w:ind w:left="6480" w:hanging="360"/>
+      </w:pPr>
+      <w:rPr>
+        <w:rFonts w:ascii="Wingdings" w:hAnsi="Wingdings" w:hint="default"/>
+        <w:sz w:val="20"/>
+      </w:rPr>
+    </w:lvl>
+  </w:abstractNum>
   <w:num w:numId="1" w16cid:durableId="806436030">
-    <w:abstractNumId w:val="12"/>
+    <w:abstractNumId w:val="16"/>
   </w:num>
   <w:num w:numId="2" w16cid:durableId="2013678550">
+    <w:abstractNumId w:val="17"/>
+  </w:num>
+  <w:num w:numId="3" w16cid:durableId="686492126">
     <w:abstractNumId w:val="13"/>
   </w:num>
-  <w:num w:numId="3" w16cid:durableId="686492126">
-    <w:abstractNumId w:val="9"/>
-  </w:num>
   <w:num w:numId="4" w16cid:durableId="2125994872">
-    <w:abstractNumId w:val="3"/>
+    <w:abstractNumId w:val="4"/>
   </w:num>
   <w:num w:numId="5" w16cid:durableId="748768883">
-    <w:abstractNumId w:val="24"/>
+    <w:abstractNumId w:val="30"/>
   </w:num>
   <w:num w:numId="6" w16cid:durableId="1172715949">
-    <w:abstractNumId w:val="22"/>
+    <w:abstractNumId w:val="28"/>
   </w:num>
   <w:num w:numId="7" w16cid:durableId="1503470303">
-    <w:abstractNumId w:val="25"/>
+    <w:abstractNumId w:val="31"/>
   </w:num>
   <w:num w:numId="8" w16cid:durableId="174076587">
-    <w:abstractNumId w:val="4"/>
+    <w:abstractNumId w:val="5"/>
   </w:num>
   <w:num w:numId="9" w16cid:durableId="1002124734">
     <w:abstractNumId w:val="0"/>
   </w:num>
   <w:num w:numId="10" w16cid:durableId="1490292549">
+    <w:abstractNumId w:val="3"/>
+  </w:num>
+  <w:num w:numId="11" w16cid:durableId="1660384488">
+    <w:abstractNumId w:val="29"/>
+  </w:num>
+  <w:num w:numId="12" w16cid:durableId="667708548">
+    <w:abstractNumId w:val="15"/>
+  </w:num>
+  <w:num w:numId="13" w16cid:durableId="692415332">
+    <w:abstractNumId w:val="36"/>
+  </w:num>
+  <w:num w:numId="14" w16cid:durableId="1744452392">
+    <w:abstractNumId w:val="20"/>
+  </w:num>
+  <w:num w:numId="15" w16cid:durableId="1183518552">
+    <w:abstractNumId w:val="24"/>
+  </w:num>
+  <w:num w:numId="16" w16cid:durableId="793982324">
+    <w:abstractNumId w:val="6"/>
+  </w:num>
+  <w:num w:numId="17" w16cid:durableId="1390684530">
+    <w:abstractNumId w:val="23"/>
+  </w:num>
+  <w:num w:numId="18" w16cid:durableId="189535801">
+    <w:abstractNumId w:val="18"/>
+  </w:num>
+  <w:num w:numId="19" w16cid:durableId="1863006210">
+    <w:abstractNumId w:val="37"/>
+  </w:num>
+  <w:num w:numId="20" w16cid:durableId="632055981">
+    <w:abstractNumId w:val="33"/>
+  </w:num>
+  <w:num w:numId="21" w16cid:durableId="1560942506">
+    <w:abstractNumId w:val="11"/>
+  </w:num>
+  <w:num w:numId="22" w16cid:durableId="455103605">
+    <w:abstractNumId w:val="25"/>
+  </w:num>
+  <w:num w:numId="23" w16cid:durableId="1043867953">
+    <w:abstractNumId w:val="14"/>
+  </w:num>
+  <w:num w:numId="24" w16cid:durableId="1200557990">
+    <w:abstractNumId w:val="35"/>
+  </w:num>
+  <w:num w:numId="25" w16cid:durableId="656033165">
+    <w:abstractNumId w:val="21"/>
+  </w:num>
+  <w:num w:numId="26" w16cid:durableId="2029598772">
+    <w:abstractNumId w:val="26"/>
+  </w:num>
+  <w:num w:numId="27" w16cid:durableId="1307856649">
+    <w:abstractNumId w:val="34"/>
+  </w:num>
+  <w:num w:numId="28" w16cid:durableId="308940191">
+    <w:abstractNumId w:val="8"/>
+  </w:num>
+  <w:num w:numId="29" w16cid:durableId="713382455">
+    <w:abstractNumId w:val="12"/>
+  </w:num>
+  <w:num w:numId="30" w16cid:durableId="2011980362">
+    <w:abstractNumId w:val="19"/>
+  </w:num>
+  <w:num w:numId="31" w16cid:durableId="1260673016">
     <w:abstractNumId w:val="2"/>
   </w:num>
-  <w:num w:numId="11" w16cid:durableId="1660384488">
-    <w:abstractNumId w:val="23"/>
+  <w:num w:numId="32" w16cid:durableId="1702634595">
+    <w:abstractNumId w:val="22"/>
   </w:num>
-  <w:num w:numId="12" w16cid:durableId="667708548">
-    <w:abstractNumId w:val="11"/>
+  <w:num w:numId="33" w16cid:durableId="920214162">
+    <w:abstractNumId w:val="9"/>
   </w:num>
-  <w:num w:numId="13" w16cid:durableId="692415332">
-    <w:abstractNumId w:val="29"/>
-  </w:num>
-  <w:num w:numId="14" w16cid:durableId="1744452392">
-    <w:abstractNumId w:val="16"/>
-  </w:num>
-  <w:num w:numId="15" w16cid:durableId="1183518552">
-    <w:abstractNumId w:val="19"/>
-  </w:num>
-  <w:num w:numId="16" w16cid:durableId="793982324">
-    <w:abstractNumId w:val="5"/>
-  </w:num>
-  <w:num w:numId="17" w16cid:durableId="1390684530">
-    <w:abstractNumId w:val="18"/>
-  </w:num>
-  <w:num w:numId="18" w16cid:durableId="189535801">
-    <w:abstractNumId w:val="14"/>
-  </w:num>
-  <w:num w:numId="19" w16cid:durableId="1863006210">
-    <w:abstractNumId w:val="30"/>
-  </w:num>
-  <w:num w:numId="20" w16cid:durableId="632055981">
-    <w:abstractNumId w:val="26"/>
-  </w:num>
-  <w:num w:numId="21" w16cid:durableId="1560942506">
-    <w:abstractNumId w:val="7"/>
-  </w:num>
-  <w:num w:numId="22" w16cid:durableId="455103605">
-    <w:abstractNumId w:val="20"/>
-  </w:num>
-  <w:num w:numId="23" w16cid:durableId="1043867953">
+  <w:num w:numId="34" w16cid:durableId="107166409">
     <w:abstractNumId w:val="10"/>
   </w:num>
-  <w:num w:numId="24" w16cid:durableId="1200557990">
-    <w:abstractNumId w:val="28"/>
+  <w:num w:numId="35" w16cid:durableId="2126150343">
+    <w:abstractNumId w:val="1"/>
   </w:num>
-  <w:num w:numId="25" w16cid:durableId="656033165">
-    <w:abstractNumId w:val="17"/>
+  <w:num w:numId="36" w16cid:durableId="993727077">
+    <w:abstractNumId w:val="38"/>
   </w:num>
-  <w:num w:numId="26" w16cid:durableId="2029598772">
-    <w:abstractNumId w:val="21"/>
-  </w:num>
-  <w:num w:numId="27" w16cid:durableId="1307856649">
+  <w:num w:numId="37" w16cid:durableId="279535892">
     <w:abstractNumId w:val="27"/>
   </w:num>
-  <w:num w:numId="28" w16cid:durableId="308940191">
-    <w:abstractNumId w:val="6"/>
+  <w:num w:numId="38" w16cid:durableId="1274096752">
+    <w:abstractNumId w:val="32"/>
   </w:num>
-  <w:num w:numId="29" w16cid:durableId="713382455">
-    <w:abstractNumId w:val="8"/>
-  </w:num>
-  <w:num w:numId="30" w16cid:durableId="2011980362">
-    <w:abstractNumId w:val="15"/>
-  </w:num>
-  <w:num w:numId="31" w16cid:durableId="1260673016">
-    <w:abstractNumId w:val="1"/>
+  <w:num w:numId="39" w16cid:durableId="1536652715">
+    <w:abstractNumId w:val="7"/>
   </w:num>
 </w:numbering>
 </file>
@@ -12598,6 +16656,21 @@
     <w:unhideWhenUsed/>
     <w:rsid w:val="00722D83"/>
   </w:style>
+  <w:style w:type="paragraph" w:customStyle="1" w:styleId="isselectedend">
+    <w:name w:val="isselectedend"/>
+    <w:basedOn w:val="Normal"/>
+    <w:rsid w:val="001D30B3"/>
+    <w:pPr>
+      <w:spacing w:before="100" w:beforeAutospacing="1" w:after="100" w:afterAutospacing="1" w:line="240" w:lineRule="auto"/>
+      <w:ind w:left="0" w:firstLine="0"/>
+    </w:pPr>
+    <w:rPr>
+      <w:color w:val="auto"/>
+      <w:kern w:val="0"/>
+      <w:sz w:val="24"/>
+      <w14:ligatures w14:val="none"/>
+    </w:rPr>
+  </w:style>
 </w:styles>
 </file>
 
